--- a/BRD.docx
+++ b/BRD.docx
@@ -368,6 +368,42 @@
     </w:p>
     <w:p>
       <w:pPr>
+        <w:rPr>
+          <w:rFonts w:cstheme="minorHAnsi"/>
+        </w:rPr>
+      </w:pPr>
+      <w:r>
+        <w:rPr>
+          <w:rFonts w:ascii="Segoe UI" w:hAnsi="Segoe UI" w:cs="Segoe UI"/>
+          <w:sz w:val="20"/>
+          <w:szCs w:val="20"/>
+          <w:shd w:val="clear" w:color="auto" w:fill="202122"/>
+        </w:rPr>
+        <w:t xml:space="preserve">dealer should be able to add more than 1 product and quantity in same order </w:t>
+      </w:r>
+      <w:proofErr w:type="spellStart"/>
+      <w:r>
+        <w:rPr>
+          <w:rFonts w:ascii="Segoe UI" w:hAnsi="Segoe UI" w:cs="Segoe UI"/>
+          <w:sz w:val="20"/>
+          <w:szCs w:val="20"/>
+          <w:shd w:val="clear" w:color="auto" w:fill="202122"/>
+        </w:rPr>
+        <w:t>screen.rest</w:t>
+      </w:r>
+      <w:proofErr w:type="spellEnd"/>
+      <w:r>
+        <w:rPr>
+          <w:rFonts w:ascii="Segoe UI" w:hAnsi="Segoe UI" w:cs="Segoe UI"/>
+          <w:sz w:val="20"/>
+          <w:szCs w:val="20"/>
+          <w:shd w:val="clear" w:color="auto" w:fill="202122"/>
+        </w:rPr>
+        <w:t xml:space="preserve"> of the info like ship to party , contact number , delivery address , loading type , preferred loading location will be common to all products.</w:t>
+      </w:r>
+    </w:p>
+    <w:p>
+      <w:pPr>
         <w:pStyle w:val="ListParagraph"/>
         <w:numPr>
           <w:ilvl w:val="0"/>
@@ -897,8 +933,288 @@
         <w:rPr>
           <w:rFonts w:cstheme="minorHAnsi"/>
         </w:rPr>
+        <w:t>3.2 System Display (Dashboard)</w:t>
+      </w:r>
+    </w:p>
+    <w:p>
+      <w:pPr>
+        <w:ind w:left="720"/>
+        <w:rPr>
+          <w:rFonts w:cstheme="minorHAnsi"/>
+        </w:rPr>
+      </w:pPr>
+      <w:r>
+        <w:rPr>
+          <w:rFonts w:cstheme="minorHAnsi"/>
+        </w:rPr>
+        <w:t xml:space="preserve">Dealer should </w:t>
+      </w:r>
+      <w:r>
+        <w:rPr>
+          <w:rFonts w:cstheme="minorHAnsi"/>
+        </w:rPr>
+        <w:t>see All orders placed in last T-2 days</w:t>
+      </w:r>
+    </w:p>
+    <w:p>
+      <w:pPr>
+        <w:ind w:left="720"/>
+        <w:rPr>
+          <w:rFonts w:cstheme="minorHAnsi"/>
+        </w:rPr>
+      </w:pPr>
+      <w:r>
+        <w:rPr>
+          <w:rFonts w:cstheme="minorHAnsi"/>
+        </w:rPr>
+        <w:tab/>
+        <w:t>•</w:t>
+      </w:r>
+      <w:r>
+        <w:rPr>
+          <w:rFonts w:cstheme="minorHAnsi"/>
+        </w:rPr>
+        <w:tab/>
+        <w:t>Remaining limit</w:t>
+      </w:r>
+    </w:p>
+    <w:p>
+      <w:pPr>
+        <w:ind w:left="720"/>
+        <w:rPr>
+          <w:rFonts w:cstheme="minorHAnsi"/>
+        </w:rPr>
+      </w:pPr>
+      <w:r>
+        <w:rPr>
+          <w:rFonts w:cstheme="minorHAnsi"/>
+        </w:rPr>
+        <w:tab/>
+        <w:t>•</w:t>
+      </w:r>
+      <w:r>
+        <w:rPr>
+          <w:rFonts w:cstheme="minorHAnsi"/>
+        </w:rPr>
+        <w:tab/>
+        <w:t>Order ID</w:t>
+      </w:r>
+    </w:p>
+    <w:p>
+      <w:pPr>
+        <w:ind w:left="720"/>
+        <w:rPr>
+          <w:rFonts w:cstheme="minorHAnsi"/>
+        </w:rPr>
+      </w:pPr>
+      <w:r>
+        <w:rPr>
+          <w:rFonts w:cstheme="minorHAnsi"/>
+        </w:rPr>
+        <w:tab/>
+        <w:t>•</w:t>
+      </w:r>
+      <w:r>
+        <w:rPr>
+          <w:rFonts w:cstheme="minorHAnsi"/>
+        </w:rPr>
+        <w:tab/>
+        <w:t>Product</w:t>
+      </w:r>
+    </w:p>
+    <w:p>
+      <w:pPr>
+        <w:ind w:left="720"/>
+        <w:rPr>
+          <w:rFonts w:cstheme="minorHAnsi"/>
+        </w:rPr>
+      </w:pPr>
+      <w:r>
+        <w:rPr>
+          <w:rFonts w:cstheme="minorHAnsi"/>
+        </w:rPr>
+        <w:tab/>
+        <w:t>•</w:t>
+      </w:r>
+      <w:r>
+        <w:rPr>
+          <w:rFonts w:cstheme="minorHAnsi"/>
+        </w:rPr>
+        <w:tab/>
+        <w:t>Quantity</w:t>
+      </w:r>
+    </w:p>
+    <w:p>
+      <w:pPr>
+        <w:ind w:left="720"/>
+        <w:rPr>
+          <w:rFonts w:cstheme="minorHAnsi"/>
+        </w:rPr>
+      </w:pPr>
+      <w:r>
+        <w:rPr>
+          <w:rFonts w:cstheme="minorHAnsi"/>
+        </w:rPr>
+        <w:tab/>
+        <w:t>•</w:t>
+      </w:r>
+      <w:r>
+        <w:rPr>
+          <w:rFonts w:cstheme="minorHAnsi"/>
+        </w:rPr>
+        <w:tab/>
+        <w:t>Delivery Location</w:t>
+      </w:r>
+    </w:p>
+    <w:p>
+      <w:pPr>
+        <w:ind w:left="720"/>
+        <w:rPr>
+          <w:rFonts w:cstheme="minorHAnsi"/>
+        </w:rPr>
+      </w:pPr>
+      <w:r>
+        <w:rPr>
+          <w:rFonts w:cstheme="minorHAnsi"/>
+        </w:rPr>
+        <w:tab/>
+        <w:t>•</w:t>
+      </w:r>
+      <w:r>
+        <w:rPr>
+          <w:rFonts w:cstheme="minorHAnsi"/>
+        </w:rPr>
+        <w:tab/>
+        <w:t>Order Date and Time (Autogenerated)</w:t>
+      </w:r>
+    </w:p>
+    <w:p>
+      <w:pPr>
+        <w:ind w:left="720"/>
+        <w:rPr>
+          <w:rFonts w:cstheme="minorHAnsi"/>
+        </w:rPr>
+      </w:pPr>
+      <w:r>
+        <w:rPr>
+          <w:rFonts w:cstheme="minorHAnsi"/>
+        </w:rPr>
+        <w:tab/>
+        <w:t>•</w:t>
+      </w:r>
+      <w:r>
+        <w:rPr>
+          <w:rFonts w:cstheme="minorHAnsi"/>
+        </w:rPr>
+        <w:tab/>
+        <w:t>Status</w:t>
+      </w:r>
+    </w:p>
+    <w:p>
+      <w:pPr>
+        <w:ind w:left="720"/>
+        <w:rPr>
+          <w:rFonts w:cstheme="minorHAnsi"/>
+        </w:rPr>
+      </w:pPr>
+      <w:r>
+        <w:rPr>
+          <w:rFonts w:cstheme="minorHAnsi"/>
+        </w:rPr>
+        <w:tab/>
+        <w:t>•</w:t>
+      </w:r>
+      <w:r>
+        <w:rPr>
+          <w:rFonts w:cstheme="minorHAnsi"/>
+        </w:rPr>
+        <w:tab/>
+        <w:t>Dispatch Details (Vehicle Number and Mobile No of the driver. Dealer can call the driver directly from the screen)</w:t>
+      </w:r>
+    </w:p>
+    <w:p>
+      <w:pPr>
+        <w:ind w:left="720"/>
+        <w:rPr>
+          <w:rFonts w:cstheme="minorHAnsi"/>
+        </w:rPr>
+      </w:pPr>
+      <w:r>
+        <w:rPr>
+          <w:rFonts w:cstheme="minorHAnsi"/>
+        </w:rPr>
+        <w:tab/>
+        <w:t>•</w:t>
+      </w:r>
+      <w:r>
+        <w:rPr>
+          <w:rFonts w:cstheme="minorHAnsi"/>
+        </w:rPr>
+        <w:tab/>
+        <w:t xml:space="preserve">Action </w:t>
+      </w:r>
+    </w:p>
+    <w:p>
+      <w:pPr>
+        <w:ind w:left="720"/>
+        <w:rPr>
+          <w:rFonts w:cstheme="minorHAnsi"/>
+        </w:rPr>
+      </w:pPr>
+    </w:p>
+    <w:p>
+      <w:pPr>
+        <w:rPr>
+          <w:rFonts w:cstheme="minorHAnsi"/>
+        </w:rPr>
+      </w:pPr>
+      <w:r>
+        <w:rPr>
+          <w:rFonts w:cstheme="minorHAnsi"/>
+        </w:rPr>
+        <w:t>3.3 Order Tracking</w:t>
+      </w:r>
+      <w:r>
+        <w:rPr>
+          <w:rFonts w:cstheme="minorHAnsi"/>
+        </w:rPr>
+        <w:t xml:space="preserve"> (these are the different status possible for orders)</w:t>
+      </w:r>
+    </w:p>
+    <w:p>
+      <w:pPr>
+        <w:rPr>
+          <w:rFonts w:cstheme="minorHAnsi"/>
+        </w:rPr>
+      </w:pPr>
+      <w:r>
+        <w:rPr>
+          <w:rFonts w:cstheme="minorHAnsi"/>
+        </w:rPr>
+        <w:t>Order history should be categorised:</w:t>
+      </w:r>
+    </w:p>
+    <w:p>
+      <w:pPr>
+        <w:ind w:left="720"/>
+        <w:rPr>
+          <w:rFonts w:cstheme="minorHAnsi"/>
+        </w:rPr>
+      </w:pPr>
+      <w:r>
+        <w:rPr>
+          <w:rFonts w:cstheme="minorHAnsi"/>
+        </w:rPr>
         <w:lastRenderedPageBreak/>
-        <w:t>3.2 System Display (Dashboard)</w:t>
+        <w:tab/>
+        <w:t>•</w:t>
+      </w:r>
+      <w:r>
+        <w:rPr>
+          <w:rFonts w:cstheme="minorHAnsi"/>
+        </w:rPr>
+        <w:tab/>
+        <w:t>Order Placed</w:t>
       </w:r>
     </w:p>
     <w:p>
@@ -912,13 +1228,15 @@
         <w:rPr>
           <w:rFonts w:cstheme="minorHAnsi"/>
         </w:rPr>
-        <w:t xml:space="preserve">Dealer should </w:t>
-      </w:r>
-      <w:r>
-        <w:rPr>
-          <w:rFonts w:cstheme="minorHAnsi"/>
-        </w:rPr>
-        <w:t>see All orders placed in last T-2 days</w:t>
+        <w:tab/>
+        <w:t>•</w:t>
+      </w:r>
+      <w:r>
+        <w:rPr>
+          <w:rFonts w:cstheme="minorHAnsi"/>
+        </w:rPr>
+        <w:tab/>
+        <w:t>On Hold (with reason – fetched from office view or dealer view)</w:t>
       </w:r>
     </w:p>
     <w:p>
@@ -940,7 +1258,7 @@
           <w:rFonts w:cstheme="minorHAnsi"/>
         </w:rPr>
         <w:tab/>
-        <w:t>Remaining limit</w:t>
+        <w:t>Accepted</w:t>
       </w:r>
     </w:p>
     <w:p>
@@ -962,7 +1280,306 @@
           <w:rFonts w:cstheme="minorHAnsi"/>
         </w:rPr>
         <w:tab/>
-        <w:t>Order ID</w:t>
+        <w:t>Dispatched</w:t>
+      </w:r>
+    </w:p>
+    <w:p>
+      <w:pPr>
+        <w:rPr>
+          <w:rFonts w:cstheme="minorHAnsi"/>
+          <w:b/>
+        </w:rPr>
+      </w:pPr>
+      <w:r>
+        <w:rPr>
+          <w:rFonts w:cstheme="minorHAnsi"/>
+        </w:rPr>
+        <w:tab/>
+      </w:r>
+      <w:r>
+        <w:rPr>
+          <w:rFonts w:cstheme="minorHAnsi"/>
+          <w:b/>
+        </w:rPr>
+        <w:t>Validations -</w:t>
+      </w:r>
+    </w:p>
+    <w:p>
+      <w:pPr>
+        <w:pStyle w:val="ListParagraph"/>
+        <w:numPr>
+          <w:ilvl w:val="0"/>
+          <w:numId w:val="5"/>
+        </w:numPr>
+        <w:rPr>
+          <w:rFonts w:cstheme="minorHAnsi"/>
+        </w:rPr>
+      </w:pPr>
+      <w:r>
+        <w:rPr>
+          <w:rFonts w:cstheme="minorHAnsi"/>
+        </w:rPr>
+        <w:t>Dealer dashboard to display ‘Dealer display name’ and not the ‘dealer name’ —pending db update</w:t>
+      </w:r>
+    </w:p>
+    <w:p>
+      <w:pPr>
+        <w:pStyle w:val="ListParagraph"/>
+        <w:numPr>
+          <w:ilvl w:val="0"/>
+          <w:numId w:val="5"/>
+        </w:numPr>
+        <w:rPr>
+          <w:rFonts w:cstheme="minorHAnsi"/>
+        </w:rPr>
+      </w:pPr>
+      <w:r>
+        <w:rPr>
+          <w:rFonts w:cstheme="minorHAnsi"/>
+        </w:rPr>
+        <w:t xml:space="preserve">Dealer can put the ongoing order on ‘On Hold’ only for current orders with status ‘Order Placed’ at any time. Reason non mandatory. </w:t>
+      </w:r>
+    </w:p>
+    <w:p>
+      <w:pPr>
+        <w:pStyle w:val="ListParagraph"/>
+        <w:numPr>
+          <w:ilvl w:val="0"/>
+          <w:numId w:val="5"/>
+        </w:numPr>
+        <w:rPr>
+          <w:rFonts w:cstheme="minorHAnsi"/>
+        </w:rPr>
+      </w:pPr>
+      <w:r>
+        <w:rPr>
+          <w:rFonts w:cstheme="minorHAnsi"/>
+        </w:rPr>
+        <w:t>Order once is ‘Accepted’ or ‘Dispatched’ cannot be edited. New ord</w:t>
+      </w:r>
+      <w:r>
+        <w:rPr>
+          <w:rFonts w:cstheme="minorHAnsi"/>
+        </w:rPr>
+        <w:t>er to be placed for extra units</w:t>
+      </w:r>
+    </w:p>
+    <w:p>
+      <w:pPr>
+        <w:pStyle w:val="ListParagraph"/>
+        <w:numPr>
+          <w:ilvl w:val="0"/>
+          <w:numId w:val="5"/>
+        </w:numPr>
+        <w:rPr>
+          <w:rFonts w:cstheme="minorHAnsi"/>
+        </w:rPr>
+      </w:pPr>
+      <w:r>
+        <w:rPr>
+          <w:rFonts w:cstheme="minorHAnsi"/>
+        </w:rPr>
+        <w:t xml:space="preserve">‘On Hold’ status updated by dealer cannot be overridden by Admin. Similarly ‘On Hold’ order status updated by Admin user cannot be changed by Dealer and updated status value to be reflected immediately to dealer dashboard. </w:t>
+      </w:r>
+    </w:p>
+    <w:p>
+      <w:pPr>
+        <w:pStyle w:val="ListParagraph"/>
+        <w:numPr>
+          <w:ilvl w:val="0"/>
+          <w:numId w:val="5"/>
+        </w:numPr>
+        <w:rPr>
+          <w:rFonts w:cstheme="minorHAnsi"/>
+        </w:rPr>
+      </w:pPr>
+      <w:r>
+        <w:rPr>
+          <w:rFonts w:cstheme="minorHAnsi"/>
+        </w:rPr>
+        <w:t>If Order</w:t>
+      </w:r>
+      <w:r>
+        <w:rPr>
+          <w:rFonts w:cstheme="minorHAnsi"/>
+        </w:rPr>
+        <w:t xml:space="preserve"> released from ‘On Hold’ status</w:t>
+      </w:r>
+      <w:r>
+        <w:rPr>
+          <w:rFonts w:cstheme="minorHAnsi"/>
+        </w:rPr>
+        <w:t>, new status should be Oder Pl</w:t>
+      </w:r>
+      <w:r>
+        <w:rPr>
+          <w:rFonts w:cstheme="minorHAnsi"/>
+        </w:rPr>
+        <w:t>aced. order time should reset</w:t>
+      </w:r>
+    </w:p>
+    <w:p>
+      <w:pPr>
+        <w:pStyle w:val="ListParagraph"/>
+        <w:numPr>
+          <w:ilvl w:val="0"/>
+          <w:numId w:val="6"/>
+        </w:numPr>
+        <w:rPr>
+          <w:rFonts w:cstheme="minorHAnsi"/>
+        </w:rPr>
+      </w:pPr>
+      <w:r>
+        <w:rPr>
+          <w:rFonts w:cstheme="minorHAnsi"/>
+        </w:rPr>
+        <w:t xml:space="preserve">Admin to receive notification if dealer </w:t>
+      </w:r>
+      <w:r>
+        <w:rPr>
+          <w:rFonts w:cstheme="minorHAnsi"/>
+        </w:rPr>
+        <w:t>has consumed 80% (config parameter in master table) of his allowed limit</w:t>
+      </w:r>
+      <w:r>
+        <w:rPr>
+          <w:rFonts w:cstheme="minorHAnsi"/>
+        </w:rPr>
+        <w:t>. Admin can increase the limit and should be reflected immediately to the dealer</w:t>
+      </w:r>
+      <w:r>
+        <w:rPr>
+          <w:rFonts w:cstheme="minorHAnsi"/>
+        </w:rPr>
+        <w:t>.</w:t>
+      </w:r>
+    </w:p>
+    <w:p>
+      <w:pPr>
+        <w:pStyle w:val="ListParagraph"/>
+        <w:numPr>
+          <w:ilvl w:val="0"/>
+          <w:numId w:val="6"/>
+        </w:numPr>
+        <w:rPr>
+          <w:rFonts w:cstheme="minorHAnsi"/>
+        </w:rPr>
+      </w:pPr>
+      <w:r>
+        <w:rPr>
+          <w:rFonts w:cstheme="minorHAnsi"/>
+        </w:rPr>
+        <w:t>Dealer cannot place order if order</w:t>
+      </w:r>
+      <w:r>
+        <w:rPr>
+          <w:rFonts w:cstheme="minorHAnsi"/>
+        </w:rPr>
+        <w:t xml:space="preserve"> is greater than allowed limit.</w:t>
+      </w:r>
+    </w:p>
+    <w:p>
+      <w:pPr>
+        <w:pStyle w:val="ListParagraph"/>
+        <w:numPr>
+          <w:ilvl w:val="0"/>
+          <w:numId w:val="6"/>
+        </w:numPr>
+        <w:rPr>
+          <w:rFonts w:cstheme="minorHAnsi"/>
+        </w:rPr>
+      </w:pPr>
+      <w:r>
+        <w:rPr>
+          <w:rFonts w:cstheme="minorHAnsi"/>
+        </w:rPr>
+        <w:t>Allowed Limit = Remaining Limit - Quantity entered in order screen</w:t>
+      </w:r>
+    </w:p>
+    <w:p>
+      <w:pPr>
+        <w:pStyle w:val="ListParagraph"/>
+        <w:numPr>
+          <w:ilvl w:val="0"/>
+          <w:numId w:val="6"/>
+        </w:numPr>
+        <w:rPr>
+          <w:rFonts w:cstheme="minorHAnsi"/>
+        </w:rPr>
+      </w:pPr>
+      <w:r>
+        <w:rPr>
+          <w:rFonts w:cstheme="minorHAnsi"/>
+        </w:rPr>
+        <w:t>Alert message for dealer = ‘You are exceeding allowed limit. Kindly reduce the quantity or call Admin’ Dealer able to call Admin from order screen only</w:t>
+      </w:r>
+      <w:r>
+        <w:rPr>
+          <w:rFonts w:cstheme="minorHAnsi"/>
+        </w:rPr>
+        <w:t>. (Contact number to be in a config and stored in master table)</w:t>
+      </w:r>
+    </w:p>
+    <w:p>
+      <w:pPr>
+        <w:pStyle w:val="ListParagraph"/>
+        <w:numPr>
+          <w:ilvl w:val="0"/>
+          <w:numId w:val="6"/>
+        </w:numPr>
+        <w:rPr>
+          <w:rFonts w:cstheme="minorHAnsi"/>
+        </w:rPr>
+      </w:pPr>
+      <w:r>
+        <w:rPr>
+          <w:rFonts w:cstheme="minorHAnsi"/>
+        </w:rPr>
+        <w:t>Option to fetch historical orders usin</w:t>
+      </w:r>
+      <w:r>
+        <w:rPr>
+          <w:rFonts w:cstheme="minorHAnsi"/>
+        </w:rPr>
+        <w:t xml:space="preserve">g ‘start date’ and ‘end date’ </w:t>
+      </w:r>
+    </w:p>
+    <w:p>
+      <w:pPr>
+        <w:pStyle w:val="ListParagraph"/>
+        <w:numPr>
+          <w:ilvl w:val="0"/>
+          <w:numId w:val="6"/>
+        </w:numPr>
+        <w:rPr>
+          <w:rFonts w:cstheme="minorHAnsi"/>
+        </w:rPr>
+      </w:pPr>
+      <w:r>
+        <w:rPr>
+          <w:rFonts w:cstheme="minorHAnsi"/>
+        </w:rPr>
+        <w:t xml:space="preserve">Delivery locations of each dealer to be fetched from Master data. Dealer allowed to enter new address. New address to be saved in master data. </w:t>
+      </w:r>
+    </w:p>
+    <w:p>
+      <w:pPr>
+        <w:rPr>
+          <w:rFonts w:cstheme="minorHAnsi"/>
+        </w:rPr>
+      </w:pPr>
+    </w:p>
+    <w:p>
+      <w:pPr>
+        <w:rPr>
+          <w:rFonts w:cstheme="minorHAnsi"/>
+        </w:rPr>
+      </w:pPr>
+      <w:r>
+        <w:rPr>
+          <w:rFonts w:cstheme="minorHAnsi"/>
+        </w:rPr>
+        <w:t>3.4 Historical Data. ( no of days – 30 , configured in master table)</w:t>
       </w:r>
     </w:p>
     <w:p>
@@ -984,7 +1601,7 @@
           <w:rFonts w:cstheme="minorHAnsi"/>
         </w:rPr>
         <w:tab/>
-        <w:t>Product</w:t>
+        <w:t>Dealer can view:</w:t>
       </w:r>
     </w:p>
     <w:p>
@@ -1006,7 +1623,18 @@
           <w:rFonts w:cstheme="minorHAnsi"/>
         </w:rPr>
         <w:tab/>
-        <w:t>Quantity</w:t>
+      </w:r>
+      <w:r>
+        <w:rPr>
+          <w:rFonts w:cstheme="minorHAnsi"/>
+        </w:rPr>
+        <w:t xml:space="preserve">All </w:t>
+      </w:r>
+      <w:r>
+        <w:rPr>
+          <w:rFonts w:cstheme="minorHAnsi"/>
+        </w:rPr>
+        <w:t>Historical orders</w:t>
       </w:r>
     </w:p>
     <w:p>
@@ -1028,7 +1656,20 @@
           <w:rFonts w:cstheme="minorHAnsi"/>
         </w:rPr>
         <w:tab/>
-        <w:t>Delivery Location</w:t>
+        <w:t>Date-wise filtering</w:t>
+      </w:r>
+    </w:p>
+    <w:p>
+      <w:pPr>
+        <w:rPr>
+          <w:rFonts w:cstheme="minorHAnsi"/>
+        </w:rPr>
+      </w:pPr>
+      <w:r>
+        <w:rPr>
+          <w:rFonts w:cstheme="minorHAnsi"/>
+        </w:rPr>
+        <w:t>3.5 Time Tracking</w:t>
       </w:r>
     </w:p>
     <w:p>
@@ -1042,6 +1683,20 @@
         <w:rPr>
           <w:rFonts w:cstheme="minorHAnsi"/>
         </w:rPr>
+        <w:t>System should capture:</w:t>
+      </w:r>
+    </w:p>
+    <w:p>
+      <w:pPr>
+        <w:ind w:left="720"/>
+        <w:rPr>
+          <w:rFonts w:cstheme="minorHAnsi"/>
+        </w:rPr>
+      </w:pPr>
+      <w:r>
+        <w:rPr>
+          <w:rFonts w:cstheme="minorHAnsi"/>
+        </w:rPr>
         <w:tab/>
         <w:t>•</w:t>
       </w:r>
@@ -1050,7 +1705,31 @@
           <w:rFonts w:cstheme="minorHAnsi"/>
         </w:rPr>
         <w:tab/>
-        <w:t>Order Date and Time (Autogenerated)</w:t>
+        <w:t xml:space="preserve">Order placement time </w:t>
+      </w:r>
+      <w:r>
+        <w:rPr>
+          <w:rFonts w:cstheme="minorHAnsi"/>
+        </w:rPr>
+        <w:t>–</w:t>
+      </w:r>
+      <w:r>
+        <w:rPr>
+          <w:rFonts w:cstheme="minorHAnsi"/>
+        </w:rPr>
+        <w:t xml:space="preserve"> </w:t>
+      </w:r>
+      <w:r>
+        <w:rPr>
+          <w:rFonts w:cstheme="minorHAnsi"/>
+        </w:rPr>
+        <w:t xml:space="preserve">Auto generated </w:t>
+      </w:r>
+      <w:r>
+        <w:rPr>
+          <w:rFonts w:cstheme="minorHAnsi"/>
+        </w:rPr>
+        <w:t>Time when dealer placed an order</w:t>
       </w:r>
     </w:p>
     <w:p>
@@ -1072,11 +1751,2044 @@
           <w:rFonts w:cstheme="minorHAnsi"/>
         </w:rPr>
         <w:tab/>
+        <w:t>Order execution time -</w:t>
+      </w:r>
+      <w:r>
+        <w:rPr>
+          <w:rFonts w:cstheme="minorHAnsi"/>
+        </w:rPr>
+        <w:t xml:space="preserve"> </w:t>
+      </w:r>
+      <w:r>
+        <w:rPr>
+          <w:rFonts w:cstheme="minorHAnsi"/>
+        </w:rPr>
+        <w:t xml:space="preserve"> This is system calculated time. </w:t>
+      </w:r>
+    </w:p>
+    <w:p>
+      <w:pPr>
+        <w:ind w:left="720"/>
+        <w:rPr>
+          <w:rFonts w:cstheme="minorHAnsi"/>
+        </w:rPr>
+      </w:pPr>
+      <w:r>
+        <w:rPr>
+          <w:rFonts w:cstheme="minorHAnsi"/>
+        </w:rPr>
+        <w:t xml:space="preserve">Once </w:t>
+      </w:r>
+      <w:r>
+        <w:rPr>
+          <w:rFonts w:cstheme="minorHAnsi"/>
+        </w:rPr>
+        <w:t>order is put On Hold by Office, then:</w:t>
+      </w:r>
+    </w:p>
+    <w:p>
+      <w:pPr>
+        <w:ind w:left="720"/>
+        <w:rPr>
+          <w:rFonts w:cstheme="minorHAnsi"/>
+        </w:rPr>
+      </w:pPr>
+      <w:r>
+        <w:rPr>
+          <w:rFonts w:cstheme="minorHAnsi"/>
+        </w:rPr>
+        <w:tab/>
+        <w:t>•</w:t>
+      </w:r>
+      <w:r>
+        <w:rPr>
+          <w:rFonts w:cstheme="minorHAnsi"/>
+        </w:rPr>
+        <w:tab/>
+        <w:t>It must be visible in:</w:t>
+      </w:r>
+    </w:p>
+    <w:p>
+      <w:pPr>
+        <w:pStyle w:val="ListParagraph"/>
+        <w:numPr>
+          <w:ilvl w:val="0"/>
+          <w:numId w:val="15"/>
+        </w:numPr>
+        <w:rPr>
+          <w:rFonts w:cstheme="minorHAnsi"/>
+        </w:rPr>
+      </w:pPr>
+      <w:r>
+        <w:rPr>
+          <w:rFonts w:cstheme="minorHAnsi"/>
+        </w:rPr>
+        <w:t>Dealer View</w:t>
+      </w:r>
+    </w:p>
+    <w:p>
+      <w:pPr>
+        <w:pStyle w:val="ListParagraph"/>
+        <w:numPr>
+          <w:ilvl w:val="0"/>
+          <w:numId w:val="15"/>
+        </w:numPr>
+        <w:rPr>
+          <w:rFonts w:cstheme="minorHAnsi"/>
+        </w:rPr>
+      </w:pPr>
+      <w:r>
+        <w:rPr>
+          <w:rFonts w:cstheme="minorHAnsi"/>
+        </w:rPr>
+        <w:t>Dispatch View</w:t>
+      </w:r>
+    </w:p>
+    <w:p>
+      <w:pPr>
+        <w:pStyle w:val="ListParagraph"/>
+        <w:numPr>
+          <w:ilvl w:val="0"/>
+          <w:numId w:val="15"/>
+        </w:numPr>
+        <w:rPr>
+          <w:rFonts w:cstheme="minorHAnsi"/>
+        </w:rPr>
+      </w:pPr>
+      <w:r>
+        <w:rPr>
+          <w:rFonts w:cstheme="minorHAnsi"/>
+        </w:rPr>
+        <w:t>Admin View</w:t>
+      </w:r>
+    </w:p>
+    <w:p>
+      <w:pPr>
+        <w:pStyle w:val="ListParagraph"/>
+        <w:numPr>
+          <w:ilvl w:val="0"/>
+          <w:numId w:val="15"/>
+        </w:numPr>
+        <w:rPr>
+          <w:rFonts w:cstheme="minorHAnsi"/>
+        </w:rPr>
+      </w:pPr>
+      <w:r>
+        <w:rPr>
+          <w:rFonts w:cstheme="minorHAnsi"/>
+        </w:rPr>
+        <w:t>Hold reason must also be displayed</w:t>
+      </w:r>
+    </w:p>
+    <w:p>
+      <w:pPr>
+        <w:pStyle w:val="ListParagraph"/>
+        <w:numPr>
+          <w:ilvl w:val="0"/>
+          <w:numId w:val="2"/>
+        </w:numPr>
+        <w:rPr>
+          <w:rFonts w:cstheme="minorHAnsi"/>
+          <w:b/>
+        </w:rPr>
+      </w:pPr>
+      <w:r>
+        <w:rPr>
+          <w:rFonts w:cstheme="minorHAnsi"/>
+          <w:b/>
+        </w:rPr>
+        <w:t>Dispatch Module</w:t>
+      </w:r>
+    </w:p>
+    <w:p>
+      <w:pPr>
+        <w:ind w:left="360" w:firstLine="360"/>
+        <w:rPr>
+          <w:rFonts w:cstheme="minorHAnsi"/>
+        </w:rPr>
+      </w:pPr>
+      <w:r>
+        <w:rPr>
+          <w:rFonts w:cstheme="minorHAnsi"/>
+        </w:rPr>
+        <w:t xml:space="preserve">For field </w:t>
+      </w:r>
+      <w:proofErr w:type="spellStart"/>
+      <w:r>
+        <w:rPr>
+          <w:rFonts w:cstheme="minorHAnsi"/>
+        </w:rPr>
+        <w:t>incharge</w:t>
+      </w:r>
+      <w:proofErr w:type="spellEnd"/>
+      <w:r>
+        <w:rPr>
+          <w:rFonts w:cstheme="minorHAnsi"/>
+        </w:rPr>
+        <w:t xml:space="preserve"> </w:t>
+      </w:r>
+    </w:p>
+    <w:p>
+      <w:pPr>
+        <w:ind w:left="360" w:firstLine="360"/>
+        <w:rPr>
+          <w:rFonts w:cstheme="minorHAnsi"/>
+        </w:rPr>
+      </w:pPr>
+      <w:r>
+        <w:rPr>
+          <w:rFonts w:cstheme="minorHAnsi"/>
+        </w:rPr>
+        <w:t xml:space="preserve">4.1 Dashboard - View all </w:t>
+      </w:r>
+      <w:r>
+        <w:rPr>
+          <w:rFonts w:cstheme="minorHAnsi"/>
+        </w:rPr>
+        <w:t>orders that are either accepted or placed.</w:t>
+      </w:r>
+      <w:r>
+        <w:rPr>
+          <w:rFonts w:cstheme="minorHAnsi"/>
+        </w:rPr>
+        <w:t xml:space="preserve"> Additional button to be added on the screen to include dispatched orders as well.</w:t>
+      </w:r>
+    </w:p>
+    <w:p>
+      <w:pPr>
+        <w:ind w:left="360" w:firstLine="360"/>
+        <w:rPr>
+          <w:rFonts w:cstheme="minorHAnsi"/>
+        </w:rPr>
+      </w:pPr>
+      <w:r>
+        <w:rPr>
+          <w:rFonts w:cstheme="minorHAnsi"/>
+        </w:rPr>
+        <w:t>Grouping to be done based upon the dealer and First in first display. SO ideally if multiple orders are received on a day from multiple dealers, then they should be in ascending order of the order time and a clubbing should exists based upon dealer.</w:t>
+      </w:r>
+    </w:p>
+    <w:p>
+      <w:pPr>
+        <w:ind w:left="360" w:firstLine="360"/>
+        <w:rPr>
+          <w:rFonts w:cstheme="minorHAnsi"/>
+        </w:rPr>
+      </w:pPr>
+    </w:p>
+    <w:p>
+      <w:pPr>
+        <w:rPr>
+          <w:rFonts w:cstheme="minorHAnsi"/>
+        </w:rPr>
+      </w:pPr>
+      <w:r>
+        <w:rPr>
+          <w:rFonts w:cstheme="minorHAnsi"/>
+        </w:rPr>
+        <w:t xml:space="preserve">      Columns -</w:t>
+      </w:r>
+      <w:r>
+        <w:rPr>
+          <w:rFonts w:cstheme="minorHAnsi"/>
+        </w:rPr>
+        <w:tab/>
+      </w:r>
+    </w:p>
+    <w:p>
+      <w:pPr>
+        <w:pStyle w:val="ListParagraph"/>
+        <w:numPr>
+          <w:ilvl w:val="0"/>
+          <w:numId w:val="8"/>
+        </w:numPr>
+        <w:rPr>
+          <w:rFonts w:cstheme="minorHAnsi"/>
+        </w:rPr>
+      </w:pPr>
+      <w:r>
+        <w:rPr>
+          <w:rFonts w:cstheme="minorHAnsi"/>
+        </w:rPr>
+        <w:t xml:space="preserve">Dealer name , </w:t>
+      </w:r>
+    </w:p>
+    <w:p>
+      <w:pPr>
+        <w:pStyle w:val="ListParagraph"/>
+        <w:numPr>
+          <w:ilvl w:val="0"/>
+          <w:numId w:val="8"/>
+        </w:numPr>
+        <w:rPr>
+          <w:rFonts w:cstheme="minorHAnsi"/>
+        </w:rPr>
+      </w:pPr>
+      <w:r>
+        <w:rPr>
+          <w:rFonts w:cstheme="minorHAnsi"/>
+        </w:rPr>
+        <w:t xml:space="preserve">dealer </w:t>
+      </w:r>
+      <w:r>
+        <w:rPr>
+          <w:rFonts w:cstheme="minorHAnsi"/>
+        </w:rPr>
+        <w:t>login</w:t>
+      </w:r>
+      <w:r>
+        <w:rPr>
+          <w:rFonts w:cstheme="minorHAnsi"/>
+        </w:rPr>
+        <w:t xml:space="preserve"> name ,</w:t>
+      </w:r>
+    </w:p>
+    <w:p>
+      <w:pPr>
+        <w:ind w:left="720"/>
+        <w:rPr>
+          <w:rFonts w:cstheme="minorHAnsi"/>
+        </w:rPr>
+      </w:pPr>
+      <w:r>
+        <w:rPr>
+          <w:rFonts w:cstheme="minorHAnsi"/>
+        </w:rPr>
+        <w:t>On click</w:t>
+      </w:r>
+      <w:r>
+        <w:rPr>
+          <w:rFonts w:cstheme="minorHAnsi"/>
+        </w:rPr>
+        <w:t xml:space="preserve"> – drill down</w:t>
+      </w:r>
+    </w:p>
+    <w:p>
+      <w:pPr>
+        <w:pStyle w:val="ListParagraph"/>
+        <w:numPr>
+          <w:ilvl w:val="0"/>
+          <w:numId w:val="8"/>
+        </w:numPr>
+        <w:rPr>
+          <w:rFonts w:cstheme="minorHAnsi"/>
+        </w:rPr>
+      </w:pPr>
+      <w:r>
+        <w:rPr>
+          <w:rFonts w:cstheme="minorHAnsi"/>
+        </w:rPr>
+        <w:t>total orders placed ,</w:t>
+      </w:r>
+    </w:p>
+    <w:p>
+      <w:pPr>
+        <w:pStyle w:val="ListParagraph"/>
+        <w:numPr>
+          <w:ilvl w:val="0"/>
+          <w:numId w:val="8"/>
+        </w:numPr>
+        <w:rPr>
+          <w:rFonts w:cstheme="minorHAnsi"/>
+        </w:rPr>
+      </w:pPr>
+      <w:r>
+        <w:rPr>
+          <w:rFonts w:cstheme="minorHAnsi"/>
+        </w:rPr>
+        <w:lastRenderedPageBreak/>
+        <w:t xml:space="preserve">order time , </w:t>
+      </w:r>
+    </w:p>
+    <w:p>
+      <w:pPr>
+        <w:pStyle w:val="ListParagraph"/>
+        <w:numPr>
+          <w:ilvl w:val="0"/>
+          <w:numId w:val="8"/>
+        </w:numPr>
+        <w:rPr>
+          <w:rFonts w:cstheme="minorHAnsi"/>
+        </w:rPr>
+      </w:pPr>
+      <w:r>
+        <w:rPr>
+          <w:rFonts w:cstheme="minorHAnsi"/>
+        </w:rPr>
+        <w:t>Product,</w:t>
+      </w:r>
+    </w:p>
+    <w:p>
+      <w:pPr>
+        <w:pStyle w:val="ListParagraph"/>
+        <w:numPr>
+          <w:ilvl w:val="0"/>
+          <w:numId w:val="8"/>
+        </w:numPr>
+        <w:rPr>
+          <w:rFonts w:cstheme="minorHAnsi"/>
+        </w:rPr>
+      </w:pPr>
+      <w:r>
+        <w:rPr>
+          <w:rFonts w:cstheme="minorHAnsi"/>
+        </w:rPr>
+        <w:t>Quantity,</w:t>
+      </w:r>
+    </w:p>
+    <w:p>
+      <w:pPr>
+        <w:pStyle w:val="ListParagraph"/>
+        <w:numPr>
+          <w:ilvl w:val="0"/>
+          <w:numId w:val="8"/>
+        </w:numPr>
+        <w:rPr>
+          <w:rFonts w:cstheme="minorHAnsi"/>
+        </w:rPr>
+      </w:pPr>
+      <w:r>
+        <w:rPr>
+          <w:rFonts w:cstheme="minorHAnsi"/>
+        </w:rPr>
+        <w:t>Party Name,</w:t>
+      </w:r>
+    </w:p>
+    <w:p>
+      <w:pPr>
+        <w:pStyle w:val="ListParagraph"/>
+        <w:numPr>
+          <w:ilvl w:val="0"/>
+          <w:numId w:val="8"/>
+        </w:numPr>
+        <w:rPr>
+          <w:rFonts w:cstheme="minorHAnsi"/>
+        </w:rPr>
+      </w:pPr>
+      <w:r>
+        <w:rPr>
+          <w:rFonts w:cstheme="minorHAnsi"/>
+        </w:rPr>
+        <w:t>Delivery Address,</w:t>
+      </w:r>
+    </w:p>
+    <w:p>
+      <w:pPr>
+        <w:pStyle w:val="ListParagraph"/>
+        <w:numPr>
+          <w:ilvl w:val="0"/>
+          <w:numId w:val="8"/>
+        </w:numPr>
+        <w:rPr>
+          <w:rFonts w:cstheme="minorHAnsi"/>
+        </w:rPr>
+      </w:pPr>
+      <w:r>
+        <w:rPr>
+          <w:rFonts w:cstheme="minorHAnsi"/>
+        </w:rPr>
+        <w:t>Contact Number,</w:t>
+      </w:r>
+    </w:p>
+    <w:p>
+      <w:pPr>
+        <w:pStyle w:val="ListParagraph"/>
+        <w:numPr>
+          <w:ilvl w:val="0"/>
+          <w:numId w:val="8"/>
+        </w:numPr>
+        <w:rPr>
+          <w:rFonts w:cstheme="minorHAnsi"/>
+        </w:rPr>
+      </w:pPr>
+      <w:r>
+        <w:rPr>
+          <w:rFonts w:cstheme="minorHAnsi"/>
+        </w:rPr>
+        <w:t>Loading Type,</w:t>
+      </w:r>
+    </w:p>
+    <w:p>
+      <w:pPr>
+        <w:pStyle w:val="ListParagraph"/>
+        <w:numPr>
+          <w:ilvl w:val="0"/>
+          <w:numId w:val="8"/>
+        </w:numPr>
+        <w:rPr>
+          <w:rFonts w:cstheme="minorHAnsi"/>
+        </w:rPr>
+      </w:pPr>
+      <w:r>
+        <w:rPr>
+          <w:rFonts w:cstheme="minorHAnsi"/>
+        </w:rPr>
+        <w:t>Preferred Loading Location</w:t>
+      </w:r>
+    </w:p>
+    <w:p>
+      <w:pPr>
+        <w:ind w:left="720"/>
+        <w:rPr>
+          <w:rFonts w:cstheme="minorHAnsi"/>
+        </w:rPr>
+      </w:pPr>
+      <w:r>
+        <w:rPr>
+          <w:rFonts w:cstheme="minorHAnsi"/>
+        </w:rPr>
+        <w:t>Logic - Display dealers whose one of the order status is ‘Order Placed’ or ‘Accepted’</w:t>
+      </w:r>
+    </w:p>
+    <w:p>
+      <w:pPr>
+        <w:ind w:left="720"/>
+        <w:rPr>
+          <w:rFonts w:cstheme="minorHAnsi"/>
+        </w:rPr>
+      </w:pPr>
+      <w:r>
+        <w:rPr>
+          <w:rFonts w:cstheme="minorHAnsi"/>
+        </w:rPr>
+        <w:t>Logic - Dispatch user must change the status ‘Order Placed’ to ‘Accepted’</w:t>
+      </w:r>
+    </w:p>
+    <w:p>
+      <w:pPr>
+        <w:ind w:firstLine="720"/>
+        <w:rPr>
+          <w:rFonts w:cstheme="minorHAnsi"/>
+        </w:rPr>
+      </w:pPr>
+      <w:r>
+        <w:rPr>
+          <w:rFonts w:cstheme="minorHAnsi"/>
+        </w:rPr>
+        <w:t>4.3 Order Processing (Per Order Entry) -</w:t>
+      </w:r>
+    </w:p>
+    <w:p>
+      <w:pPr>
+        <w:ind w:left="720"/>
+        <w:rPr>
+          <w:rFonts w:cstheme="minorHAnsi"/>
+        </w:rPr>
+      </w:pPr>
+      <w:r>
+        <w:rPr>
+          <w:rFonts w:cstheme="minorHAnsi"/>
+        </w:rPr>
+        <w:t xml:space="preserve">Dispatch user (site </w:t>
+      </w:r>
+      <w:proofErr w:type="spellStart"/>
+      <w:r>
+        <w:rPr>
+          <w:rFonts w:cstheme="minorHAnsi"/>
+        </w:rPr>
+        <w:t>incharge</w:t>
+      </w:r>
+      <w:proofErr w:type="spellEnd"/>
+      <w:r>
+        <w:rPr>
+          <w:rFonts w:cstheme="minorHAnsi"/>
+        </w:rPr>
+        <w:t>) must enter below values against each order</w:t>
+      </w:r>
+    </w:p>
+    <w:p>
+      <w:pPr>
+        <w:ind w:left="720"/>
+        <w:rPr>
+          <w:rFonts w:cstheme="minorHAnsi"/>
+        </w:rPr>
+      </w:pPr>
+      <w:r>
+        <w:rPr>
+          <w:rFonts w:cstheme="minorHAnsi"/>
+        </w:rPr>
+        <w:tab/>
+        <w:t>•</w:t>
+      </w:r>
+      <w:r>
+        <w:rPr>
+          <w:rFonts w:cstheme="minorHAnsi"/>
+        </w:rPr>
+        <w:tab/>
+      </w:r>
+      <w:r>
+        <w:rPr>
+          <w:rFonts w:cstheme="minorHAnsi"/>
+        </w:rPr>
+        <w:tab/>
+        <w:t>Vehicle Number</w:t>
+      </w:r>
+    </w:p>
+    <w:p>
+      <w:pPr>
+        <w:ind w:left="720"/>
+        <w:rPr>
+          <w:rFonts w:cstheme="minorHAnsi"/>
+        </w:rPr>
+      </w:pPr>
+      <w:r>
+        <w:rPr>
+          <w:rFonts w:cstheme="minorHAnsi"/>
+        </w:rPr>
+        <w:tab/>
+        <w:t>•</w:t>
+      </w:r>
+      <w:r>
+        <w:rPr>
+          <w:rFonts w:cstheme="minorHAnsi"/>
+        </w:rPr>
+        <w:tab/>
+      </w:r>
+      <w:r>
+        <w:rPr>
+          <w:rFonts w:cstheme="minorHAnsi"/>
+        </w:rPr>
+        <w:tab/>
+        <w:t>Driver Phone Number</w:t>
+      </w:r>
+    </w:p>
+    <w:p>
+      <w:pPr>
+        <w:ind w:left="720"/>
+        <w:rPr>
+          <w:rFonts w:cstheme="minorHAnsi"/>
+        </w:rPr>
+      </w:pPr>
+      <w:r>
+        <w:rPr>
+          <w:rFonts w:cstheme="minorHAnsi"/>
+        </w:rPr>
+        <w:tab/>
+        <w:t>•</w:t>
+      </w:r>
+      <w:r>
+        <w:rPr>
+          <w:rFonts w:cstheme="minorHAnsi"/>
+        </w:rPr>
+        <w:tab/>
+      </w:r>
+      <w:r>
+        <w:rPr>
+          <w:rFonts w:cstheme="minorHAnsi"/>
+        </w:rPr>
+        <w:tab/>
+        <w:t>Dispatch Time (auto-populated)</w:t>
+      </w:r>
+    </w:p>
+    <w:p>
+      <w:pPr>
+        <w:ind w:left="720"/>
+        <w:rPr>
+          <w:rFonts w:cstheme="minorHAnsi"/>
+        </w:rPr>
+      </w:pPr>
+      <w:r>
+        <w:rPr>
+          <w:rFonts w:cstheme="minorHAnsi"/>
+        </w:rPr>
+        <w:tab/>
+        <w:t>•</w:t>
+      </w:r>
+      <w:r>
+        <w:rPr>
+          <w:rFonts w:cstheme="minorHAnsi"/>
+        </w:rPr>
+        <w:tab/>
+      </w:r>
+      <w:r>
+        <w:rPr>
+          <w:rFonts w:cstheme="minorHAnsi"/>
+        </w:rPr>
+        <w:tab/>
+      </w:r>
+      <w:proofErr w:type="spellStart"/>
+      <w:r>
+        <w:rPr>
+          <w:rFonts w:cstheme="minorHAnsi"/>
+        </w:rPr>
+        <w:t>Bilty</w:t>
+      </w:r>
+      <w:proofErr w:type="spellEnd"/>
+      <w:r>
+        <w:rPr>
+          <w:rFonts w:cstheme="minorHAnsi"/>
+        </w:rPr>
+        <w:t xml:space="preserve"> Number</w:t>
+      </w:r>
+    </w:p>
+    <w:p>
+      <w:pPr>
+        <w:ind w:left="720"/>
+        <w:rPr>
+          <w:rFonts w:cstheme="minorHAnsi"/>
+        </w:rPr>
+      </w:pPr>
+      <w:r>
+        <w:rPr>
+          <w:rFonts w:cstheme="minorHAnsi"/>
+        </w:rPr>
+        <w:tab/>
+        <w:t>•</w:t>
+      </w:r>
+      <w:r>
+        <w:rPr>
+          <w:rFonts w:cstheme="minorHAnsi"/>
+        </w:rPr>
+        <w:tab/>
+      </w:r>
+      <w:r>
+        <w:rPr>
+          <w:rFonts w:cstheme="minorHAnsi"/>
+        </w:rPr>
+        <w:tab/>
+      </w:r>
+      <w:r>
+        <w:rPr>
+          <w:rFonts w:cstheme="minorHAnsi"/>
+        </w:rPr>
+        <w:t xml:space="preserve">Actual Loading </w:t>
+      </w:r>
+      <w:r>
+        <w:rPr>
+          <w:rFonts w:cstheme="minorHAnsi"/>
+        </w:rPr>
+        <w:t>Location:(dropdown)</w:t>
+      </w:r>
+    </w:p>
+    <w:p>
+      <w:pPr>
+        <w:pStyle w:val="ListParagraph"/>
+        <w:numPr>
+          <w:ilvl w:val="0"/>
+          <w:numId w:val="9"/>
+        </w:numPr>
+        <w:rPr>
+          <w:rFonts w:cstheme="minorHAnsi"/>
+        </w:rPr>
+      </w:pPr>
+      <w:r>
+        <w:rPr>
+          <w:rFonts w:cstheme="minorHAnsi"/>
+        </w:rPr>
+        <w:t>Rake</w:t>
+      </w:r>
+    </w:p>
+    <w:p>
+      <w:pPr>
+        <w:pStyle w:val="ListParagraph"/>
+        <w:numPr>
+          <w:ilvl w:val="0"/>
+          <w:numId w:val="9"/>
+        </w:numPr>
+        <w:rPr>
+          <w:rFonts w:cstheme="minorHAnsi"/>
+        </w:rPr>
+      </w:pPr>
+      <w:r>
+        <w:rPr>
+          <w:rFonts w:cstheme="minorHAnsi"/>
+        </w:rPr>
+        <w:t>Godown</w:t>
+      </w:r>
+    </w:p>
+    <w:p>
+      <w:pPr>
+        <w:pStyle w:val="ListParagraph"/>
+        <w:numPr>
+          <w:ilvl w:val="0"/>
+          <w:numId w:val="9"/>
+        </w:numPr>
+        <w:rPr>
+          <w:rFonts w:cstheme="minorHAnsi"/>
+        </w:rPr>
+      </w:pPr>
+      <w:r>
+        <w:rPr>
+          <w:rFonts w:cstheme="minorHAnsi"/>
+        </w:rPr>
+        <w:t>Plant</w:t>
+      </w:r>
+    </w:p>
+    <w:p>
+      <w:pPr>
+        <w:ind w:left="720"/>
+        <w:rPr>
+          <w:rFonts w:cstheme="minorHAnsi"/>
+        </w:rPr>
+      </w:pPr>
+      <w:r>
+        <w:rPr>
+          <w:rFonts w:cstheme="minorHAnsi"/>
+        </w:rPr>
+        <w:tab/>
+        <w:t>•</w:t>
+      </w:r>
+      <w:r>
+        <w:rPr>
+          <w:rFonts w:cstheme="minorHAnsi"/>
+        </w:rPr>
+        <w:tab/>
+        <w:t>Upload (non mandatory file upload button)</w:t>
+      </w:r>
+    </w:p>
+    <w:p>
+      <w:pPr>
+        <w:ind w:left="720"/>
+        <w:rPr>
+          <w:rFonts w:cstheme="minorHAnsi"/>
+        </w:rPr>
+      </w:pPr>
+      <w:r>
+        <w:rPr>
+          <w:rFonts w:cstheme="minorHAnsi"/>
+        </w:rPr>
+        <w:t xml:space="preserve">On submit </w:t>
+      </w:r>
+      <w:r>
+        <w:rPr>
+          <w:rFonts w:cstheme="minorHAnsi"/>
+        </w:rPr>
+        <w:t>change status from accepted to dispatched</w:t>
+      </w:r>
+      <w:r>
+        <w:rPr>
+          <w:rFonts w:cstheme="minorHAnsi"/>
+        </w:rPr>
+        <w:t>. Submit button name should be dispatched.</w:t>
+      </w:r>
+    </w:p>
+    <w:p>
+      <w:pPr>
+        <w:ind w:firstLine="720"/>
+        <w:rPr>
+          <w:rFonts w:cstheme="minorHAnsi"/>
+        </w:rPr>
+      </w:pPr>
+      <w:r>
+        <w:rPr>
+          <w:rFonts w:cstheme="minorHAnsi"/>
+        </w:rPr>
+        <w:t>4.4 Upload Feature</w:t>
+      </w:r>
+    </w:p>
+    <w:p>
+      <w:pPr>
+        <w:ind w:left="720"/>
+        <w:rPr>
+          <w:rFonts w:cstheme="minorHAnsi"/>
+        </w:rPr>
+      </w:pPr>
+      <w:r>
+        <w:rPr>
+          <w:rFonts w:cstheme="minorHAnsi"/>
+        </w:rPr>
+        <w:tab/>
+        <w:t>•</w:t>
+      </w:r>
+      <w:r>
+        <w:rPr>
+          <w:rFonts w:cstheme="minorHAnsi"/>
+        </w:rPr>
+        <w:tab/>
+        <w:t>Upload dispatch receipt</w:t>
+      </w:r>
+    </w:p>
+    <w:p>
+      <w:pPr>
+        <w:ind w:left="720"/>
+        <w:rPr>
+          <w:rFonts w:cstheme="minorHAnsi"/>
+        </w:rPr>
+      </w:pPr>
+      <w:r>
+        <w:rPr>
+          <w:rFonts w:cstheme="minorHAnsi"/>
+        </w:rPr>
+        <w:tab/>
+        <w:t>•</w:t>
+      </w:r>
+      <w:r>
+        <w:rPr>
+          <w:rFonts w:cstheme="minorHAnsi"/>
+        </w:rPr>
+        <w:tab/>
+        <w:t>Option to upload later (same day)</w:t>
+      </w:r>
+    </w:p>
+    <w:p>
+      <w:pPr>
+        <w:ind w:left="720"/>
+        <w:rPr>
+          <w:rFonts w:cstheme="minorHAnsi"/>
+        </w:rPr>
+      </w:pPr>
+      <w:r>
+        <w:rPr>
+          <w:rFonts w:cstheme="minorHAnsi"/>
+        </w:rPr>
+        <w:t>Logic -</w:t>
+      </w:r>
+    </w:p>
+    <w:p>
+      <w:pPr>
+        <w:ind w:left="720"/>
+        <w:rPr>
+          <w:rFonts w:cstheme="minorHAnsi"/>
+        </w:rPr>
+      </w:pPr>
+      <w:r>
+        <w:rPr>
+          <w:rFonts w:cstheme="minorHAnsi"/>
+        </w:rPr>
+        <w:t>Dispatch view should hide ‘on hold’ and ‘Dispatched’ orders. To be populated when status is explicitly selected from filters</w:t>
+      </w:r>
+    </w:p>
+    <w:p>
+      <w:pPr>
+        <w:rPr>
+          <w:rFonts w:cstheme="minorHAnsi"/>
+        </w:rPr>
+      </w:pPr>
+    </w:p>
+    <w:p>
+      <w:pPr>
+        <w:pStyle w:val="ListParagraph"/>
+        <w:numPr>
+          <w:ilvl w:val="0"/>
+          <w:numId w:val="2"/>
+        </w:numPr>
+        <w:rPr>
+          <w:rFonts w:cstheme="minorHAnsi"/>
+          <w:b/>
+        </w:rPr>
+      </w:pPr>
+      <w:r>
+        <w:rPr>
+          <w:rFonts w:cstheme="minorHAnsi"/>
+          <w:b/>
+        </w:rPr>
+        <w:t>Admin Module View</w:t>
+      </w:r>
+    </w:p>
+    <w:p>
+      <w:pPr>
+        <w:ind w:firstLine="360"/>
+        <w:rPr>
+          <w:rFonts w:cstheme="minorHAnsi"/>
+        </w:rPr>
+      </w:pPr>
+      <w:r>
+        <w:rPr>
+          <w:rFonts w:cstheme="minorHAnsi"/>
+        </w:rPr>
+        <w:t>5.1 Dashboard</w:t>
+      </w:r>
+    </w:p>
+    <w:p>
+      <w:pPr>
+        <w:ind w:left="1440"/>
+        <w:rPr>
+          <w:rFonts w:cstheme="minorHAnsi"/>
+        </w:rPr>
+      </w:pPr>
+      <w:r>
+        <w:rPr>
+          <w:rFonts w:cstheme="minorHAnsi"/>
+        </w:rPr>
+        <w:t>1</w:t>
+      </w:r>
+      <w:r>
+        <w:rPr>
+          <w:rFonts w:cstheme="minorHAnsi"/>
+        </w:rPr>
+        <w:t xml:space="preserve"> </w:t>
+      </w:r>
+      <w:r>
+        <w:rPr>
+          <w:rFonts w:cstheme="minorHAnsi"/>
+        </w:rPr>
+        <w:t>)Dashboard 1 - Report Dashboard View for all  dealers calculate Monthly or Quarterly target basis selected choice</w:t>
+      </w:r>
+    </w:p>
+    <w:p>
+      <w:pPr>
+        <w:ind w:left="1440"/>
+        <w:rPr>
+          <w:rFonts w:cstheme="minorHAnsi"/>
+        </w:rPr>
+      </w:pPr>
+      <w:r>
+        <w:rPr>
+          <w:rFonts w:cstheme="minorHAnsi"/>
+        </w:rPr>
+        <w:tab/>
+        <w:t>•</w:t>
+      </w:r>
+      <w:r>
+        <w:rPr>
+          <w:rFonts w:cstheme="minorHAnsi"/>
+        </w:rPr>
+        <w:tab/>
+        <w:t xml:space="preserve">Total Orders </w:t>
+      </w:r>
+      <w:r>
+        <w:rPr>
+          <w:rFonts w:cstheme="minorHAnsi"/>
+        </w:rPr>
+        <w:t xml:space="preserve">Volume </w:t>
+      </w:r>
+      <w:r>
+        <w:rPr>
+          <w:rFonts w:cstheme="minorHAnsi"/>
+        </w:rPr>
+        <w:t>Placed</w:t>
+      </w:r>
+    </w:p>
+    <w:p>
+      <w:pPr>
+        <w:ind w:left="1440"/>
+        <w:rPr>
+          <w:rFonts w:cstheme="minorHAnsi"/>
+        </w:rPr>
+      </w:pPr>
+      <w:r>
+        <w:rPr>
+          <w:rFonts w:cstheme="minorHAnsi"/>
+        </w:rPr>
+        <w:tab/>
+        <w:t>•</w:t>
+      </w:r>
+      <w:r>
+        <w:rPr>
+          <w:rFonts w:cstheme="minorHAnsi"/>
+        </w:rPr>
+        <w:tab/>
+        <w:t>Dealer Target</w:t>
+      </w:r>
+    </w:p>
+    <w:p>
+      <w:pPr>
+        <w:ind w:left="1440"/>
+        <w:rPr>
+          <w:rFonts w:cstheme="minorHAnsi"/>
+        </w:rPr>
+      </w:pPr>
+      <w:r>
+        <w:rPr>
+          <w:rFonts w:cstheme="minorHAnsi"/>
+        </w:rPr>
+        <w:t>2)</w:t>
+      </w:r>
+      <w:r>
+        <w:rPr>
+          <w:rFonts w:cstheme="minorHAnsi"/>
+        </w:rPr>
+        <w:t xml:space="preserve"> </w:t>
+      </w:r>
+      <w:r>
+        <w:rPr>
+          <w:rFonts w:cstheme="minorHAnsi"/>
+        </w:rPr>
+        <w:t>Dashboard 2 - Dashboard to show order of all dealers</w:t>
+      </w:r>
+    </w:p>
+    <w:p>
+      <w:pPr>
+        <w:ind w:left="720"/>
+        <w:rPr>
+          <w:rFonts w:cstheme="minorHAnsi"/>
+        </w:rPr>
+      </w:pPr>
+      <w:r>
+        <w:rPr>
+          <w:rFonts w:cstheme="minorHAnsi"/>
+        </w:rPr>
+        <w:t>Drill-Down of Dashboard to show order details per dealer</w:t>
+      </w:r>
+      <w:r>
+        <w:rPr>
+          <w:rFonts w:cstheme="minorHAnsi"/>
+        </w:rPr>
+        <w:t xml:space="preserve"> </w:t>
+      </w:r>
+      <w:r>
+        <w:rPr>
+          <w:rFonts w:cstheme="minorHAnsi"/>
+        </w:rPr>
+        <w:t>(Dealer Name , Dealer Display name)</w:t>
+      </w:r>
+    </w:p>
+    <w:p>
+      <w:pPr>
+        <w:ind w:left="720"/>
+        <w:rPr>
+          <w:rFonts w:cstheme="minorHAnsi"/>
+        </w:rPr>
+      </w:pPr>
+      <w:r>
+        <w:rPr>
+          <w:rFonts w:cstheme="minorHAnsi"/>
+        </w:rPr>
+        <w:tab/>
+        <w:t>•</w:t>
+      </w:r>
+      <w:r>
+        <w:rPr>
+          <w:rFonts w:cstheme="minorHAnsi"/>
+        </w:rPr>
+        <w:tab/>
+        <w:t>Click dealer→ view detailed orders</w:t>
+      </w:r>
+    </w:p>
+    <w:p>
+      <w:pPr>
+        <w:ind w:left="720"/>
+        <w:rPr>
+          <w:rFonts w:cstheme="minorHAnsi"/>
+        </w:rPr>
+      </w:pPr>
+      <w:r>
+        <w:rPr>
+          <w:rFonts w:cstheme="minorHAnsi"/>
+        </w:rPr>
+        <w:t xml:space="preserve">Fields to display </w:t>
+      </w:r>
+      <w:r>
+        <w:rPr>
+          <w:rFonts w:cstheme="minorHAnsi"/>
+        </w:rPr>
+        <w:t>–</w:t>
+      </w:r>
+      <w:r>
+        <w:rPr>
+          <w:rFonts w:cstheme="minorHAnsi"/>
+        </w:rPr>
+        <w:t xml:space="preserve"> </w:t>
+      </w:r>
+    </w:p>
+    <w:p>
+      <w:pPr>
+        <w:pStyle w:val="ListParagraph"/>
+        <w:numPr>
+          <w:ilvl w:val="0"/>
+          <w:numId w:val="13"/>
+        </w:numPr>
+        <w:rPr>
+          <w:rFonts w:cstheme="minorHAnsi"/>
+        </w:rPr>
+      </w:pPr>
+      <w:r>
+        <w:rPr>
+          <w:rFonts w:cstheme="minorHAnsi"/>
+        </w:rPr>
+        <w:t xml:space="preserve">Order Id , </w:t>
+      </w:r>
+    </w:p>
+    <w:p>
+      <w:pPr>
+        <w:pStyle w:val="ListParagraph"/>
+        <w:numPr>
+          <w:ilvl w:val="0"/>
+          <w:numId w:val="13"/>
+        </w:numPr>
+        <w:rPr>
+          <w:rFonts w:cstheme="minorHAnsi"/>
+        </w:rPr>
+      </w:pPr>
+      <w:r>
+        <w:rPr>
+          <w:rFonts w:cstheme="minorHAnsi"/>
+        </w:rPr>
+        <w:t xml:space="preserve">Product , </w:t>
+      </w:r>
+    </w:p>
+    <w:p>
+      <w:pPr>
+        <w:pStyle w:val="ListParagraph"/>
+        <w:numPr>
+          <w:ilvl w:val="0"/>
+          <w:numId w:val="13"/>
+        </w:numPr>
+        <w:rPr>
+          <w:rFonts w:cstheme="minorHAnsi"/>
+        </w:rPr>
+      </w:pPr>
+      <w:r>
+        <w:rPr>
+          <w:rFonts w:cstheme="minorHAnsi"/>
+        </w:rPr>
+        <w:t xml:space="preserve">Quantity, </w:t>
+      </w:r>
+    </w:p>
+    <w:p>
+      <w:pPr>
+        <w:pStyle w:val="ListParagraph"/>
+        <w:numPr>
+          <w:ilvl w:val="0"/>
+          <w:numId w:val="13"/>
+        </w:numPr>
+        <w:rPr>
+          <w:rFonts w:cstheme="minorHAnsi"/>
+        </w:rPr>
+      </w:pPr>
+      <w:r>
+        <w:rPr>
+          <w:rFonts w:cstheme="minorHAnsi"/>
+        </w:rPr>
+        <w:t>Delivery Location ,</w:t>
+      </w:r>
+    </w:p>
+    <w:p>
+      <w:pPr>
+        <w:pStyle w:val="ListParagraph"/>
+        <w:numPr>
+          <w:ilvl w:val="0"/>
+          <w:numId w:val="13"/>
+        </w:numPr>
+        <w:rPr>
+          <w:rFonts w:cstheme="minorHAnsi"/>
+        </w:rPr>
+      </w:pPr>
+      <w:r>
+        <w:rPr>
+          <w:rFonts w:cstheme="minorHAnsi"/>
+        </w:rPr>
+        <w:t xml:space="preserve">Order date , </w:t>
+      </w:r>
+    </w:p>
+    <w:p>
+      <w:pPr>
+        <w:pStyle w:val="ListParagraph"/>
+        <w:numPr>
+          <w:ilvl w:val="0"/>
+          <w:numId w:val="13"/>
+        </w:numPr>
+        <w:rPr>
+          <w:rFonts w:cstheme="minorHAnsi"/>
+        </w:rPr>
+      </w:pPr>
+      <w:r>
+        <w:rPr>
+          <w:rFonts w:cstheme="minorHAnsi"/>
+        </w:rPr>
+        <w:t xml:space="preserve">Status, </w:t>
+      </w:r>
+    </w:p>
+    <w:p>
+      <w:pPr>
+        <w:pStyle w:val="ListParagraph"/>
+        <w:numPr>
+          <w:ilvl w:val="0"/>
+          <w:numId w:val="13"/>
+        </w:numPr>
+        <w:rPr>
+          <w:rFonts w:cstheme="minorHAnsi"/>
+        </w:rPr>
+      </w:pPr>
+      <w:r>
+        <w:rPr>
+          <w:rFonts w:cstheme="minorHAnsi"/>
+        </w:rPr>
+        <w:t>Dispatch ,</w:t>
+      </w:r>
+    </w:p>
+    <w:p>
+      <w:pPr>
+        <w:pStyle w:val="ListParagraph"/>
+        <w:numPr>
+          <w:ilvl w:val="0"/>
+          <w:numId w:val="13"/>
+        </w:numPr>
+        <w:rPr>
+          <w:rFonts w:cstheme="minorHAnsi"/>
+        </w:rPr>
+      </w:pPr>
+      <w:r>
+        <w:rPr>
+          <w:rFonts w:cstheme="minorHAnsi"/>
+        </w:rPr>
+        <w:t>Action</w:t>
+      </w:r>
+    </w:p>
+    <w:p>
+      <w:pPr>
+        <w:ind w:left="720"/>
+        <w:rPr>
+          <w:rFonts w:cstheme="minorHAnsi"/>
+        </w:rPr>
+      </w:pPr>
+      <w:r>
+        <w:rPr>
+          <w:rFonts w:cstheme="minorHAnsi"/>
+        </w:rPr>
+        <w:t xml:space="preserve"> Actions Logic - admin can put the order on hold with below reason(reason is Mandatory)</w:t>
+      </w:r>
+    </w:p>
+    <w:p>
+      <w:pPr>
+        <w:ind w:left="720"/>
+        <w:rPr>
+          <w:rFonts w:cstheme="minorHAnsi"/>
+        </w:rPr>
+      </w:pPr>
+      <w:r>
+        <w:rPr>
+          <w:rFonts w:cstheme="minorHAnsi"/>
+        </w:rPr>
+        <w:tab/>
+        <w:t>•</w:t>
+      </w:r>
+      <w:r>
+        <w:rPr>
+          <w:rFonts w:cstheme="minorHAnsi"/>
+        </w:rPr>
+        <w:tab/>
+        <w:t>Payment</w:t>
+      </w:r>
+    </w:p>
+    <w:p>
+      <w:pPr>
+        <w:ind w:left="720"/>
+        <w:rPr>
+          <w:rFonts w:cstheme="minorHAnsi"/>
+        </w:rPr>
+      </w:pPr>
+      <w:r>
+        <w:rPr>
+          <w:rFonts w:cstheme="minorHAnsi"/>
+        </w:rPr>
+        <w:tab/>
+        <w:t>•</w:t>
+      </w:r>
+      <w:r>
+        <w:rPr>
+          <w:rFonts w:cstheme="minorHAnsi"/>
+        </w:rPr>
+        <w:tab/>
+        <w:t>Party request</w:t>
+      </w:r>
+    </w:p>
+    <w:p>
+      <w:pPr>
+        <w:ind w:left="720"/>
+        <w:rPr>
+          <w:rFonts w:cstheme="minorHAnsi"/>
+        </w:rPr>
+      </w:pPr>
+      <w:r>
+        <w:rPr>
+          <w:rFonts w:cstheme="minorHAnsi"/>
+        </w:rPr>
+        <w:tab/>
+        <w:t>•</w:t>
+      </w:r>
+      <w:r>
+        <w:rPr>
+          <w:rFonts w:cstheme="minorHAnsi"/>
+        </w:rPr>
+        <w:tab/>
+        <w:t>Others (free text)</w:t>
+      </w:r>
+    </w:p>
+    <w:p>
+      <w:pPr>
+        <w:ind w:left="720"/>
+        <w:rPr>
+          <w:rFonts w:cstheme="minorHAnsi"/>
+        </w:rPr>
+      </w:pPr>
+      <w:r>
+        <w:rPr>
+          <w:rFonts w:cstheme="minorHAnsi"/>
+        </w:rPr>
+        <w:t>5.4 Historical Data</w:t>
+      </w:r>
+    </w:p>
+    <w:p>
+      <w:pPr>
+        <w:ind w:left="720"/>
+        <w:rPr>
+          <w:rFonts w:cstheme="minorHAnsi"/>
+        </w:rPr>
+      </w:pPr>
+      <w:r>
+        <w:rPr>
+          <w:rFonts w:cstheme="minorHAnsi"/>
+        </w:rPr>
+        <w:tab/>
+        <w:t>•</w:t>
+      </w:r>
+      <w:r>
+        <w:rPr>
+          <w:rFonts w:cstheme="minorHAnsi"/>
+        </w:rPr>
+        <w:tab/>
+        <w:t>Filter:</w:t>
+      </w:r>
+    </w:p>
+    <w:p>
+      <w:pPr>
+        <w:ind w:left="720"/>
+        <w:rPr>
+          <w:rFonts w:cstheme="minorHAnsi"/>
+        </w:rPr>
+      </w:pPr>
+      <w:r>
+        <w:rPr>
+          <w:rFonts w:cstheme="minorHAnsi"/>
+        </w:rPr>
+        <w:tab/>
+        <w:t>•</w:t>
+      </w:r>
+      <w:r>
+        <w:rPr>
+          <w:rFonts w:cstheme="minorHAnsi"/>
+        </w:rPr>
+        <w:tab/>
+        <w:t>From Date → To Date</w:t>
+      </w:r>
+    </w:p>
+    <w:p>
+      <w:pPr>
+        <w:ind w:firstLine="720"/>
+        <w:rPr>
+          <w:rFonts w:cstheme="minorHAnsi"/>
+        </w:rPr>
+      </w:pPr>
+      <w:r>
+        <w:rPr>
+          <w:rFonts w:cstheme="minorHAnsi"/>
+        </w:rPr>
+        <w:t>5.5 Access Control Feature</w:t>
+      </w:r>
+    </w:p>
+    <w:p>
+      <w:pPr>
+        <w:ind w:left="720"/>
+        <w:rPr>
+          <w:rFonts w:cstheme="minorHAnsi"/>
+        </w:rPr>
+      </w:pPr>
+      <w:r>
+        <w:rPr>
+          <w:rFonts w:cstheme="minorHAnsi"/>
+        </w:rPr>
+        <w:lastRenderedPageBreak/>
+        <w:t>Admin should have ability to:</w:t>
+      </w:r>
+    </w:p>
+    <w:p>
+      <w:pPr>
+        <w:ind w:left="720"/>
+        <w:rPr>
+          <w:rFonts w:cstheme="minorHAnsi"/>
+        </w:rPr>
+      </w:pPr>
+      <w:r>
+        <w:rPr>
+          <w:rFonts w:cstheme="minorHAnsi"/>
+        </w:rPr>
+        <w:tab/>
+        <w:t>•</w:t>
+      </w:r>
+      <w:r>
+        <w:rPr>
+          <w:rFonts w:cstheme="minorHAnsi"/>
+        </w:rPr>
+        <w:tab/>
+        <w:t xml:space="preserve">Block </w:t>
+      </w:r>
+      <w:r>
+        <w:rPr>
+          <w:rFonts w:cstheme="minorHAnsi"/>
+        </w:rPr>
+        <w:t>/ Unblock</w:t>
+      </w:r>
+      <w:r>
+        <w:rPr>
+          <w:rFonts w:cstheme="minorHAnsi"/>
+        </w:rPr>
+        <w:t xml:space="preserve"> access of:</w:t>
+      </w:r>
+    </w:p>
+    <w:p>
+      <w:pPr>
+        <w:pStyle w:val="ListParagraph"/>
+        <w:numPr>
+          <w:ilvl w:val="0"/>
+          <w:numId w:val="16"/>
+        </w:numPr>
+        <w:rPr>
+          <w:rFonts w:cstheme="minorHAnsi"/>
+        </w:rPr>
+      </w:pPr>
+      <w:r>
+        <w:rPr>
+          <w:rFonts w:cstheme="minorHAnsi"/>
+        </w:rPr>
+        <w:t>Dealer</w:t>
+      </w:r>
+    </w:p>
+    <w:p>
+      <w:pPr>
+        <w:pStyle w:val="ListParagraph"/>
+        <w:numPr>
+          <w:ilvl w:val="0"/>
+          <w:numId w:val="16"/>
+        </w:numPr>
+        <w:rPr>
+          <w:rFonts w:cstheme="minorHAnsi"/>
+        </w:rPr>
+      </w:pPr>
+      <w:r>
+        <w:rPr>
+          <w:rFonts w:cstheme="minorHAnsi"/>
+        </w:rPr>
+        <w:t>Dispatcher</w:t>
+      </w:r>
+    </w:p>
+    <w:p>
+      <w:pPr>
+        <w:pStyle w:val="ListParagraph"/>
+        <w:numPr>
+          <w:ilvl w:val="0"/>
+          <w:numId w:val="16"/>
+        </w:numPr>
+        <w:rPr>
+          <w:rFonts w:cstheme="minorHAnsi"/>
+        </w:rPr>
+      </w:pPr>
+      <w:r>
+        <w:rPr>
+          <w:rFonts w:cstheme="minorHAnsi"/>
+        </w:rPr>
+        <w:t>Sales Officer</w:t>
+      </w:r>
+    </w:p>
+    <w:p>
+      <w:pPr>
+        <w:pStyle w:val="ListParagraph"/>
+        <w:numPr>
+          <w:ilvl w:val="0"/>
+          <w:numId w:val="16"/>
+        </w:numPr>
+        <w:rPr>
+          <w:rFonts w:cstheme="minorHAnsi"/>
+        </w:rPr>
+      </w:pPr>
+      <w:r>
+        <w:rPr>
+          <w:rFonts w:cstheme="minorHAnsi"/>
+        </w:rPr>
+        <w:t>Office User</w:t>
+      </w:r>
+    </w:p>
+    <w:p>
+      <w:pPr>
+        <w:ind w:left="720"/>
+        <w:rPr>
+          <w:rFonts w:cstheme="minorHAnsi"/>
+        </w:rPr>
+      </w:pPr>
+      <w:r>
+        <w:rPr>
+          <w:rFonts w:cstheme="minorHAnsi"/>
+        </w:rPr>
+        <w:t>This can be:</w:t>
+      </w:r>
+    </w:p>
+    <w:p>
+      <w:pPr>
+        <w:ind w:left="720"/>
+        <w:rPr>
+          <w:rFonts w:cstheme="minorHAnsi"/>
+        </w:rPr>
+      </w:pPr>
+      <w:r>
+        <w:rPr>
+          <w:rFonts w:cstheme="minorHAnsi"/>
+        </w:rPr>
+        <w:tab/>
+        <w:t>•</w:t>
+      </w:r>
+      <w:r>
+        <w:rPr>
+          <w:rFonts w:cstheme="minorHAnsi"/>
+        </w:rPr>
+        <w:tab/>
+        <w:t>Temporary disable</w:t>
+      </w:r>
+    </w:p>
+    <w:p>
+      <w:pPr>
+        <w:ind w:left="720"/>
+        <w:rPr>
+          <w:rFonts w:cstheme="minorHAnsi"/>
+        </w:rPr>
+      </w:pPr>
+      <w:r>
+        <w:rPr>
+          <w:rFonts w:cstheme="minorHAnsi"/>
+        </w:rPr>
+        <w:tab/>
+        <w:t>•</w:t>
+      </w:r>
+      <w:r>
+        <w:rPr>
+          <w:rFonts w:cstheme="minorHAnsi"/>
+        </w:rPr>
+        <w:tab/>
+        <w:t>User-level access control</w:t>
+      </w:r>
+    </w:p>
+    <w:p>
+      <w:pPr>
+        <w:ind w:left="720"/>
+        <w:rPr>
+          <w:rFonts w:cstheme="minorHAnsi"/>
+        </w:rPr>
+      </w:pPr>
+      <w:r>
+        <w:rPr>
+          <w:rFonts w:cstheme="minorHAnsi"/>
+        </w:rPr>
+        <w:t>Admin should have ability to</w:t>
+      </w:r>
+    </w:p>
+    <w:p>
+      <w:pPr>
+        <w:ind w:left="720"/>
+        <w:rPr>
+          <w:rFonts w:cstheme="minorHAnsi"/>
+        </w:rPr>
+      </w:pPr>
+      <w:r>
+        <w:rPr>
+          <w:rFonts w:cstheme="minorHAnsi"/>
+        </w:rPr>
+        <w:tab/>
+        <w:t>•</w:t>
+      </w:r>
+      <w:r>
+        <w:rPr>
+          <w:rFonts w:cstheme="minorHAnsi"/>
+        </w:rPr>
+        <w:tab/>
+        <w:t>Update the limit of a dealer</w:t>
+      </w:r>
+    </w:p>
+    <w:p>
+      <w:pPr>
+        <w:ind w:left="720"/>
+        <w:rPr>
+          <w:rFonts w:cstheme="minorHAnsi"/>
+        </w:rPr>
+      </w:pPr>
+      <w:r>
+        <w:rPr>
+          <w:rFonts w:cstheme="minorHAnsi"/>
+        </w:rPr>
+        <w:t>Admin should have ability to</w:t>
+      </w:r>
+    </w:p>
+    <w:p>
+      <w:pPr>
+        <w:ind w:left="720"/>
+        <w:rPr>
+          <w:rFonts w:cstheme="minorHAnsi"/>
+        </w:rPr>
+      </w:pPr>
+      <w:r>
+        <w:rPr>
+          <w:rFonts w:cstheme="minorHAnsi"/>
+        </w:rPr>
+        <w:tab/>
+        <w:t>•</w:t>
+      </w:r>
+      <w:r>
+        <w:rPr>
+          <w:rFonts w:cstheme="minorHAnsi"/>
+        </w:rPr>
+        <w:tab/>
+        <w:t>Create order on dealer’s behalf</w:t>
+      </w:r>
+    </w:p>
+    <w:p>
+      <w:pPr>
+        <w:ind w:left="720"/>
+        <w:rPr>
+          <w:rFonts w:cstheme="minorHAnsi"/>
+        </w:rPr>
+      </w:pPr>
+    </w:p>
+    <w:p>
+      <w:pPr>
+        <w:ind w:left="720"/>
+        <w:rPr>
+          <w:rFonts w:cstheme="minorHAnsi"/>
+        </w:rPr>
+      </w:pPr>
+      <w:r>
+        <w:rPr>
+          <w:rFonts w:cstheme="minorHAnsi"/>
+        </w:rPr>
+        <w:t>Hold Reason Propagation</w:t>
+      </w:r>
+    </w:p>
+    <w:p>
+      <w:pPr>
+        <w:ind w:left="720"/>
+        <w:rPr>
+          <w:rFonts w:cstheme="minorHAnsi"/>
+        </w:rPr>
+      </w:pPr>
+      <w:r>
+        <w:rPr>
+          <w:rFonts w:cstheme="minorHAnsi"/>
+        </w:rPr>
+        <w:tab/>
+        <w:t>•</w:t>
+      </w:r>
+      <w:r>
+        <w:rPr>
+          <w:rFonts w:cstheme="minorHAnsi"/>
+        </w:rPr>
+        <w:tab/>
+        <w:t>Hold reason entered in Office View:</w:t>
+      </w:r>
+    </w:p>
+    <w:p>
+      <w:pPr>
+        <w:ind w:left="720"/>
+        <w:rPr>
+          <w:rFonts w:cstheme="minorHAnsi"/>
+        </w:rPr>
+      </w:pPr>
+      <w:r>
+        <w:rPr>
+          <w:rFonts w:cstheme="minorHAnsi"/>
+        </w:rPr>
+        <w:tab/>
+        <w:t>•</w:t>
+      </w:r>
+      <w:r>
+        <w:rPr>
+          <w:rFonts w:cstheme="minorHAnsi"/>
+        </w:rPr>
+        <w:tab/>
+        <w:t>Must be visible in:</w:t>
+      </w:r>
+    </w:p>
+    <w:p>
+      <w:pPr>
+        <w:ind w:left="720"/>
+        <w:rPr>
+          <w:rFonts w:cstheme="minorHAnsi"/>
+        </w:rPr>
+      </w:pPr>
+      <w:r>
+        <w:rPr>
+          <w:rFonts w:cstheme="minorHAnsi"/>
+        </w:rPr>
+        <w:tab/>
+        <w:t>•</w:t>
+      </w:r>
+      <w:r>
+        <w:rPr>
+          <w:rFonts w:cstheme="minorHAnsi"/>
+        </w:rPr>
+        <w:tab/>
+        <w:t>Dealer View</w:t>
+      </w:r>
+    </w:p>
+    <w:p>
+      <w:pPr>
+        <w:ind w:left="720"/>
+        <w:rPr>
+          <w:rFonts w:cstheme="minorHAnsi"/>
+        </w:rPr>
+      </w:pPr>
+      <w:r>
+        <w:rPr>
+          <w:rFonts w:cstheme="minorHAnsi"/>
+        </w:rPr>
+        <w:tab/>
+        <w:t>•</w:t>
+      </w:r>
+      <w:r>
+        <w:rPr>
+          <w:rFonts w:cstheme="minorHAnsi"/>
+        </w:rPr>
+        <w:tab/>
+        <w:t>Dispatch View</w:t>
+      </w:r>
+    </w:p>
+    <w:p>
+      <w:pPr>
+        <w:ind w:left="720"/>
+        <w:rPr>
+          <w:rFonts w:cstheme="minorHAnsi"/>
+        </w:rPr>
+      </w:pPr>
+      <w:r>
+        <w:rPr>
+          <w:rFonts w:cstheme="minorHAnsi"/>
+        </w:rPr>
+        <w:t>Admin and download dealer and limit in excel. Manually change the limit and upload same excel format. To be reflected at run time</w:t>
+      </w:r>
+    </w:p>
+    <w:p>
+      <w:pPr>
+        <w:ind w:left="720"/>
+        <w:rPr>
+          <w:rFonts w:cstheme="minorHAnsi"/>
+        </w:rPr>
+      </w:pPr>
+      <w:r>
+        <w:rPr>
+          <w:rFonts w:cstheme="minorHAnsi"/>
+        </w:rPr>
+        <w:t xml:space="preserve">5.6 Export Feature </w:t>
+      </w:r>
+    </w:p>
+    <w:p>
+      <w:pPr>
+        <w:ind w:left="720"/>
+        <w:rPr>
+          <w:rFonts w:cstheme="minorHAnsi"/>
+        </w:rPr>
+      </w:pPr>
+      <w:r>
+        <w:rPr>
+          <w:rFonts w:cstheme="minorHAnsi"/>
+        </w:rPr>
+        <w:tab/>
+        <w:t>•</w:t>
+      </w:r>
+      <w:r>
+        <w:rPr>
+          <w:rFonts w:cstheme="minorHAnsi"/>
+        </w:rPr>
+        <w:tab/>
+        <w:t>Admin can:</w:t>
+      </w:r>
+    </w:p>
+    <w:p>
+      <w:pPr>
+        <w:pStyle w:val="ListParagraph"/>
+        <w:numPr>
+          <w:ilvl w:val="0"/>
+          <w:numId w:val="18"/>
+        </w:numPr>
+        <w:rPr>
+          <w:rFonts w:cstheme="minorHAnsi"/>
+        </w:rPr>
+      </w:pPr>
+      <w:r>
+        <w:rPr>
+          <w:rFonts w:cstheme="minorHAnsi"/>
+        </w:rPr>
+        <w:t>Export data (Excel/CSV)</w:t>
+      </w:r>
+    </w:p>
+    <w:p>
+      <w:pPr>
+        <w:pStyle w:val="ListParagraph"/>
+        <w:numPr>
+          <w:ilvl w:val="0"/>
+          <w:numId w:val="18"/>
+        </w:numPr>
+        <w:rPr>
+          <w:rFonts w:cstheme="minorHAnsi"/>
+        </w:rPr>
+      </w:pPr>
+      <w:r>
+        <w:rPr>
+          <w:rFonts w:cstheme="minorHAnsi"/>
+        </w:rPr>
+        <w:t>Data can include:</w:t>
+      </w:r>
+    </w:p>
+    <w:p>
+      <w:pPr>
+        <w:pStyle w:val="ListParagraph"/>
+        <w:numPr>
+          <w:ilvl w:val="0"/>
+          <w:numId w:val="18"/>
+        </w:numPr>
+        <w:rPr>
+          <w:rFonts w:cstheme="minorHAnsi"/>
+        </w:rPr>
+      </w:pPr>
+      <w:r>
+        <w:rPr>
+          <w:rFonts w:cstheme="minorHAnsi"/>
+        </w:rPr>
+        <w:t>Orders</w:t>
+      </w:r>
+    </w:p>
+    <w:p>
+      <w:pPr>
+        <w:pStyle w:val="ListParagraph"/>
+        <w:numPr>
+          <w:ilvl w:val="0"/>
+          <w:numId w:val="18"/>
+        </w:numPr>
+        <w:rPr>
+          <w:rFonts w:cstheme="minorHAnsi"/>
+        </w:rPr>
+      </w:pPr>
+      <w:r>
+        <w:rPr>
+          <w:rFonts w:cstheme="minorHAnsi"/>
+        </w:rPr>
         <w:t>Status</w:t>
       </w:r>
     </w:p>
     <w:p>
       <w:pPr>
+        <w:pStyle w:val="ListParagraph"/>
+        <w:numPr>
+          <w:ilvl w:val="0"/>
+          <w:numId w:val="18"/>
+        </w:numPr>
+        <w:rPr>
+          <w:rFonts w:cstheme="minorHAnsi"/>
+        </w:rPr>
+      </w:pPr>
+      <w:r>
+        <w:rPr>
+          <w:rFonts w:cstheme="minorHAnsi"/>
+        </w:rPr>
+        <w:t>Dispatch details</w:t>
+      </w:r>
+    </w:p>
+    <w:p>
+      <w:pPr>
+        <w:rPr>
+          <w:rFonts w:cstheme="minorHAnsi"/>
+        </w:rPr>
+      </w:pPr>
+    </w:p>
+    <w:p>
+      <w:pPr>
+        <w:pStyle w:val="ListParagraph"/>
+        <w:numPr>
+          <w:ilvl w:val="0"/>
+          <w:numId w:val="2"/>
+        </w:numPr>
+        <w:rPr>
+          <w:rFonts w:cstheme="minorHAnsi"/>
+          <w:b/>
+        </w:rPr>
+      </w:pPr>
+      <w:r>
+        <w:rPr>
+          <w:rFonts w:cstheme="minorHAnsi"/>
+          <w:b/>
+        </w:rPr>
+        <w:t>Office Module View</w:t>
+      </w:r>
+    </w:p>
+    <w:p>
+      <w:pPr>
+        <w:ind w:firstLine="360"/>
+        <w:rPr>
+          <w:rFonts w:cstheme="minorHAnsi"/>
+        </w:rPr>
+      </w:pPr>
+      <w:r>
+        <w:rPr>
+          <w:rFonts w:cstheme="minorHAnsi"/>
+        </w:rPr>
+        <w:t>7.</w:t>
+      </w:r>
+      <w:r>
+        <w:rPr>
+          <w:rFonts w:cstheme="minorHAnsi"/>
+        </w:rPr>
+        <w:t>1 Dashboard</w:t>
+      </w:r>
+    </w:p>
+    <w:p>
+      <w:pPr>
+        <w:ind w:left="1440"/>
+        <w:rPr>
+          <w:rFonts w:cstheme="minorHAnsi"/>
+        </w:rPr>
+      </w:pPr>
+      <w:r>
+        <w:rPr>
+          <w:rFonts w:cstheme="minorHAnsi"/>
+        </w:rPr>
+        <w:t>1 )Dashboard 1 - Report Dashboard View for all  dealers calculate Monthly or Quarterly target basis selected choice</w:t>
+      </w:r>
+    </w:p>
+    <w:p>
+      <w:pPr>
+        <w:ind w:left="1440"/>
+        <w:rPr>
+          <w:rFonts w:cstheme="minorHAnsi"/>
+        </w:rPr>
+      </w:pPr>
+      <w:r>
+        <w:rPr>
+          <w:rFonts w:cstheme="minorHAnsi"/>
+        </w:rPr>
+        <w:tab/>
+        <w:t>•</w:t>
+      </w:r>
+      <w:r>
+        <w:rPr>
+          <w:rFonts w:cstheme="minorHAnsi"/>
+        </w:rPr>
+        <w:tab/>
+        <w:t>Total Orders Volume Placed</w:t>
+      </w:r>
+    </w:p>
+    <w:p>
+      <w:pPr>
+        <w:ind w:left="1440"/>
+        <w:rPr>
+          <w:rFonts w:cstheme="minorHAnsi"/>
+        </w:rPr>
+      </w:pPr>
+      <w:r>
+        <w:rPr>
+          <w:rFonts w:cstheme="minorHAnsi"/>
+        </w:rPr>
+        <w:tab/>
+        <w:t>•</w:t>
+      </w:r>
+      <w:r>
+        <w:rPr>
+          <w:rFonts w:cstheme="minorHAnsi"/>
+        </w:rPr>
+        <w:tab/>
+        <w:t>Dealer Target</w:t>
+      </w:r>
+    </w:p>
+    <w:p>
+      <w:pPr>
+        <w:ind w:left="1440"/>
+        <w:rPr>
+          <w:rFonts w:cstheme="minorHAnsi"/>
+        </w:rPr>
+      </w:pPr>
+      <w:r>
+        <w:rPr>
+          <w:rFonts w:cstheme="minorHAnsi"/>
+        </w:rPr>
+        <w:t>2) Dashboard 2 - Dashboard to show order of all dealers</w:t>
+      </w:r>
+    </w:p>
+    <w:p>
+      <w:pPr>
         <w:ind w:left="720"/>
         <w:rPr>
           <w:rFonts w:cstheme="minorHAnsi"/>
@@ -1086,6 +3798,20 @@
         <w:rPr>
           <w:rFonts w:cstheme="minorHAnsi"/>
         </w:rPr>
+        <w:t>Drill-Down of Dashboard to show order details per dealer(Dealer Name , Dealer Display name)</w:t>
+      </w:r>
+    </w:p>
+    <w:p>
+      <w:pPr>
+        <w:ind w:left="720"/>
+        <w:rPr>
+          <w:rFonts w:cstheme="minorHAnsi"/>
+        </w:rPr>
+      </w:pPr>
+      <w:r>
+        <w:rPr>
+          <w:rFonts w:cstheme="minorHAnsi"/>
+        </w:rPr>
         <w:tab/>
         <w:t>•</w:t>
       </w:r>
@@ -1094,7 +3820,7 @@
           <w:rFonts w:cstheme="minorHAnsi"/>
         </w:rPr>
         <w:tab/>
-        <w:t>Dispatch Details (Vehicle Number and Mobile No of the driver. Dealer can call the driver directly from the screen)</w:t>
+        <w:t>Click dealer→ view detailed orders</w:t>
       </w:r>
     </w:p>
     <w:p>
@@ -1108,6 +3834,178 @@
         <w:rPr>
           <w:rFonts w:cstheme="minorHAnsi"/>
         </w:rPr>
+        <w:t xml:space="preserve">Fields to display – </w:t>
+      </w:r>
+    </w:p>
+    <w:p>
+      <w:pPr>
+        <w:pStyle w:val="ListParagraph"/>
+        <w:numPr>
+          <w:ilvl w:val="0"/>
+          <w:numId w:val="13"/>
+        </w:numPr>
+        <w:rPr>
+          <w:rFonts w:cstheme="minorHAnsi"/>
+        </w:rPr>
+      </w:pPr>
+      <w:r>
+        <w:rPr>
+          <w:rFonts w:cstheme="minorHAnsi"/>
+        </w:rPr>
+        <w:t xml:space="preserve">Order Id , </w:t>
+      </w:r>
+    </w:p>
+    <w:p>
+      <w:pPr>
+        <w:pStyle w:val="ListParagraph"/>
+        <w:numPr>
+          <w:ilvl w:val="0"/>
+          <w:numId w:val="13"/>
+        </w:numPr>
+        <w:rPr>
+          <w:rFonts w:cstheme="minorHAnsi"/>
+        </w:rPr>
+      </w:pPr>
+      <w:r>
+        <w:rPr>
+          <w:rFonts w:cstheme="minorHAnsi"/>
+        </w:rPr>
+        <w:t xml:space="preserve">Product , </w:t>
+      </w:r>
+    </w:p>
+    <w:p>
+      <w:pPr>
+        <w:pStyle w:val="ListParagraph"/>
+        <w:numPr>
+          <w:ilvl w:val="0"/>
+          <w:numId w:val="13"/>
+        </w:numPr>
+        <w:rPr>
+          <w:rFonts w:cstheme="minorHAnsi"/>
+        </w:rPr>
+      </w:pPr>
+      <w:r>
+        <w:rPr>
+          <w:rFonts w:cstheme="minorHAnsi"/>
+        </w:rPr>
+        <w:t xml:space="preserve">Quantity, </w:t>
+      </w:r>
+    </w:p>
+    <w:p>
+      <w:pPr>
+        <w:pStyle w:val="ListParagraph"/>
+        <w:numPr>
+          <w:ilvl w:val="0"/>
+          <w:numId w:val="13"/>
+        </w:numPr>
+        <w:rPr>
+          <w:rFonts w:cstheme="minorHAnsi"/>
+        </w:rPr>
+      </w:pPr>
+      <w:r>
+        <w:rPr>
+          <w:rFonts w:cstheme="minorHAnsi"/>
+        </w:rPr>
+        <w:t>Delivery Location ,</w:t>
+      </w:r>
+    </w:p>
+    <w:p>
+      <w:pPr>
+        <w:pStyle w:val="ListParagraph"/>
+        <w:numPr>
+          <w:ilvl w:val="0"/>
+          <w:numId w:val="13"/>
+        </w:numPr>
+        <w:rPr>
+          <w:rFonts w:cstheme="minorHAnsi"/>
+        </w:rPr>
+      </w:pPr>
+      <w:r>
+        <w:rPr>
+          <w:rFonts w:cstheme="minorHAnsi"/>
+        </w:rPr>
+        <w:t xml:space="preserve">Order date , </w:t>
+      </w:r>
+    </w:p>
+    <w:p>
+      <w:pPr>
+        <w:pStyle w:val="ListParagraph"/>
+        <w:numPr>
+          <w:ilvl w:val="0"/>
+          <w:numId w:val="13"/>
+        </w:numPr>
+        <w:rPr>
+          <w:rFonts w:cstheme="minorHAnsi"/>
+        </w:rPr>
+      </w:pPr>
+      <w:r>
+        <w:rPr>
+          <w:rFonts w:cstheme="minorHAnsi"/>
+        </w:rPr>
+        <w:t xml:space="preserve">Status, </w:t>
+      </w:r>
+    </w:p>
+    <w:p>
+      <w:pPr>
+        <w:pStyle w:val="ListParagraph"/>
+        <w:numPr>
+          <w:ilvl w:val="0"/>
+          <w:numId w:val="13"/>
+        </w:numPr>
+        <w:rPr>
+          <w:rFonts w:cstheme="minorHAnsi"/>
+        </w:rPr>
+      </w:pPr>
+      <w:r>
+        <w:rPr>
+          <w:rFonts w:cstheme="minorHAnsi"/>
+        </w:rPr>
+        <w:t>Dispatch ,</w:t>
+      </w:r>
+    </w:p>
+    <w:p>
+      <w:pPr>
+        <w:pStyle w:val="ListParagraph"/>
+        <w:numPr>
+          <w:ilvl w:val="0"/>
+          <w:numId w:val="13"/>
+        </w:numPr>
+        <w:rPr>
+          <w:rFonts w:cstheme="minorHAnsi"/>
+        </w:rPr>
+      </w:pPr>
+      <w:r>
+        <w:rPr>
+          <w:rFonts w:cstheme="minorHAnsi"/>
+        </w:rPr>
+        <w:t>Action</w:t>
+      </w:r>
+    </w:p>
+    <w:p>
+      <w:pPr>
+        <w:ind w:left="720"/>
+        <w:rPr>
+          <w:rFonts w:cstheme="minorHAnsi"/>
+        </w:rPr>
+      </w:pPr>
+      <w:r>
+        <w:rPr>
+          <w:rFonts w:cstheme="minorHAnsi"/>
+        </w:rPr>
+        <w:t xml:space="preserve"> Actions Logic – Office can put the order on hold with below reason(reason is Mandatory)</w:t>
+      </w:r>
+    </w:p>
+    <w:p>
+      <w:pPr>
+        <w:ind w:left="720"/>
+        <w:rPr>
+          <w:rFonts w:cstheme="minorHAnsi"/>
+        </w:rPr>
+      </w:pPr>
+      <w:r>
+        <w:rPr>
+          <w:rFonts w:cstheme="minorHAnsi"/>
+        </w:rPr>
         <w:tab/>
         <w:t>•</w:t>
       </w:r>
@@ -1116,7 +4014,7 @@
           <w:rFonts w:cstheme="minorHAnsi"/>
         </w:rPr>
         <w:tab/>
-        <w:t xml:space="preserve">Action </w:t>
+        <w:t>Payment</w:t>
       </w:r>
     </w:p>
     <w:p>
@@ -1126,37 +4024,19 @@
           <w:rFonts w:cstheme="minorHAnsi"/>
         </w:rPr>
       </w:pPr>
-    </w:p>
-    <w:p>
-      <w:pPr>
-        <w:rPr>
-          <w:rFonts w:cstheme="minorHAnsi"/>
-        </w:rPr>
-      </w:pPr>
-      <w:r>
-        <w:rPr>
-          <w:rFonts w:cstheme="minorHAnsi"/>
-        </w:rPr>
-        <w:t>3.3 Order Tracking</w:t>
-      </w:r>
-      <w:r>
-        <w:rPr>
-          <w:rFonts w:cstheme="minorHAnsi"/>
-        </w:rPr>
-        <w:t xml:space="preserve"> (these are the different status possible for orders)</w:t>
-      </w:r>
-    </w:p>
-    <w:p>
-      <w:pPr>
-        <w:rPr>
-          <w:rFonts w:cstheme="minorHAnsi"/>
-        </w:rPr>
-      </w:pPr>
-      <w:r>
-        <w:rPr>
-          <w:rFonts w:cstheme="minorHAnsi"/>
-        </w:rPr>
-        <w:t>Order history should be categorised:</w:t>
+      <w:r>
+        <w:rPr>
+          <w:rFonts w:cstheme="minorHAnsi"/>
+        </w:rPr>
+        <w:tab/>
+        <w:t>•</w:t>
+      </w:r>
+      <w:r>
+        <w:rPr>
+          <w:rFonts w:cstheme="minorHAnsi"/>
+        </w:rPr>
+        <w:tab/>
+        <w:t>Party request</w:t>
       </w:r>
     </w:p>
     <w:p>
@@ -1178,7 +4058,7 @@
           <w:rFonts w:cstheme="minorHAnsi"/>
         </w:rPr>
         <w:tab/>
-        <w:t>Order Placed</w:t>
+        <w:t>Others (free text)</w:t>
       </w:r>
     </w:p>
     <w:p>
@@ -1192,6 +4072,26 @@
         <w:rPr>
           <w:rFonts w:cstheme="minorHAnsi"/>
         </w:rPr>
+        <w:t>7.2</w:t>
+      </w:r>
+      <w:r>
+        <w:rPr>
+          <w:rFonts w:cstheme="minorHAnsi"/>
+        </w:rPr>
+        <w:t xml:space="preserve"> Historical Data</w:t>
+      </w:r>
+    </w:p>
+    <w:p>
+      <w:pPr>
+        <w:ind w:left="720"/>
+        <w:rPr>
+          <w:rFonts w:cstheme="minorHAnsi"/>
+        </w:rPr>
+      </w:pPr>
+      <w:r>
+        <w:rPr>
+          <w:rFonts w:cstheme="minorHAnsi"/>
+        </w:rPr>
         <w:tab/>
         <w:t>•</w:t>
       </w:r>
@@ -1200,7 +4100,7 @@
           <w:rFonts w:cstheme="minorHAnsi"/>
         </w:rPr>
         <w:tab/>
-        <w:t>On Hold (with reason – fetched from office view or dealer view)</w:t>
+        <w:t>Filter:</w:t>
       </w:r>
     </w:p>
     <w:p>
@@ -1222,7 +4122,7 @@
           <w:rFonts w:cstheme="minorHAnsi"/>
         </w:rPr>
         <w:tab/>
-        <w:t>Accepted</w:t>
+        <w:t>From Date → To Date</w:t>
       </w:r>
     </w:p>
     <w:p>
@@ -1236,6 +4136,21 @@
         <w:rPr>
           <w:rFonts w:cstheme="minorHAnsi"/>
         </w:rPr>
+        <w:t>Office should have ability to</w:t>
+      </w:r>
+    </w:p>
+    <w:p>
+      <w:pPr>
+        <w:ind w:left="720"/>
+        <w:rPr>
+          <w:rFonts w:cstheme="minorHAnsi"/>
+        </w:rPr>
+      </w:pPr>
+      <w:r>
+        <w:rPr>
+          <w:rFonts w:cstheme="minorHAnsi"/>
+        </w:rPr>
+        <w:lastRenderedPageBreak/>
         <w:tab/>
         <w:t>•</w:t>
       </w:r>
@@ -1244,11 +4159,300 @@
           <w:rFonts w:cstheme="minorHAnsi"/>
         </w:rPr>
         <w:tab/>
-        <w:t>Dispatched</w:t>
-      </w:r>
-    </w:p>
-    <w:p>
-      <w:pPr>
+        <w:t>Create order on dealer’s behalf</w:t>
+      </w:r>
+    </w:p>
+    <w:p>
+      <w:pPr>
+        <w:ind w:left="720"/>
+        <w:rPr>
+          <w:rFonts w:cstheme="minorHAnsi"/>
+        </w:rPr>
+      </w:pPr>
+    </w:p>
+    <w:p>
+      <w:pPr>
+        <w:ind w:left="720"/>
+        <w:rPr>
+          <w:rFonts w:cstheme="minorHAnsi"/>
+        </w:rPr>
+      </w:pPr>
+      <w:r>
+        <w:rPr>
+          <w:rFonts w:cstheme="minorHAnsi"/>
+        </w:rPr>
+        <w:t>Hold Reason Propagation</w:t>
+      </w:r>
+    </w:p>
+    <w:p>
+      <w:pPr>
+        <w:ind w:left="720"/>
+        <w:rPr>
+          <w:rFonts w:cstheme="minorHAnsi"/>
+        </w:rPr>
+      </w:pPr>
+      <w:r>
+        <w:rPr>
+          <w:rFonts w:cstheme="minorHAnsi"/>
+        </w:rPr>
+        <w:tab/>
+        <w:t>•</w:t>
+      </w:r>
+      <w:r>
+        <w:rPr>
+          <w:rFonts w:cstheme="minorHAnsi"/>
+        </w:rPr>
+        <w:tab/>
+        <w:t>Hold reason entered in Office View:</w:t>
+      </w:r>
+    </w:p>
+    <w:p>
+      <w:pPr>
+        <w:ind w:left="720"/>
+        <w:rPr>
+          <w:rFonts w:cstheme="minorHAnsi"/>
+        </w:rPr>
+      </w:pPr>
+      <w:r>
+        <w:rPr>
+          <w:rFonts w:cstheme="minorHAnsi"/>
+        </w:rPr>
+        <w:tab/>
+        <w:t>•</w:t>
+      </w:r>
+      <w:r>
+        <w:rPr>
+          <w:rFonts w:cstheme="minorHAnsi"/>
+        </w:rPr>
+        <w:tab/>
+        <w:t>Must be visible in:</w:t>
+      </w:r>
+    </w:p>
+    <w:p>
+      <w:pPr>
+        <w:ind w:left="720"/>
+        <w:rPr>
+          <w:rFonts w:cstheme="minorHAnsi"/>
+        </w:rPr>
+      </w:pPr>
+      <w:r>
+        <w:rPr>
+          <w:rFonts w:cstheme="minorHAnsi"/>
+        </w:rPr>
+        <w:tab/>
+        <w:t>•</w:t>
+      </w:r>
+      <w:r>
+        <w:rPr>
+          <w:rFonts w:cstheme="minorHAnsi"/>
+        </w:rPr>
+        <w:tab/>
+        <w:t>Dealer View</w:t>
+      </w:r>
+    </w:p>
+    <w:p>
+      <w:pPr>
+        <w:ind w:left="720"/>
+        <w:rPr>
+          <w:rFonts w:cstheme="minorHAnsi"/>
+        </w:rPr>
+      </w:pPr>
+      <w:r>
+        <w:rPr>
+          <w:rFonts w:cstheme="minorHAnsi"/>
+        </w:rPr>
+        <w:tab/>
+        <w:t>•</w:t>
+      </w:r>
+      <w:r>
+        <w:rPr>
+          <w:rFonts w:cstheme="minorHAnsi"/>
+        </w:rPr>
+        <w:tab/>
+        <w:t>Dispatch View</w:t>
+      </w:r>
+    </w:p>
+    <w:p>
+      <w:pPr>
+        <w:ind w:left="720"/>
+        <w:rPr>
+          <w:rFonts w:cstheme="minorHAnsi"/>
+        </w:rPr>
+      </w:pPr>
+      <w:r>
+        <w:rPr>
+          <w:rFonts w:cstheme="minorHAnsi"/>
+        </w:rPr>
+        <w:t>Admin and download dealer and limit in excel. Manually change the limit and upload same excel format. To be reflected at run time</w:t>
+      </w:r>
+    </w:p>
+    <w:p>
+      <w:pPr>
+        <w:ind w:left="720"/>
+        <w:rPr>
+          <w:rFonts w:cstheme="minorHAnsi"/>
+        </w:rPr>
+      </w:pPr>
+      <w:r>
+        <w:rPr>
+          <w:rFonts w:cstheme="minorHAnsi"/>
+        </w:rPr>
+        <w:t>7.3</w:t>
+      </w:r>
+      <w:r>
+        <w:rPr>
+          <w:rFonts w:cstheme="minorHAnsi"/>
+        </w:rPr>
+        <w:t xml:space="preserve"> Export Feature </w:t>
+      </w:r>
+    </w:p>
+    <w:p>
+      <w:pPr>
+        <w:ind w:left="720"/>
+        <w:rPr>
+          <w:rFonts w:cstheme="minorHAnsi"/>
+        </w:rPr>
+      </w:pPr>
+      <w:r>
+        <w:rPr>
+          <w:rFonts w:cstheme="minorHAnsi"/>
+        </w:rPr>
+        <w:tab/>
+        <w:t>•</w:t>
+      </w:r>
+      <w:r>
+        <w:rPr>
+          <w:rFonts w:cstheme="minorHAnsi"/>
+        </w:rPr>
+        <w:tab/>
+        <w:t>Admin can:</w:t>
+      </w:r>
+    </w:p>
+    <w:p>
+      <w:pPr>
+        <w:pStyle w:val="ListParagraph"/>
+        <w:numPr>
+          <w:ilvl w:val="0"/>
+          <w:numId w:val="18"/>
+        </w:numPr>
+        <w:rPr>
+          <w:rFonts w:cstheme="minorHAnsi"/>
+        </w:rPr>
+      </w:pPr>
+      <w:r>
+        <w:rPr>
+          <w:rFonts w:cstheme="minorHAnsi"/>
+        </w:rPr>
+        <w:t>Export data (Excel/CSV)</w:t>
+      </w:r>
+    </w:p>
+    <w:p>
+      <w:pPr>
+        <w:pStyle w:val="ListParagraph"/>
+        <w:numPr>
+          <w:ilvl w:val="0"/>
+          <w:numId w:val="18"/>
+        </w:numPr>
+        <w:rPr>
+          <w:rFonts w:cstheme="minorHAnsi"/>
+        </w:rPr>
+      </w:pPr>
+      <w:r>
+        <w:rPr>
+          <w:rFonts w:cstheme="minorHAnsi"/>
+        </w:rPr>
+        <w:t>Data can include:</w:t>
+      </w:r>
+    </w:p>
+    <w:p>
+      <w:pPr>
+        <w:pStyle w:val="ListParagraph"/>
+        <w:numPr>
+          <w:ilvl w:val="0"/>
+          <w:numId w:val="18"/>
+        </w:numPr>
+        <w:rPr>
+          <w:rFonts w:cstheme="minorHAnsi"/>
+        </w:rPr>
+      </w:pPr>
+      <w:r>
+        <w:rPr>
+          <w:rFonts w:cstheme="minorHAnsi"/>
+        </w:rPr>
+        <w:t>Orders</w:t>
+      </w:r>
+    </w:p>
+    <w:p>
+      <w:pPr>
+        <w:pStyle w:val="ListParagraph"/>
+        <w:numPr>
+          <w:ilvl w:val="0"/>
+          <w:numId w:val="18"/>
+        </w:numPr>
+        <w:rPr>
+          <w:rFonts w:cstheme="minorHAnsi"/>
+        </w:rPr>
+      </w:pPr>
+      <w:r>
+        <w:rPr>
+          <w:rFonts w:cstheme="minorHAnsi"/>
+        </w:rPr>
+        <w:t>Status</w:t>
+      </w:r>
+    </w:p>
+    <w:p>
+      <w:pPr>
+        <w:pStyle w:val="ListParagraph"/>
+        <w:numPr>
+          <w:ilvl w:val="0"/>
+          <w:numId w:val="18"/>
+        </w:numPr>
+        <w:rPr>
+          <w:rFonts w:cstheme="minorHAnsi"/>
+        </w:rPr>
+      </w:pPr>
+      <w:r>
+        <w:rPr>
+          <w:rFonts w:cstheme="minorHAnsi"/>
+        </w:rPr>
+        <w:t>Dispatch details</w:t>
+      </w:r>
+    </w:p>
+    <w:p>
+      <w:pPr>
+        <w:rPr>
+          <w:rFonts w:cstheme="minorHAnsi"/>
+        </w:rPr>
+      </w:pPr>
+    </w:p>
+    <w:p>
+      <w:pPr>
+        <w:rPr>
+          <w:rFonts w:cstheme="minorHAnsi"/>
+        </w:rPr>
+      </w:pPr>
+    </w:p>
+    <w:p>
+      <w:pPr>
+        <w:rPr>
+          <w:rFonts w:cstheme="minorHAnsi"/>
+        </w:rPr>
+      </w:pPr>
+      <w:r>
+        <w:rPr>
+          <w:rFonts w:cstheme="minorHAnsi"/>
+          <w:highlight w:val="yellow"/>
+        </w:rPr>
+        <w:t>&lt;Pending&gt;</w:t>
+      </w:r>
+    </w:p>
+    <w:p>
+      <w:pPr>
+        <w:pStyle w:val="ListParagraph"/>
+        <w:numPr>
+          <w:ilvl w:val="0"/>
+          <w:numId w:val="2"/>
+        </w:numPr>
         <w:rPr>
           <w:rFonts w:cstheme="minorHAnsi"/>
           <w:b/>
@@ -1257,299 +4461,34 @@
       <w:r>
         <w:rPr>
           <w:rFonts w:cstheme="minorHAnsi"/>
-        </w:rPr>
-        <w:tab/>
-      </w:r>
-      <w:r>
-        <w:rPr>
-          <w:rFonts w:cstheme="minorHAnsi"/>
           <w:b/>
         </w:rPr>
-        <w:t>Validations -</w:t>
-      </w:r>
-    </w:p>
-    <w:p>
-      <w:pPr>
-        <w:pStyle w:val="ListParagraph"/>
-        <w:numPr>
-          <w:ilvl w:val="0"/>
-          <w:numId w:val="5"/>
-        </w:numPr>
-        <w:rPr>
-          <w:rFonts w:cstheme="minorHAnsi"/>
-        </w:rPr>
-      </w:pPr>
-      <w:r>
-        <w:rPr>
-          <w:rFonts w:cstheme="minorHAnsi"/>
-        </w:rPr>
-        <w:t>Dealer dashboard to display ‘Dealer display name’ and not the ‘dealer name’ —pending db update</w:t>
-      </w:r>
-    </w:p>
-    <w:p>
-      <w:pPr>
-        <w:pStyle w:val="ListParagraph"/>
-        <w:numPr>
-          <w:ilvl w:val="0"/>
-          <w:numId w:val="5"/>
-        </w:numPr>
-        <w:rPr>
-          <w:rFonts w:cstheme="minorHAnsi"/>
-        </w:rPr>
-      </w:pPr>
-      <w:r>
-        <w:rPr>
-          <w:rFonts w:cstheme="minorHAnsi"/>
-        </w:rPr>
-        <w:t xml:space="preserve">Dealer can put the ongoing order on ‘On Hold’ only for current orders with status ‘Order Placed’ at any time. Reason non mandatory. </w:t>
-      </w:r>
-    </w:p>
-    <w:p>
-      <w:pPr>
-        <w:pStyle w:val="ListParagraph"/>
-        <w:numPr>
-          <w:ilvl w:val="0"/>
-          <w:numId w:val="5"/>
-        </w:numPr>
-        <w:rPr>
-          <w:rFonts w:cstheme="minorHAnsi"/>
-        </w:rPr>
-      </w:pPr>
-      <w:r>
-        <w:rPr>
-          <w:rFonts w:cstheme="minorHAnsi"/>
-        </w:rPr>
-        <w:t>Order once is ‘Accepted’ or ‘Dispatched’ cannot be edited. New ord</w:t>
-      </w:r>
-      <w:r>
-        <w:rPr>
-          <w:rFonts w:cstheme="minorHAnsi"/>
-        </w:rPr>
-        <w:t>er to be placed for extra units</w:t>
-      </w:r>
-    </w:p>
-    <w:p>
-      <w:pPr>
-        <w:pStyle w:val="ListParagraph"/>
-        <w:numPr>
-          <w:ilvl w:val="0"/>
-          <w:numId w:val="5"/>
-        </w:numPr>
-        <w:rPr>
-          <w:rFonts w:cstheme="minorHAnsi"/>
-        </w:rPr>
-      </w:pPr>
-      <w:r>
-        <w:rPr>
-          <w:rFonts w:cstheme="minorHAnsi"/>
-        </w:rPr>
-        <w:t xml:space="preserve">‘On Hold’ status updated by dealer cannot be overridden by Admin. Similarly ‘On Hold’ order status updated by Admin user cannot be changed by Dealer and updated status value to be reflected immediately to dealer dashboard. </w:t>
-      </w:r>
-    </w:p>
-    <w:p>
-      <w:pPr>
-        <w:pStyle w:val="ListParagraph"/>
-        <w:numPr>
-          <w:ilvl w:val="0"/>
-          <w:numId w:val="5"/>
-        </w:numPr>
-        <w:rPr>
-          <w:rFonts w:cstheme="minorHAnsi"/>
-        </w:rPr>
-      </w:pPr>
-      <w:r>
-        <w:rPr>
-          <w:rFonts w:cstheme="minorHAnsi"/>
-        </w:rPr>
-        <w:t>If Order</w:t>
-      </w:r>
-      <w:r>
-        <w:rPr>
-          <w:rFonts w:cstheme="minorHAnsi"/>
-        </w:rPr>
-        <w:t xml:space="preserve"> released from ‘On Hold’ status</w:t>
-      </w:r>
-      <w:r>
-        <w:rPr>
-          <w:rFonts w:cstheme="minorHAnsi"/>
-        </w:rPr>
-        <w:t>, new status should be Oder Pl</w:t>
-      </w:r>
-      <w:r>
-        <w:rPr>
-          <w:rFonts w:cstheme="minorHAnsi"/>
-        </w:rPr>
-        <w:t>aced. order time should reset</w:t>
-      </w:r>
-    </w:p>
-    <w:p>
-      <w:pPr>
-        <w:pStyle w:val="ListParagraph"/>
-        <w:numPr>
-          <w:ilvl w:val="0"/>
-          <w:numId w:val="6"/>
-        </w:numPr>
-        <w:rPr>
-          <w:rFonts w:cstheme="minorHAnsi"/>
-        </w:rPr>
-      </w:pPr>
-      <w:r>
-        <w:rPr>
-          <w:rFonts w:cstheme="minorHAnsi"/>
-        </w:rPr>
-        <w:t xml:space="preserve">Admin to receive notification if dealer </w:t>
-      </w:r>
-      <w:r>
-        <w:rPr>
-          <w:rFonts w:cstheme="minorHAnsi"/>
-        </w:rPr>
-        <w:t>has consumed 80% (config parameter in master table) of his allowed limit</w:t>
-      </w:r>
-      <w:r>
-        <w:rPr>
-          <w:rFonts w:cstheme="minorHAnsi"/>
-        </w:rPr>
-        <w:t>. Admin can increase the limit and should be reflected immediately to the dealer</w:t>
-      </w:r>
-      <w:r>
-        <w:rPr>
-          <w:rFonts w:cstheme="minorHAnsi"/>
-        </w:rPr>
-        <w:t>.</w:t>
-      </w:r>
-    </w:p>
-    <w:p>
-      <w:pPr>
-        <w:pStyle w:val="ListParagraph"/>
-        <w:numPr>
-          <w:ilvl w:val="0"/>
-          <w:numId w:val="6"/>
-        </w:numPr>
-        <w:rPr>
-          <w:rFonts w:cstheme="minorHAnsi"/>
-        </w:rPr>
-      </w:pPr>
-      <w:r>
-        <w:rPr>
-          <w:rFonts w:cstheme="minorHAnsi"/>
-        </w:rPr>
-        <w:t>Dealer cannot place order if order</w:t>
-      </w:r>
-      <w:r>
-        <w:rPr>
-          <w:rFonts w:cstheme="minorHAnsi"/>
-        </w:rPr>
-        <w:t xml:space="preserve"> is greater than allowed limit.</w:t>
-      </w:r>
-    </w:p>
-    <w:p>
-      <w:pPr>
-        <w:pStyle w:val="ListParagraph"/>
-        <w:numPr>
-          <w:ilvl w:val="0"/>
-          <w:numId w:val="6"/>
-        </w:numPr>
-        <w:rPr>
-          <w:rFonts w:cstheme="minorHAnsi"/>
-        </w:rPr>
-      </w:pPr>
-      <w:r>
-        <w:rPr>
-          <w:rFonts w:cstheme="minorHAnsi"/>
-        </w:rPr>
-        <w:t>Allowed Limit = Remaining Limit - Quantity entered in order screen</w:t>
-      </w:r>
-    </w:p>
-    <w:p>
-      <w:pPr>
-        <w:pStyle w:val="ListParagraph"/>
-        <w:numPr>
-          <w:ilvl w:val="0"/>
-          <w:numId w:val="6"/>
-        </w:numPr>
-        <w:rPr>
-          <w:rFonts w:cstheme="minorHAnsi"/>
-        </w:rPr>
-      </w:pPr>
-      <w:r>
-        <w:rPr>
-          <w:rFonts w:cstheme="minorHAnsi"/>
-        </w:rPr>
-        <w:lastRenderedPageBreak/>
-        <w:t>Alert message for dealer = ‘You are exceeding allowed limit. Kindly reduce the quantity or call Admin’ Dealer able to call Admin from order screen only</w:t>
-      </w:r>
-      <w:r>
-        <w:rPr>
-          <w:rFonts w:cstheme="minorHAnsi"/>
-        </w:rPr>
-        <w:t>. (Contact number to be in a config and stored in master table)</w:t>
-      </w:r>
-    </w:p>
-    <w:p>
-      <w:pPr>
-        <w:pStyle w:val="ListParagraph"/>
-        <w:numPr>
-          <w:ilvl w:val="0"/>
-          <w:numId w:val="6"/>
-        </w:numPr>
-        <w:rPr>
-          <w:rFonts w:cstheme="minorHAnsi"/>
-        </w:rPr>
-      </w:pPr>
-      <w:r>
-        <w:rPr>
-          <w:rFonts w:cstheme="minorHAnsi"/>
-        </w:rPr>
-        <w:t>Option to fetch historical orders usin</w:t>
-      </w:r>
-      <w:r>
-        <w:rPr>
-          <w:rFonts w:cstheme="minorHAnsi"/>
-        </w:rPr>
-        <w:t xml:space="preserve">g ‘start date’ and ‘end date’ </w:t>
-      </w:r>
-    </w:p>
-    <w:p>
-      <w:pPr>
-        <w:pStyle w:val="ListParagraph"/>
-        <w:numPr>
-          <w:ilvl w:val="0"/>
-          <w:numId w:val="6"/>
-        </w:numPr>
-        <w:rPr>
-          <w:rFonts w:cstheme="minorHAnsi"/>
-        </w:rPr>
-      </w:pPr>
-      <w:r>
-        <w:rPr>
-          <w:rFonts w:cstheme="minorHAnsi"/>
-        </w:rPr>
-        <w:t xml:space="preserve">Delivery locations of each dealer to be fetched from Master data. Dealer allowed to enter new address. New address to be saved in master data. </w:t>
-      </w:r>
-    </w:p>
-    <w:p>
-      <w:pPr>
-        <w:rPr>
-          <w:rFonts w:cstheme="minorHAnsi"/>
-        </w:rPr>
-      </w:pPr>
-    </w:p>
-    <w:p>
-      <w:pPr>
-        <w:rPr>
-          <w:rFonts w:cstheme="minorHAnsi"/>
-        </w:rPr>
-      </w:pPr>
-      <w:r>
-        <w:rPr>
-          <w:rFonts w:cstheme="minorHAnsi"/>
-        </w:rPr>
-        <w:t>3.4 Historical Data. ( no of days – 30 , configured in master table)</w:t>
-      </w:r>
-    </w:p>
-    <w:p>
-      <w:pPr>
-        <w:ind w:left="720"/>
+        <w:t>Sales Officer Module</w:t>
+      </w:r>
+    </w:p>
+    <w:p>
+      <w:pPr>
+        <w:ind w:left="360"/>
+        <w:rPr>
+          <w:rFonts w:cstheme="minorHAnsi"/>
+        </w:rPr>
+      </w:pPr>
+      <w:r>
+        <w:rPr>
+          <w:rFonts w:cstheme="minorHAnsi"/>
+        </w:rPr>
+        <w:t>7.</w:t>
+      </w:r>
+      <w:r>
+        <w:rPr>
+          <w:rFonts w:cstheme="minorHAnsi"/>
+        </w:rPr>
+        <w:t>1 Access Type</w:t>
+      </w:r>
+    </w:p>
+    <w:p>
+      <w:pPr>
+        <w:ind w:left="360"/>
         <w:rPr>
           <w:rFonts w:cstheme="minorHAnsi"/>
         </w:rPr>
@@ -1566,12 +4505,32 @@
           <w:rFonts w:cstheme="minorHAnsi"/>
         </w:rPr>
         <w:tab/>
-        <w:t>Dealer can view:</w:t>
-      </w:r>
-    </w:p>
-    <w:p>
-      <w:pPr>
-        <w:ind w:left="720"/>
+        <w:t>Read-only</w:t>
+      </w:r>
+    </w:p>
+    <w:p>
+      <w:pPr>
+        <w:ind w:left="360"/>
+        <w:rPr>
+          <w:rFonts w:cstheme="minorHAnsi"/>
+        </w:rPr>
+      </w:pPr>
+      <w:r>
+        <w:rPr>
+          <w:rFonts w:cstheme="minorHAnsi"/>
+        </w:rPr>
+        <w:t>7.</w:t>
+      </w:r>
+      <w:r>
+        <w:rPr>
+          <w:rFonts w:cstheme="minorHAnsi"/>
+        </w:rPr>
+        <w:t>2 Features</w:t>
+      </w:r>
+    </w:p>
+    <w:p>
+      <w:pPr>
+        <w:ind w:left="360"/>
         <w:rPr>
           <w:rFonts w:cstheme="minorHAnsi"/>
         </w:rPr>
@@ -1588,23 +4547,32 @@
           <w:rFonts w:cstheme="minorHAnsi"/>
         </w:rPr>
         <w:tab/>
-      </w:r>
-      <w:r>
-        <w:rPr>
-          <w:rFonts w:cstheme="minorHAnsi"/>
-        </w:rPr>
-        <w:t xml:space="preserve">All </w:t>
-      </w:r>
-      <w:r>
-        <w:rPr>
-          <w:rFonts w:cstheme="minorHAnsi"/>
-        </w:rPr>
-        <w:t>Historical orders</w:t>
-      </w:r>
-    </w:p>
-    <w:p>
-      <w:pPr>
-        <w:ind w:left="720"/>
+        <w:t>View order status</w:t>
+      </w:r>
+      <w:r>
+        <w:rPr>
+          <w:rFonts w:cstheme="minorHAnsi"/>
+        </w:rPr>
+        <w:t xml:space="preserve"> (grouped Dealer wise for T-2 days). Sales Officer can change the date to get a view </w:t>
+      </w:r>
+      <w:proofErr w:type="spellStart"/>
+      <w:r>
+        <w:rPr>
+          <w:rFonts w:cstheme="minorHAnsi"/>
+        </w:rPr>
+        <w:t>upto</w:t>
+      </w:r>
+      <w:proofErr w:type="spellEnd"/>
+      <w:r>
+        <w:rPr>
+          <w:rFonts w:cstheme="minorHAnsi"/>
+        </w:rPr>
+        <w:t xml:space="preserve"> 30 days (configured in master table))</w:t>
+      </w:r>
+    </w:p>
+    <w:p>
+      <w:pPr>
+        <w:ind w:left="360"/>
         <w:rPr>
           <w:rFonts w:cstheme="minorHAnsi"/>
         </w:rPr>
@@ -1621,39 +4589,12 @@
           <w:rFonts w:cstheme="minorHAnsi"/>
         </w:rPr>
         <w:tab/>
-        <w:t>Date-wise filtering</w:t>
-      </w:r>
-    </w:p>
-    <w:p>
-      <w:pPr>
-        <w:rPr>
-          <w:rFonts w:cstheme="minorHAnsi"/>
-        </w:rPr>
-      </w:pPr>
-      <w:r>
-        <w:rPr>
-          <w:rFonts w:cstheme="minorHAnsi"/>
-        </w:rPr>
-        <w:t>3.5 Time Tracking</w:t>
-      </w:r>
-    </w:p>
-    <w:p>
-      <w:pPr>
-        <w:ind w:left="720"/>
-        <w:rPr>
-          <w:rFonts w:cstheme="minorHAnsi"/>
-        </w:rPr>
-      </w:pPr>
-      <w:r>
-        <w:rPr>
-          <w:rFonts w:cstheme="minorHAnsi"/>
-        </w:rPr>
-        <w:t>System should capture:</w:t>
-      </w:r>
-    </w:p>
-    <w:p>
-      <w:pPr>
-        <w:ind w:left="720"/>
+        <w:t>View execution time</w:t>
+      </w:r>
+    </w:p>
+    <w:p>
+      <w:pPr>
+        <w:ind w:left="360"/>
         <w:rPr>
           <w:rFonts w:cstheme="minorHAnsi"/>
         </w:rPr>
@@ -1670,2000 +4611,12 @@
           <w:rFonts w:cstheme="minorHAnsi"/>
         </w:rPr>
         <w:tab/>
-        <w:t xml:space="preserve">Order placement time </w:t>
-      </w:r>
-      <w:r>
-        <w:rPr>
-          <w:rFonts w:cstheme="minorHAnsi"/>
-        </w:rPr>
-        <w:t>–</w:t>
-      </w:r>
-      <w:r>
-        <w:rPr>
-          <w:rFonts w:cstheme="minorHAnsi"/>
-        </w:rPr>
-        <w:t xml:space="preserve"> </w:t>
-      </w:r>
-      <w:r>
-        <w:rPr>
-          <w:rFonts w:cstheme="minorHAnsi"/>
-        </w:rPr>
-        <w:t xml:space="preserve">Auto generated </w:t>
-      </w:r>
-      <w:r>
-        <w:rPr>
-          <w:rFonts w:cstheme="minorHAnsi"/>
-        </w:rPr>
-        <w:t>Time when dealer placed an order</w:t>
-      </w:r>
-    </w:p>
-    <w:p>
-      <w:pPr>
-        <w:ind w:left="720"/>
-        <w:rPr>
-          <w:rFonts w:cstheme="minorHAnsi"/>
-        </w:rPr>
-      </w:pPr>
-      <w:r>
-        <w:rPr>
-          <w:rFonts w:cstheme="minorHAnsi"/>
-        </w:rPr>
-        <w:tab/>
-        <w:t>•</w:t>
-      </w:r>
-      <w:r>
-        <w:rPr>
-          <w:rFonts w:cstheme="minorHAnsi"/>
-        </w:rPr>
-        <w:tab/>
-        <w:t>Order execution time -</w:t>
-      </w:r>
-      <w:r>
-        <w:rPr>
-          <w:rFonts w:cstheme="minorHAnsi"/>
-        </w:rPr>
-        <w:t xml:space="preserve"> </w:t>
-      </w:r>
-      <w:r>
-        <w:rPr>
-          <w:rFonts w:cstheme="minorHAnsi"/>
-        </w:rPr>
-        <w:t xml:space="preserve"> This is system calculated time. </w:t>
-      </w:r>
-    </w:p>
-    <w:p>
-      <w:pPr>
-        <w:ind w:left="720"/>
-        <w:rPr>
-          <w:rFonts w:cstheme="minorHAnsi"/>
-        </w:rPr>
-      </w:pPr>
-      <w:r>
-        <w:rPr>
-          <w:rFonts w:cstheme="minorHAnsi"/>
-        </w:rPr>
-        <w:t xml:space="preserve">Once </w:t>
-      </w:r>
-      <w:r>
-        <w:rPr>
-          <w:rFonts w:cstheme="minorHAnsi"/>
-        </w:rPr>
-        <w:t>order is put On Hold by Office, then:</w:t>
-      </w:r>
-    </w:p>
-    <w:p>
-      <w:pPr>
-        <w:ind w:left="720"/>
-        <w:rPr>
-          <w:rFonts w:cstheme="minorHAnsi"/>
-        </w:rPr>
-      </w:pPr>
-      <w:r>
-        <w:rPr>
-          <w:rFonts w:cstheme="minorHAnsi"/>
-        </w:rPr>
-        <w:tab/>
-        <w:t>•</w:t>
-      </w:r>
-      <w:r>
-        <w:rPr>
-          <w:rFonts w:cstheme="minorHAnsi"/>
-        </w:rPr>
-        <w:tab/>
-        <w:t>It must be visible in:</w:t>
-      </w:r>
-    </w:p>
-    <w:p>
-      <w:pPr>
-        <w:pStyle w:val="ListParagraph"/>
-        <w:numPr>
-          <w:ilvl w:val="0"/>
-          <w:numId w:val="15"/>
-        </w:numPr>
-        <w:rPr>
-          <w:rFonts w:cstheme="minorHAnsi"/>
-        </w:rPr>
-      </w:pPr>
-      <w:r>
-        <w:rPr>
-          <w:rFonts w:cstheme="minorHAnsi"/>
-        </w:rPr>
-        <w:t>Dealer View</w:t>
-      </w:r>
-    </w:p>
-    <w:p>
-      <w:pPr>
-        <w:pStyle w:val="ListParagraph"/>
-        <w:numPr>
-          <w:ilvl w:val="0"/>
-          <w:numId w:val="15"/>
-        </w:numPr>
-        <w:rPr>
-          <w:rFonts w:cstheme="minorHAnsi"/>
-        </w:rPr>
-      </w:pPr>
-      <w:r>
-        <w:rPr>
-          <w:rFonts w:cstheme="minorHAnsi"/>
-        </w:rPr>
-        <w:t>Dispatch View</w:t>
-      </w:r>
-    </w:p>
-    <w:p>
-      <w:pPr>
-        <w:pStyle w:val="ListParagraph"/>
-        <w:numPr>
-          <w:ilvl w:val="0"/>
-          <w:numId w:val="15"/>
-        </w:numPr>
-        <w:rPr>
-          <w:rFonts w:cstheme="minorHAnsi"/>
-        </w:rPr>
-      </w:pPr>
-      <w:r>
-        <w:rPr>
-          <w:rFonts w:cstheme="minorHAnsi"/>
-        </w:rPr>
-        <w:t>Admin View</w:t>
-      </w:r>
-    </w:p>
-    <w:p>
-      <w:pPr>
-        <w:pStyle w:val="ListParagraph"/>
-        <w:numPr>
-          <w:ilvl w:val="0"/>
-          <w:numId w:val="15"/>
-        </w:numPr>
-        <w:rPr>
-          <w:rFonts w:cstheme="minorHAnsi"/>
-        </w:rPr>
-      </w:pPr>
-      <w:r>
-        <w:rPr>
-          <w:rFonts w:cstheme="minorHAnsi"/>
-        </w:rPr>
-        <w:t>Hold reason must also be displayed</w:t>
-      </w:r>
-    </w:p>
-    <w:p>
-      <w:pPr>
-        <w:pStyle w:val="ListParagraph"/>
-        <w:numPr>
-          <w:ilvl w:val="0"/>
-          <w:numId w:val="2"/>
-        </w:numPr>
-        <w:rPr>
-          <w:rFonts w:cstheme="minorHAnsi"/>
-          <w:b/>
-        </w:rPr>
-      </w:pPr>
-      <w:r>
-        <w:rPr>
-          <w:rFonts w:cstheme="minorHAnsi"/>
-          <w:b/>
-        </w:rPr>
-        <w:t>Dispatch Module</w:t>
-      </w:r>
-    </w:p>
-    <w:p>
-      <w:pPr>
-        <w:ind w:left="360" w:firstLine="360"/>
-        <w:rPr>
-          <w:rFonts w:cstheme="minorHAnsi"/>
-        </w:rPr>
-      </w:pPr>
-      <w:r>
-        <w:rPr>
-          <w:rFonts w:cstheme="minorHAnsi"/>
-        </w:rPr>
-        <w:t xml:space="preserve">For field </w:t>
-      </w:r>
-      <w:proofErr w:type="spellStart"/>
-      <w:r>
-        <w:rPr>
-          <w:rFonts w:cstheme="minorHAnsi"/>
-        </w:rPr>
-        <w:t>incharge</w:t>
-      </w:r>
-      <w:proofErr w:type="spellEnd"/>
-      <w:r>
-        <w:rPr>
-          <w:rFonts w:cstheme="minorHAnsi"/>
-        </w:rPr>
-        <w:t xml:space="preserve"> </w:t>
-      </w:r>
-    </w:p>
-    <w:p>
-      <w:pPr>
-        <w:ind w:left="360" w:firstLine="360"/>
-        <w:rPr>
-          <w:rFonts w:cstheme="minorHAnsi"/>
-        </w:rPr>
-      </w:pPr>
-      <w:r>
-        <w:rPr>
-          <w:rFonts w:cstheme="minorHAnsi"/>
-        </w:rPr>
-        <w:t xml:space="preserve">4.1 Dashboard - View all </w:t>
-      </w:r>
-      <w:r>
-        <w:rPr>
-          <w:rFonts w:cstheme="minorHAnsi"/>
-        </w:rPr>
-        <w:t>orders that are either accepted or placed.</w:t>
-      </w:r>
-      <w:r>
-        <w:rPr>
-          <w:rFonts w:cstheme="minorHAnsi"/>
-        </w:rPr>
-        <w:t xml:space="preserve"> Additional button to be added on the screen to include dispatched orders as well.</w:t>
-      </w:r>
-    </w:p>
-    <w:p>
-      <w:pPr>
-        <w:ind w:left="360" w:firstLine="360"/>
-        <w:rPr>
-          <w:rFonts w:cstheme="minorHAnsi"/>
-        </w:rPr>
-      </w:pPr>
-      <w:r>
-        <w:rPr>
-          <w:rFonts w:cstheme="minorHAnsi"/>
-        </w:rPr>
-        <w:t>Grouping to be done based upon the dealer and First in first display. SO ideally if multiple orders are received on a day from multiple dealers, then they should be in ascending order of the order time and a clubbing should exists based upon dealer.</w:t>
-      </w:r>
-    </w:p>
-    <w:p>
-      <w:pPr>
-        <w:ind w:left="360" w:firstLine="360"/>
-        <w:rPr>
-          <w:rFonts w:cstheme="minorHAnsi"/>
-        </w:rPr>
-      </w:pPr>
-    </w:p>
-    <w:p>
-      <w:pPr>
-        <w:rPr>
-          <w:rFonts w:cstheme="minorHAnsi"/>
-        </w:rPr>
-      </w:pPr>
-      <w:r>
-        <w:rPr>
-          <w:rFonts w:cstheme="minorHAnsi"/>
-        </w:rPr>
-        <w:t xml:space="preserve">      Columns -</w:t>
-      </w:r>
-      <w:r>
-        <w:rPr>
-          <w:rFonts w:cstheme="minorHAnsi"/>
-        </w:rPr>
-        <w:tab/>
-      </w:r>
-    </w:p>
-    <w:p>
-      <w:pPr>
-        <w:pStyle w:val="ListParagraph"/>
-        <w:numPr>
-          <w:ilvl w:val="0"/>
-          <w:numId w:val="8"/>
-        </w:numPr>
-        <w:rPr>
-          <w:rFonts w:cstheme="minorHAnsi"/>
-        </w:rPr>
-      </w:pPr>
-      <w:r>
-        <w:rPr>
-          <w:rFonts w:cstheme="minorHAnsi"/>
-        </w:rPr>
-        <w:t xml:space="preserve">Dealer name , </w:t>
-      </w:r>
-    </w:p>
-    <w:p>
-      <w:pPr>
-        <w:pStyle w:val="ListParagraph"/>
-        <w:numPr>
-          <w:ilvl w:val="0"/>
-          <w:numId w:val="8"/>
-        </w:numPr>
-        <w:rPr>
-          <w:rFonts w:cstheme="minorHAnsi"/>
-        </w:rPr>
-      </w:pPr>
-      <w:r>
-        <w:rPr>
-          <w:rFonts w:cstheme="minorHAnsi"/>
-        </w:rPr>
-        <w:t xml:space="preserve">dealer </w:t>
-      </w:r>
-      <w:r>
-        <w:rPr>
-          <w:rFonts w:cstheme="minorHAnsi"/>
-        </w:rPr>
-        <w:t>login</w:t>
-      </w:r>
-      <w:r>
-        <w:rPr>
-          <w:rFonts w:cstheme="minorHAnsi"/>
-        </w:rPr>
-        <w:t xml:space="preserve"> name ,</w:t>
-      </w:r>
-    </w:p>
-    <w:p>
-      <w:pPr>
-        <w:ind w:left="720"/>
-        <w:rPr>
-          <w:rFonts w:cstheme="minorHAnsi"/>
-        </w:rPr>
-      </w:pPr>
-      <w:r>
-        <w:rPr>
-          <w:rFonts w:cstheme="minorHAnsi"/>
-        </w:rPr>
-        <w:t>On click</w:t>
-      </w:r>
-      <w:r>
-        <w:rPr>
-          <w:rFonts w:cstheme="minorHAnsi"/>
-        </w:rPr>
-        <w:t xml:space="preserve"> – drill down</w:t>
-      </w:r>
-    </w:p>
-    <w:p>
-      <w:pPr>
-        <w:pStyle w:val="ListParagraph"/>
-        <w:numPr>
-          <w:ilvl w:val="0"/>
-          <w:numId w:val="8"/>
-        </w:numPr>
-        <w:rPr>
-          <w:rFonts w:cstheme="minorHAnsi"/>
-        </w:rPr>
-      </w:pPr>
-      <w:r>
-        <w:rPr>
-          <w:rFonts w:cstheme="minorHAnsi"/>
-        </w:rPr>
-        <w:t>total orders placed ,</w:t>
-      </w:r>
-    </w:p>
-    <w:p>
-      <w:pPr>
-        <w:pStyle w:val="ListParagraph"/>
-        <w:numPr>
-          <w:ilvl w:val="0"/>
-          <w:numId w:val="8"/>
-        </w:numPr>
-        <w:rPr>
-          <w:rFonts w:cstheme="minorHAnsi"/>
-        </w:rPr>
-      </w:pPr>
-      <w:r>
-        <w:rPr>
-          <w:rFonts w:cstheme="minorHAnsi"/>
-        </w:rPr>
-        <w:t xml:space="preserve">order time , </w:t>
-      </w:r>
-    </w:p>
-    <w:p>
-      <w:pPr>
-        <w:pStyle w:val="ListParagraph"/>
-        <w:numPr>
-          <w:ilvl w:val="0"/>
-          <w:numId w:val="8"/>
-        </w:numPr>
-        <w:rPr>
-          <w:rFonts w:cstheme="minorHAnsi"/>
-        </w:rPr>
-      </w:pPr>
-      <w:r>
-        <w:rPr>
-          <w:rFonts w:cstheme="minorHAnsi"/>
-        </w:rPr>
-        <w:t>Product,</w:t>
-      </w:r>
-    </w:p>
-    <w:p>
-      <w:pPr>
-        <w:pStyle w:val="ListParagraph"/>
-        <w:numPr>
-          <w:ilvl w:val="0"/>
-          <w:numId w:val="8"/>
-        </w:numPr>
-        <w:rPr>
-          <w:rFonts w:cstheme="minorHAnsi"/>
-        </w:rPr>
-      </w:pPr>
-      <w:r>
-        <w:rPr>
-          <w:rFonts w:cstheme="minorHAnsi"/>
-        </w:rPr>
-        <w:t>Quantity,</w:t>
-      </w:r>
-    </w:p>
-    <w:p>
-      <w:pPr>
-        <w:pStyle w:val="ListParagraph"/>
-        <w:numPr>
-          <w:ilvl w:val="0"/>
-          <w:numId w:val="8"/>
-        </w:numPr>
-        <w:rPr>
-          <w:rFonts w:cstheme="minorHAnsi"/>
-        </w:rPr>
-      </w:pPr>
-      <w:r>
-        <w:rPr>
-          <w:rFonts w:cstheme="minorHAnsi"/>
-        </w:rPr>
-        <w:lastRenderedPageBreak/>
-        <w:t>Party Name,</w:t>
-      </w:r>
-    </w:p>
-    <w:p>
-      <w:pPr>
-        <w:pStyle w:val="ListParagraph"/>
-        <w:numPr>
-          <w:ilvl w:val="0"/>
-          <w:numId w:val="8"/>
-        </w:numPr>
-        <w:rPr>
-          <w:rFonts w:cstheme="minorHAnsi"/>
-        </w:rPr>
-      </w:pPr>
-      <w:r>
-        <w:rPr>
-          <w:rFonts w:cstheme="minorHAnsi"/>
-        </w:rPr>
-        <w:t>Delivery Address,</w:t>
-      </w:r>
-    </w:p>
-    <w:p>
-      <w:pPr>
-        <w:pStyle w:val="ListParagraph"/>
-        <w:numPr>
-          <w:ilvl w:val="0"/>
-          <w:numId w:val="8"/>
-        </w:numPr>
-        <w:rPr>
-          <w:rFonts w:cstheme="minorHAnsi"/>
-        </w:rPr>
-      </w:pPr>
-      <w:r>
-        <w:rPr>
-          <w:rFonts w:cstheme="minorHAnsi"/>
-        </w:rPr>
-        <w:t>Contact Number,</w:t>
-      </w:r>
-    </w:p>
-    <w:p>
-      <w:pPr>
-        <w:pStyle w:val="ListParagraph"/>
-        <w:numPr>
-          <w:ilvl w:val="0"/>
-          <w:numId w:val="8"/>
-        </w:numPr>
-        <w:rPr>
-          <w:rFonts w:cstheme="minorHAnsi"/>
-        </w:rPr>
-      </w:pPr>
-      <w:r>
-        <w:rPr>
-          <w:rFonts w:cstheme="minorHAnsi"/>
-        </w:rPr>
-        <w:t>Loading Type,</w:t>
-      </w:r>
-    </w:p>
-    <w:p>
-      <w:pPr>
-        <w:pStyle w:val="ListParagraph"/>
-        <w:numPr>
-          <w:ilvl w:val="0"/>
-          <w:numId w:val="8"/>
-        </w:numPr>
-        <w:rPr>
-          <w:rFonts w:cstheme="minorHAnsi"/>
-        </w:rPr>
-      </w:pPr>
-      <w:r>
-        <w:rPr>
-          <w:rFonts w:cstheme="minorHAnsi"/>
-        </w:rPr>
-        <w:t>Preferred Loading Location</w:t>
-      </w:r>
-    </w:p>
-    <w:p>
-      <w:pPr>
-        <w:ind w:left="720"/>
-        <w:rPr>
-          <w:rFonts w:cstheme="minorHAnsi"/>
-        </w:rPr>
-      </w:pPr>
-      <w:r>
-        <w:rPr>
-          <w:rFonts w:cstheme="minorHAnsi"/>
-        </w:rPr>
-        <w:t>Logic - Display dealers whose one of the order status is ‘Order Placed’ or ‘Accepted’</w:t>
-      </w:r>
-    </w:p>
-    <w:p>
-      <w:pPr>
-        <w:ind w:left="720"/>
-        <w:rPr>
-          <w:rFonts w:cstheme="minorHAnsi"/>
-        </w:rPr>
-      </w:pPr>
-      <w:r>
-        <w:rPr>
-          <w:rFonts w:cstheme="minorHAnsi"/>
-        </w:rPr>
-        <w:t>Logic - Dispatch user must change the status ‘Order Placed’ to ‘Accepted’</w:t>
-      </w:r>
-    </w:p>
-    <w:p>
-      <w:pPr>
-        <w:ind w:firstLine="720"/>
-        <w:rPr>
-          <w:rFonts w:cstheme="minorHAnsi"/>
-        </w:rPr>
-      </w:pPr>
-      <w:r>
-        <w:rPr>
-          <w:rFonts w:cstheme="minorHAnsi"/>
-        </w:rPr>
-        <w:t>4.3 Order Processing (Per Order Entry) -</w:t>
-      </w:r>
-    </w:p>
-    <w:p>
-      <w:pPr>
-        <w:ind w:left="720"/>
-        <w:rPr>
-          <w:rFonts w:cstheme="minorHAnsi"/>
-        </w:rPr>
-      </w:pPr>
-      <w:r>
-        <w:rPr>
-          <w:rFonts w:cstheme="minorHAnsi"/>
-        </w:rPr>
-        <w:t xml:space="preserve">Dispatch user (site </w:t>
-      </w:r>
-      <w:proofErr w:type="spellStart"/>
-      <w:r>
-        <w:rPr>
-          <w:rFonts w:cstheme="minorHAnsi"/>
-        </w:rPr>
-        <w:t>incharge</w:t>
-      </w:r>
-      <w:proofErr w:type="spellEnd"/>
-      <w:r>
-        <w:rPr>
-          <w:rFonts w:cstheme="minorHAnsi"/>
-        </w:rPr>
-        <w:t>) must enter below values against each order</w:t>
-      </w:r>
-    </w:p>
-    <w:p>
-      <w:pPr>
-        <w:ind w:left="720"/>
-        <w:rPr>
-          <w:rFonts w:cstheme="minorHAnsi"/>
-        </w:rPr>
-      </w:pPr>
-      <w:r>
-        <w:rPr>
-          <w:rFonts w:cstheme="minorHAnsi"/>
-        </w:rPr>
-        <w:tab/>
-        <w:t>•</w:t>
-      </w:r>
-      <w:r>
-        <w:rPr>
-          <w:rFonts w:cstheme="minorHAnsi"/>
-        </w:rPr>
-        <w:tab/>
-      </w:r>
-      <w:r>
-        <w:rPr>
-          <w:rFonts w:cstheme="minorHAnsi"/>
-        </w:rPr>
-        <w:tab/>
-        <w:t>Vehicle Number</w:t>
-      </w:r>
-    </w:p>
-    <w:p>
-      <w:pPr>
-        <w:ind w:left="720"/>
-        <w:rPr>
-          <w:rFonts w:cstheme="minorHAnsi"/>
-        </w:rPr>
-      </w:pPr>
-      <w:r>
-        <w:rPr>
-          <w:rFonts w:cstheme="minorHAnsi"/>
-        </w:rPr>
-        <w:tab/>
-        <w:t>•</w:t>
-      </w:r>
-      <w:r>
-        <w:rPr>
-          <w:rFonts w:cstheme="minorHAnsi"/>
-        </w:rPr>
-        <w:tab/>
-      </w:r>
-      <w:r>
-        <w:rPr>
-          <w:rFonts w:cstheme="minorHAnsi"/>
-        </w:rPr>
-        <w:tab/>
-        <w:t>Driver Phone Number</w:t>
-      </w:r>
-    </w:p>
-    <w:p>
-      <w:pPr>
-        <w:ind w:left="720"/>
-        <w:rPr>
-          <w:rFonts w:cstheme="minorHAnsi"/>
-        </w:rPr>
-      </w:pPr>
-      <w:r>
-        <w:rPr>
-          <w:rFonts w:cstheme="minorHAnsi"/>
-        </w:rPr>
-        <w:tab/>
-        <w:t>•</w:t>
-      </w:r>
-      <w:r>
-        <w:rPr>
-          <w:rFonts w:cstheme="minorHAnsi"/>
-        </w:rPr>
-        <w:tab/>
-      </w:r>
-      <w:r>
-        <w:rPr>
-          <w:rFonts w:cstheme="minorHAnsi"/>
-        </w:rPr>
-        <w:tab/>
-        <w:t>Dispatch Time (auto-populated)</w:t>
-      </w:r>
-    </w:p>
-    <w:p>
-      <w:pPr>
-        <w:ind w:left="720"/>
-        <w:rPr>
-          <w:rFonts w:cstheme="minorHAnsi"/>
-        </w:rPr>
-      </w:pPr>
-      <w:r>
-        <w:rPr>
-          <w:rFonts w:cstheme="minorHAnsi"/>
-        </w:rPr>
-        <w:tab/>
-        <w:t>•</w:t>
-      </w:r>
-      <w:r>
-        <w:rPr>
-          <w:rFonts w:cstheme="minorHAnsi"/>
-        </w:rPr>
-        <w:tab/>
-      </w:r>
-      <w:r>
-        <w:rPr>
-          <w:rFonts w:cstheme="minorHAnsi"/>
-        </w:rPr>
-        <w:tab/>
-      </w:r>
-      <w:proofErr w:type="spellStart"/>
-      <w:r>
-        <w:rPr>
-          <w:rFonts w:cstheme="minorHAnsi"/>
-        </w:rPr>
-        <w:t>Bilty</w:t>
-      </w:r>
-      <w:proofErr w:type="spellEnd"/>
-      <w:r>
-        <w:rPr>
-          <w:rFonts w:cstheme="minorHAnsi"/>
-        </w:rPr>
-        <w:t xml:space="preserve"> Number</w:t>
-      </w:r>
-    </w:p>
-    <w:p>
-      <w:pPr>
-        <w:ind w:left="720"/>
-        <w:rPr>
-          <w:rFonts w:cstheme="minorHAnsi"/>
-        </w:rPr>
-      </w:pPr>
-      <w:r>
-        <w:rPr>
-          <w:rFonts w:cstheme="minorHAnsi"/>
-        </w:rPr>
-        <w:tab/>
-        <w:t>•</w:t>
-      </w:r>
-      <w:r>
-        <w:rPr>
-          <w:rFonts w:cstheme="minorHAnsi"/>
-        </w:rPr>
-        <w:tab/>
-      </w:r>
-      <w:r>
-        <w:rPr>
-          <w:rFonts w:cstheme="minorHAnsi"/>
-        </w:rPr>
-        <w:tab/>
-      </w:r>
-      <w:r>
-        <w:rPr>
-          <w:rFonts w:cstheme="minorHAnsi"/>
-        </w:rPr>
-        <w:t xml:space="preserve">Actual Loading </w:t>
-      </w:r>
-      <w:r>
-        <w:rPr>
-          <w:rFonts w:cstheme="minorHAnsi"/>
-        </w:rPr>
-        <w:t>Location:(dropdown)</w:t>
-      </w:r>
-    </w:p>
-    <w:p>
-      <w:pPr>
-        <w:pStyle w:val="ListParagraph"/>
-        <w:numPr>
-          <w:ilvl w:val="0"/>
-          <w:numId w:val="9"/>
-        </w:numPr>
-        <w:rPr>
-          <w:rFonts w:cstheme="minorHAnsi"/>
-        </w:rPr>
-      </w:pPr>
-      <w:r>
-        <w:rPr>
-          <w:rFonts w:cstheme="minorHAnsi"/>
-        </w:rPr>
-        <w:t>Rake</w:t>
-      </w:r>
-    </w:p>
-    <w:p>
-      <w:pPr>
-        <w:pStyle w:val="ListParagraph"/>
-        <w:numPr>
-          <w:ilvl w:val="0"/>
-          <w:numId w:val="9"/>
-        </w:numPr>
-        <w:rPr>
-          <w:rFonts w:cstheme="minorHAnsi"/>
-        </w:rPr>
-      </w:pPr>
-      <w:r>
-        <w:rPr>
-          <w:rFonts w:cstheme="minorHAnsi"/>
-        </w:rPr>
-        <w:t>Godown</w:t>
-      </w:r>
-    </w:p>
-    <w:p>
-      <w:pPr>
-        <w:pStyle w:val="ListParagraph"/>
-        <w:numPr>
-          <w:ilvl w:val="0"/>
-          <w:numId w:val="9"/>
-        </w:numPr>
-        <w:rPr>
-          <w:rFonts w:cstheme="minorHAnsi"/>
-        </w:rPr>
-      </w:pPr>
-      <w:r>
-        <w:rPr>
-          <w:rFonts w:cstheme="minorHAnsi"/>
-        </w:rPr>
-        <w:t>Plant</w:t>
-      </w:r>
-    </w:p>
-    <w:p>
-      <w:pPr>
-        <w:ind w:left="720"/>
-        <w:rPr>
-          <w:rFonts w:cstheme="minorHAnsi"/>
-        </w:rPr>
-      </w:pPr>
-      <w:r>
-        <w:rPr>
-          <w:rFonts w:cstheme="minorHAnsi"/>
-        </w:rPr>
-        <w:tab/>
-        <w:t>•</w:t>
-      </w:r>
-      <w:r>
-        <w:rPr>
-          <w:rFonts w:cstheme="minorHAnsi"/>
-        </w:rPr>
-        <w:tab/>
-        <w:t>Upload (non mandatory file upload button)</w:t>
-      </w:r>
-    </w:p>
-    <w:p>
-      <w:pPr>
-        <w:ind w:left="720"/>
-        <w:rPr>
-          <w:rFonts w:cstheme="minorHAnsi"/>
-        </w:rPr>
-      </w:pPr>
-      <w:r>
-        <w:rPr>
-          <w:rFonts w:cstheme="minorHAnsi"/>
-        </w:rPr>
-        <w:t xml:space="preserve">On submit </w:t>
-      </w:r>
-      <w:r>
-        <w:rPr>
-          <w:rFonts w:cstheme="minorHAnsi"/>
-        </w:rPr>
-        <w:t>change status from accepted to dispatched</w:t>
-      </w:r>
-      <w:r>
-        <w:rPr>
-          <w:rFonts w:cstheme="minorHAnsi"/>
-        </w:rPr>
-        <w:t>. Submit button name should be dispatched.</w:t>
-      </w:r>
-    </w:p>
-    <w:p>
-      <w:pPr>
-        <w:ind w:firstLine="720"/>
-        <w:rPr>
-          <w:rFonts w:cstheme="minorHAnsi"/>
-        </w:rPr>
-      </w:pPr>
-      <w:r>
-        <w:rPr>
-          <w:rFonts w:cstheme="minorHAnsi"/>
-        </w:rPr>
-        <w:t>4.4 Upload Feature</w:t>
-      </w:r>
-    </w:p>
-    <w:p>
-      <w:pPr>
-        <w:ind w:left="720"/>
-        <w:rPr>
-          <w:rFonts w:cstheme="minorHAnsi"/>
-        </w:rPr>
-      </w:pPr>
-      <w:r>
-        <w:rPr>
-          <w:rFonts w:cstheme="minorHAnsi"/>
-        </w:rPr>
-        <w:tab/>
-        <w:t>•</w:t>
-      </w:r>
-      <w:r>
-        <w:rPr>
-          <w:rFonts w:cstheme="minorHAnsi"/>
-        </w:rPr>
-        <w:tab/>
-        <w:t>Upload dispatch receipt</w:t>
-      </w:r>
-    </w:p>
-    <w:p>
-      <w:pPr>
-        <w:ind w:left="720"/>
-        <w:rPr>
-          <w:rFonts w:cstheme="minorHAnsi"/>
-        </w:rPr>
-      </w:pPr>
-      <w:r>
-        <w:rPr>
-          <w:rFonts w:cstheme="minorHAnsi"/>
-        </w:rPr>
-        <w:tab/>
-        <w:t>•</w:t>
-      </w:r>
-      <w:r>
-        <w:rPr>
-          <w:rFonts w:cstheme="minorHAnsi"/>
-        </w:rPr>
-        <w:tab/>
-        <w:t>Option to upload later (same day)</w:t>
-      </w:r>
-    </w:p>
-    <w:p>
-      <w:pPr>
-        <w:ind w:left="720"/>
-        <w:rPr>
-          <w:rFonts w:cstheme="minorHAnsi"/>
-        </w:rPr>
-      </w:pPr>
-      <w:r>
-        <w:rPr>
-          <w:rFonts w:cstheme="minorHAnsi"/>
-        </w:rPr>
-        <w:t>Logic -</w:t>
-      </w:r>
-    </w:p>
-    <w:p>
-      <w:pPr>
-        <w:ind w:left="720"/>
-        <w:rPr>
-          <w:rFonts w:cstheme="minorHAnsi"/>
-        </w:rPr>
-      </w:pPr>
-      <w:r>
-        <w:rPr>
-          <w:rFonts w:cstheme="minorHAnsi"/>
-        </w:rPr>
-        <w:t>Dispatch view should hide ‘on hold’ and ‘Dispatched’ orders. To be populated when status is explicitly selected from filters</w:t>
-      </w:r>
-    </w:p>
-    <w:p>
-      <w:pPr>
-        <w:rPr>
-          <w:rFonts w:cstheme="minorHAnsi"/>
-        </w:rPr>
-      </w:pPr>
-    </w:p>
-    <w:p>
-      <w:pPr>
-        <w:pStyle w:val="ListParagraph"/>
-        <w:numPr>
-          <w:ilvl w:val="0"/>
-          <w:numId w:val="2"/>
-        </w:numPr>
-        <w:rPr>
-          <w:rFonts w:cstheme="minorHAnsi"/>
-          <w:b/>
-        </w:rPr>
-      </w:pPr>
-      <w:r>
-        <w:rPr>
-          <w:rFonts w:cstheme="minorHAnsi"/>
-          <w:b/>
-        </w:rPr>
-        <w:t>Admin Module View</w:t>
-      </w:r>
-    </w:p>
-    <w:p>
-      <w:pPr>
-        <w:ind w:firstLine="360"/>
-        <w:rPr>
-          <w:rFonts w:cstheme="minorHAnsi"/>
-        </w:rPr>
-      </w:pPr>
-      <w:r>
-        <w:rPr>
-          <w:rFonts w:cstheme="minorHAnsi"/>
-        </w:rPr>
-        <w:t>5.1 Dashboard</w:t>
-      </w:r>
-    </w:p>
-    <w:p>
-      <w:pPr>
-        <w:ind w:left="1440"/>
-        <w:rPr>
-          <w:rFonts w:cstheme="minorHAnsi"/>
-        </w:rPr>
-      </w:pPr>
-      <w:r>
-        <w:rPr>
-          <w:rFonts w:cstheme="minorHAnsi"/>
-        </w:rPr>
-        <w:t>1</w:t>
-      </w:r>
-      <w:r>
-        <w:rPr>
-          <w:rFonts w:cstheme="minorHAnsi"/>
-        </w:rPr>
-        <w:t xml:space="preserve"> </w:t>
-      </w:r>
-      <w:r>
-        <w:rPr>
-          <w:rFonts w:cstheme="minorHAnsi"/>
-        </w:rPr>
-        <w:t>)Dashboard 1 - Report Dashboard View for all  dealers calculate Monthly or Quarterly target basis selected choice</w:t>
-      </w:r>
-    </w:p>
-    <w:p>
-      <w:pPr>
-        <w:ind w:left="1440"/>
-        <w:rPr>
-          <w:rFonts w:cstheme="minorHAnsi"/>
-        </w:rPr>
-      </w:pPr>
-      <w:r>
-        <w:rPr>
-          <w:rFonts w:cstheme="minorHAnsi"/>
-        </w:rPr>
-        <w:tab/>
-        <w:t>•</w:t>
-      </w:r>
-      <w:r>
-        <w:rPr>
-          <w:rFonts w:cstheme="minorHAnsi"/>
-        </w:rPr>
-        <w:tab/>
-        <w:t xml:space="preserve">Total Orders </w:t>
-      </w:r>
-      <w:r>
-        <w:rPr>
-          <w:rFonts w:cstheme="minorHAnsi"/>
-        </w:rPr>
-        <w:t xml:space="preserve">Volume </w:t>
-      </w:r>
-      <w:r>
-        <w:rPr>
-          <w:rFonts w:cstheme="minorHAnsi"/>
-        </w:rPr>
-        <w:t>Placed</w:t>
-      </w:r>
-    </w:p>
-    <w:p>
-      <w:pPr>
-        <w:ind w:left="1440"/>
-        <w:rPr>
-          <w:rFonts w:cstheme="minorHAnsi"/>
-        </w:rPr>
-      </w:pPr>
-      <w:r>
-        <w:rPr>
-          <w:rFonts w:cstheme="minorHAnsi"/>
-        </w:rPr>
-        <w:tab/>
-        <w:t>•</w:t>
-      </w:r>
-      <w:r>
-        <w:rPr>
-          <w:rFonts w:cstheme="minorHAnsi"/>
-        </w:rPr>
-        <w:tab/>
-        <w:t>Dealer Target</w:t>
-      </w:r>
-    </w:p>
-    <w:p>
-      <w:pPr>
-        <w:ind w:left="1440"/>
-        <w:rPr>
-          <w:rFonts w:cstheme="minorHAnsi"/>
-        </w:rPr>
-      </w:pPr>
-      <w:r>
-        <w:rPr>
-          <w:rFonts w:cstheme="minorHAnsi"/>
-        </w:rPr>
-        <w:t>2)</w:t>
-      </w:r>
-      <w:r>
-        <w:rPr>
-          <w:rFonts w:cstheme="minorHAnsi"/>
-        </w:rPr>
-        <w:t xml:space="preserve"> </w:t>
-      </w:r>
-      <w:r>
-        <w:rPr>
-          <w:rFonts w:cstheme="minorHAnsi"/>
-        </w:rPr>
-        <w:t>Dashboard 2 - Dashboard to show order of all dealers</w:t>
-      </w:r>
-    </w:p>
-    <w:p>
-      <w:pPr>
-        <w:ind w:left="720"/>
-        <w:rPr>
-          <w:rFonts w:cstheme="minorHAnsi"/>
-        </w:rPr>
-      </w:pPr>
-      <w:r>
-        <w:rPr>
-          <w:rFonts w:cstheme="minorHAnsi"/>
-        </w:rPr>
-        <w:lastRenderedPageBreak/>
-        <w:t>Drill-Down of Dashboard to show order details per dealer</w:t>
-      </w:r>
-      <w:r>
-        <w:rPr>
-          <w:rFonts w:cstheme="minorHAnsi"/>
-        </w:rPr>
-        <w:t xml:space="preserve"> </w:t>
-      </w:r>
-      <w:r>
-        <w:rPr>
-          <w:rFonts w:cstheme="minorHAnsi"/>
-        </w:rPr>
-        <w:t>(Dealer Name , Dealer Display name)</w:t>
-      </w:r>
-    </w:p>
-    <w:p>
-      <w:pPr>
-        <w:ind w:left="720"/>
-        <w:rPr>
-          <w:rFonts w:cstheme="minorHAnsi"/>
-        </w:rPr>
-      </w:pPr>
-      <w:r>
-        <w:rPr>
-          <w:rFonts w:cstheme="minorHAnsi"/>
-        </w:rPr>
-        <w:tab/>
-        <w:t>•</w:t>
-      </w:r>
-      <w:r>
-        <w:rPr>
-          <w:rFonts w:cstheme="minorHAnsi"/>
-        </w:rPr>
-        <w:tab/>
-        <w:t>Click dealer→ view detailed orders</w:t>
-      </w:r>
-    </w:p>
-    <w:p>
-      <w:pPr>
-        <w:ind w:left="720"/>
-        <w:rPr>
-          <w:rFonts w:cstheme="minorHAnsi"/>
-        </w:rPr>
-      </w:pPr>
-      <w:r>
-        <w:rPr>
-          <w:rFonts w:cstheme="minorHAnsi"/>
-        </w:rPr>
-        <w:t xml:space="preserve">Fields to display </w:t>
-      </w:r>
-      <w:r>
-        <w:rPr>
-          <w:rFonts w:cstheme="minorHAnsi"/>
-        </w:rPr>
-        <w:t>–</w:t>
-      </w:r>
-      <w:r>
-        <w:rPr>
-          <w:rFonts w:cstheme="minorHAnsi"/>
-        </w:rPr>
-        <w:t xml:space="preserve"> </w:t>
-      </w:r>
-    </w:p>
-    <w:p>
-      <w:pPr>
-        <w:pStyle w:val="ListParagraph"/>
-        <w:numPr>
-          <w:ilvl w:val="0"/>
-          <w:numId w:val="13"/>
-        </w:numPr>
-        <w:rPr>
-          <w:rFonts w:cstheme="minorHAnsi"/>
-        </w:rPr>
-      </w:pPr>
-      <w:r>
-        <w:rPr>
-          <w:rFonts w:cstheme="minorHAnsi"/>
-        </w:rPr>
-        <w:t xml:space="preserve">Order Id , </w:t>
-      </w:r>
-    </w:p>
-    <w:p>
-      <w:pPr>
-        <w:pStyle w:val="ListParagraph"/>
-        <w:numPr>
-          <w:ilvl w:val="0"/>
-          <w:numId w:val="13"/>
-        </w:numPr>
-        <w:rPr>
-          <w:rFonts w:cstheme="minorHAnsi"/>
-        </w:rPr>
-      </w:pPr>
-      <w:r>
-        <w:rPr>
-          <w:rFonts w:cstheme="minorHAnsi"/>
-        </w:rPr>
-        <w:t xml:space="preserve">Product , </w:t>
-      </w:r>
-    </w:p>
-    <w:p>
-      <w:pPr>
-        <w:pStyle w:val="ListParagraph"/>
-        <w:numPr>
-          <w:ilvl w:val="0"/>
-          <w:numId w:val="13"/>
-        </w:numPr>
-        <w:rPr>
-          <w:rFonts w:cstheme="minorHAnsi"/>
-        </w:rPr>
-      </w:pPr>
-      <w:r>
-        <w:rPr>
-          <w:rFonts w:cstheme="minorHAnsi"/>
-        </w:rPr>
-        <w:t xml:space="preserve">Quantity, </w:t>
-      </w:r>
-    </w:p>
-    <w:p>
-      <w:pPr>
-        <w:pStyle w:val="ListParagraph"/>
-        <w:numPr>
-          <w:ilvl w:val="0"/>
-          <w:numId w:val="13"/>
-        </w:numPr>
-        <w:rPr>
-          <w:rFonts w:cstheme="minorHAnsi"/>
-        </w:rPr>
-      </w:pPr>
-      <w:r>
-        <w:rPr>
-          <w:rFonts w:cstheme="minorHAnsi"/>
-        </w:rPr>
-        <w:t>Delivery Location ,</w:t>
-      </w:r>
-    </w:p>
-    <w:p>
-      <w:pPr>
-        <w:pStyle w:val="ListParagraph"/>
-        <w:numPr>
-          <w:ilvl w:val="0"/>
-          <w:numId w:val="13"/>
-        </w:numPr>
-        <w:rPr>
-          <w:rFonts w:cstheme="minorHAnsi"/>
-        </w:rPr>
-      </w:pPr>
-      <w:r>
-        <w:rPr>
-          <w:rFonts w:cstheme="minorHAnsi"/>
-        </w:rPr>
-        <w:t xml:space="preserve">Order date , </w:t>
-      </w:r>
-    </w:p>
-    <w:p>
-      <w:pPr>
-        <w:pStyle w:val="ListParagraph"/>
-        <w:numPr>
-          <w:ilvl w:val="0"/>
-          <w:numId w:val="13"/>
-        </w:numPr>
-        <w:rPr>
-          <w:rFonts w:cstheme="minorHAnsi"/>
-        </w:rPr>
-      </w:pPr>
-      <w:r>
-        <w:rPr>
-          <w:rFonts w:cstheme="minorHAnsi"/>
-        </w:rPr>
-        <w:t xml:space="preserve">Status, </w:t>
-      </w:r>
-    </w:p>
-    <w:p>
-      <w:pPr>
-        <w:pStyle w:val="ListParagraph"/>
-        <w:numPr>
-          <w:ilvl w:val="0"/>
-          <w:numId w:val="13"/>
-        </w:numPr>
-        <w:rPr>
-          <w:rFonts w:cstheme="minorHAnsi"/>
-        </w:rPr>
-      </w:pPr>
-      <w:r>
-        <w:rPr>
-          <w:rFonts w:cstheme="minorHAnsi"/>
-        </w:rPr>
-        <w:t>Dispatch ,</w:t>
-      </w:r>
-    </w:p>
-    <w:p>
-      <w:pPr>
-        <w:pStyle w:val="ListParagraph"/>
-        <w:numPr>
-          <w:ilvl w:val="0"/>
-          <w:numId w:val="13"/>
-        </w:numPr>
-        <w:rPr>
-          <w:rFonts w:cstheme="minorHAnsi"/>
-        </w:rPr>
-      </w:pPr>
-      <w:r>
-        <w:rPr>
-          <w:rFonts w:cstheme="minorHAnsi"/>
-        </w:rPr>
-        <w:t>Action</w:t>
-      </w:r>
-    </w:p>
-    <w:p>
-      <w:pPr>
-        <w:ind w:left="720"/>
-        <w:rPr>
-          <w:rFonts w:cstheme="minorHAnsi"/>
-        </w:rPr>
-      </w:pPr>
-      <w:r>
-        <w:rPr>
-          <w:rFonts w:cstheme="minorHAnsi"/>
-        </w:rPr>
-        <w:t xml:space="preserve"> Actions Logic - admin can put the order on hold with below reason(reason is Mandatory)</w:t>
-      </w:r>
-    </w:p>
-    <w:p>
-      <w:pPr>
-        <w:ind w:left="720"/>
-        <w:rPr>
-          <w:rFonts w:cstheme="minorHAnsi"/>
-        </w:rPr>
-      </w:pPr>
-      <w:r>
-        <w:rPr>
-          <w:rFonts w:cstheme="minorHAnsi"/>
-        </w:rPr>
-        <w:tab/>
-        <w:t>•</w:t>
-      </w:r>
-      <w:r>
-        <w:rPr>
-          <w:rFonts w:cstheme="minorHAnsi"/>
-        </w:rPr>
-        <w:tab/>
-        <w:t>Payment</w:t>
-      </w:r>
-    </w:p>
-    <w:p>
-      <w:pPr>
-        <w:ind w:left="720"/>
-        <w:rPr>
-          <w:rFonts w:cstheme="minorHAnsi"/>
-        </w:rPr>
-      </w:pPr>
-      <w:r>
-        <w:rPr>
-          <w:rFonts w:cstheme="minorHAnsi"/>
-        </w:rPr>
-        <w:tab/>
-        <w:t>•</w:t>
-      </w:r>
-      <w:r>
-        <w:rPr>
-          <w:rFonts w:cstheme="minorHAnsi"/>
-        </w:rPr>
-        <w:tab/>
-        <w:t>Party request</w:t>
-      </w:r>
-    </w:p>
-    <w:p>
-      <w:pPr>
-        <w:ind w:left="720"/>
-        <w:rPr>
-          <w:rFonts w:cstheme="minorHAnsi"/>
-        </w:rPr>
-      </w:pPr>
-      <w:r>
-        <w:rPr>
-          <w:rFonts w:cstheme="minorHAnsi"/>
-        </w:rPr>
-        <w:tab/>
-        <w:t>•</w:t>
-      </w:r>
-      <w:r>
-        <w:rPr>
-          <w:rFonts w:cstheme="minorHAnsi"/>
-        </w:rPr>
-        <w:tab/>
-        <w:t>Others (free text)</w:t>
-      </w:r>
-    </w:p>
-    <w:p>
-      <w:pPr>
-        <w:ind w:left="720"/>
-        <w:rPr>
-          <w:rFonts w:cstheme="minorHAnsi"/>
-        </w:rPr>
-      </w:pPr>
-      <w:r>
-        <w:rPr>
-          <w:rFonts w:cstheme="minorHAnsi"/>
-        </w:rPr>
-        <w:t>5.4 Historical Data</w:t>
-      </w:r>
-    </w:p>
-    <w:p>
-      <w:pPr>
-        <w:ind w:left="720"/>
-        <w:rPr>
-          <w:rFonts w:cstheme="minorHAnsi"/>
-        </w:rPr>
-      </w:pPr>
-      <w:r>
-        <w:rPr>
-          <w:rFonts w:cstheme="minorHAnsi"/>
-        </w:rPr>
-        <w:tab/>
-        <w:t>•</w:t>
-      </w:r>
-      <w:r>
-        <w:rPr>
-          <w:rFonts w:cstheme="minorHAnsi"/>
-        </w:rPr>
-        <w:tab/>
-        <w:t>Filter:</w:t>
-      </w:r>
-    </w:p>
-    <w:p>
-      <w:pPr>
-        <w:ind w:left="720"/>
-        <w:rPr>
-          <w:rFonts w:cstheme="minorHAnsi"/>
-        </w:rPr>
-      </w:pPr>
-      <w:r>
-        <w:rPr>
-          <w:rFonts w:cstheme="minorHAnsi"/>
-        </w:rPr>
-        <w:tab/>
-        <w:t>•</w:t>
-      </w:r>
-      <w:r>
-        <w:rPr>
-          <w:rFonts w:cstheme="minorHAnsi"/>
-        </w:rPr>
-        <w:tab/>
-        <w:t>From Date → To Date</w:t>
-      </w:r>
-    </w:p>
-    <w:p>
-      <w:pPr>
-        <w:ind w:firstLine="720"/>
-        <w:rPr>
-          <w:rFonts w:cstheme="minorHAnsi"/>
-        </w:rPr>
-      </w:pPr>
-      <w:r>
-        <w:rPr>
-          <w:rFonts w:cstheme="minorHAnsi"/>
-        </w:rPr>
-        <w:t>5.5 Access Control Feature</w:t>
-      </w:r>
-    </w:p>
-    <w:p>
-      <w:pPr>
-        <w:ind w:left="720"/>
-        <w:rPr>
-          <w:rFonts w:cstheme="minorHAnsi"/>
-        </w:rPr>
-      </w:pPr>
-      <w:r>
-        <w:rPr>
-          <w:rFonts w:cstheme="minorHAnsi"/>
-        </w:rPr>
-        <w:t>Admin should have ability to:</w:t>
-      </w:r>
-    </w:p>
-    <w:p>
-      <w:pPr>
-        <w:ind w:left="720"/>
-        <w:rPr>
-          <w:rFonts w:cstheme="minorHAnsi"/>
-        </w:rPr>
-      </w:pPr>
-      <w:r>
-        <w:rPr>
-          <w:rFonts w:cstheme="minorHAnsi"/>
-        </w:rPr>
-        <w:tab/>
-        <w:t>•</w:t>
-      </w:r>
-      <w:r>
-        <w:rPr>
-          <w:rFonts w:cstheme="minorHAnsi"/>
-        </w:rPr>
-        <w:tab/>
-        <w:t xml:space="preserve">Block </w:t>
-      </w:r>
-      <w:r>
-        <w:rPr>
-          <w:rFonts w:cstheme="minorHAnsi"/>
-        </w:rPr>
-        <w:t>/ Unblock</w:t>
-      </w:r>
-      <w:r>
-        <w:rPr>
-          <w:rFonts w:cstheme="minorHAnsi"/>
-        </w:rPr>
-        <w:t xml:space="preserve"> access of:</w:t>
-      </w:r>
-    </w:p>
-    <w:p>
-      <w:pPr>
-        <w:pStyle w:val="ListParagraph"/>
-        <w:numPr>
-          <w:ilvl w:val="0"/>
-          <w:numId w:val="16"/>
-        </w:numPr>
-        <w:rPr>
-          <w:rFonts w:cstheme="minorHAnsi"/>
-        </w:rPr>
-      </w:pPr>
-      <w:r>
-        <w:rPr>
-          <w:rFonts w:cstheme="minorHAnsi"/>
-        </w:rPr>
-        <w:t>Dealer</w:t>
-      </w:r>
-    </w:p>
-    <w:p>
-      <w:pPr>
-        <w:pStyle w:val="ListParagraph"/>
-        <w:numPr>
-          <w:ilvl w:val="0"/>
-          <w:numId w:val="16"/>
-        </w:numPr>
-        <w:rPr>
-          <w:rFonts w:cstheme="minorHAnsi"/>
-        </w:rPr>
-      </w:pPr>
-      <w:r>
-        <w:rPr>
-          <w:rFonts w:cstheme="minorHAnsi"/>
-        </w:rPr>
-        <w:t>Dispatcher</w:t>
-      </w:r>
-    </w:p>
-    <w:p>
-      <w:pPr>
-        <w:pStyle w:val="ListParagraph"/>
-        <w:numPr>
-          <w:ilvl w:val="0"/>
-          <w:numId w:val="16"/>
-        </w:numPr>
-        <w:rPr>
-          <w:rFonts w:cstheme="minorHAnsi"/>
-        </w:rPr>
-      </w:pPr>
-      <w:r>
-        <w:rPr>
-          <w:rFonts w:cstheme="minorHAnsi"/>
-        </w:rPr>
-        <w:t>Sales Officer</w:t>
-      </w:r>
-    </w:p>
-    <w:p>
-      <w:pPr>
-        <w:pStyle w:val="ListParagraph"/>
-        <w:numPr>
-          <w:ilvl w:val="0"/>
-          <w:numId w:val="16"/>
-        </w:numPr>
-        <w:rPr>
-          <w:rFonts w:cstheme="minorHAnsi"/>
-        </w:rPr>
-      </w:pPr>
-      <w:r>
-        <w:rPr>
-          <w:rFonts w:cstheme="minorHAnsi"/>
-        </w:rPr>
-        <w:t>Office User</w:t>
-      </w:r>
-    </w:p>
-    <w:p>
-      <w:pPr>
-        <w:ind w:left="720"/>
-        <w:rPr>
-          <w:rFonts w:cstheme="minorHAnsi"/>
-        </w:rPr>
-      </w:pPr>
-      <w:r>
-        <w:rPr>
-          <w:rFonts w:cstheme="minorHAnsi"/>
-        </w:rPr>
-        <w:t>This can be:</w:t>
-      </w:r>
-    </w:p>
-    <w:p>
-      <w:pPr>
-        <w:ind w:left="720"/>
-        <w:rPr>
-          <w:rFonts w:cstheme="minorHAnsi"/>
-        </w:rPr>
-      </w:pPr>
-      <w:r>
-        <w:rPr>
-          <w:rFonts w:cstheme="minorHAnsi"/>
-        </w:rPr>
-        <w:tab/>
-        <w:t>•</w:t>
-      </w:r>
-      <w:r>
-        <w:rPr>
-          <w:rFonts w:cstheme="minorHAnsi"/>
-        </w:rPr>
-        <w:tab/>
-        <w:t>Temporary disable</w:t>
-      </w:r>
-    </w:p>
-    <w:p>
-      <w:pPr>
-        <w:ind w:left="720"/>
-        <w:rPr>
-          <w:rFonts w:cstheme="minorHAnsi"/>
-        </w:rPr>
-      </w:pPr>
-      <w:r>
-        <w:rPr>
-          <w:rFonts w:cstheme="minorHAnsi"/>
-        </w:rPr>
-        <w:tab/>
-        <w:t>•</w:t>
-      </w:r>
-      <w:r>
-        <w:rPr>
-          <w:rFonts w:cstheme="minorHAnsi"/>
-        </w:rPr>
-        <w:tab/>
-        <w:t>User-level access control</w:t>
-      </w:r>
-    </w:p>
-    <w:p>
-      <w:pPr>
-        <w:ind w:left="720"/>
-        <w:rPr>
-          <w:rFonts w:cstheme="minorHAnsi"/>
-        </w:rPr>
-      </w:pPr>
-      <w:r>
-        <w:rPr>
-          <w:rFonts w:cstheme="minorHAnsi"/>
-        </w:rPr>
-        <w:t>Admin should have ability to</w:t>
-      </w:r>
-    </w:p>
-    <w:p>
-      <w:pPr>
-        <w:ind w:left="720"/>
-        <w:rPr>
-          <w:rFonts w:cstheme="minorHAnsi"/>
-        </w:rPr>
-      </w:pPr>
-      <w:r>
-        <w:rPr>
-          <w:rFonts w:cstheme="minorHAnsi"/>
-        </w:rPr>
-        <w:tab/>
-        <w:t>•</w:t>
-      </w:r>
-      <w:r>
-        <w:rPr>
-          <w:rFonts w:cstheme="minorHAnsi"/>
-        </w:rPr>
-        <w:tab/>
-        <w:t>Update the limit of a dealer</w:t>
-      </w:r>
-    </w:p>
-    <w:p>
-      <w:pPr>
-        <w:ind w:left="720"/>
-        <w:rPr>
-          <w:rFonts w:cstheme="minorHAnsi"/>
-        </w:rPr>
-      </w:pPr>
-      <w:r>
-        <w:rPr>
-          <w:rFonts w:cstheme="minorHAnsi"/>
-        </w:rPr>
-        <w:t>Admin should have ability to</w:t>
-      </w:r>
-    </w:p>
-    <w:p>
-      <w:pPr>
-        <w:ind w:left="720"/>
-        <w:rPr>
-          <w:rFonts w:cstheme="minorHAnsi"/>
-        </w:rPr>
-      </w:pPr>
-      <w:r>
-        <w:rPr>
-          <w:rFonts w:cstheme="minorHAnsi"/>
-        </w:rPr>
-        <w:tab/>
-        <w:t>•</w:t>
-      </w:r>
-      <w:r>
-        <w:rPr>
-          <w:rFonts w:cstheme="minorHAnsi"/>
-        </w:rPr>
-        <w:tab/>
-        <w:t>Create order on dealer’s behalf</w:t>
-      </w:r>
-    </w:p>
-    <w:p>
-      <w:pPr>
-        <w:ind w:left="720"/>
-        <w:rPr>
-          <w:rFonts w:cstheme="minorHAnsi"/>
-        </w:rPr>
-      </w:pPr>
-    </w:p>
-    <w:p>
-      <w:pPr>
-        <w:ind w:left="720"/>
-        <w:rPr>
-          <w:rFonts w:cstheme="minorHAnsi"/>
-        </w:rPr>
-      </w:pPr>
-      <w:r>
-        <w:rPr>
-          <w:rFonts w:cstheme="minorHAnsi"/>
-        </w:rPr>
-        <w:t>Hold Reason Propagation</w:t>
-      </w:r>
-    </w:p>
-    <w:p>
-      <w:pPr>
-        <w:ind w:left="720"/>
-        <w:rPr>
-          <w:rFonts w:cstheme="minorHAnsi"/>
-        </w:rPr>
-      </w:pPr>
-      <w:r>
-        <w:rPr>
-          <w:rFonts w:cstheme="minorHAnsi"/>
-        </w:rPr>
-        <w:lastRenderedPageBreak/>
-        <w:tab/>
-        <w:t>•</w:t>
-      </w:r>
-      <w:r>
-        <w:rPr>
-          <w:rFonts w:cstheme="minorHAnsi"/>
-        </w:rPr>
-        <w:tab/>
-        <w:t>Hold reason entered in Office View:</w:t>
-      </w:r>
-    </w:p>
-    <w:p>
-      <w:pPr>
-        <w:ind w:left="720"/>
-        <w:rPr>
-          <w:rFonts w:cstheme="minorHAnsi"/>
-        </w:rPr>
-      </w:pPr>
-      <w:r>
-        <w:rPr>
-          <w:rFonts w:cstheme="minorHAnsi"/>
-        </w:rPr>
-        <w:tab/>
-        <w:t>•</w:t>
-      </w:r>
-      <w:r>
-        <w:rPr>
-          <w:rFonts w:cstheme="minorHAnsi"/>
-        </w:rPr>
-        <w:tab/>
-        <w:t>Must be visible in:</w:t>
-      </w:r>
-    </w:p>
-    <w:p>
-      <w:pPr>
-        <w:ind w:left="720"/>
-        <w:rPr>
-          <w:rFonts w:cstheme="minorHAnsi"/>
-        </w:rPr>
-      </w:pPr>
-      <w:r>
-        <w:rPr>
-          <w:rFonts w:cstheme="minorHAnsi"/>
-        </w:rPr>
-        <w:tab/>
-        <w:t>•</w:t>
-      </w:r>
-      <w:r>
-        <w:rPr>
-          <w:rFonts w:cstheme="minorHAnsi"/>
-        </w:rPr>
-        <w:tab/>
-        <w:t>Dealer View</w:t>
-      </w:r>
-    </w:p>
-    <w:p>
-      <w:pPr>
-        <w:ind w:left="720"/>
-        <w:rPr>
-          <w:rFonts w:cstheme="minorHAnsi"/>
-        </w:rPr>
-      </w:pPr>
-      <w:r>
-        <w:rPr>
-          <w:rFonts w:cstheme="minorHAnsi"/>
-        </w:rPr>
-        <w:tab/>
-        <w:t>•</w:t>
-      </w:r>
-      <w:r>
-        <w:rPr>
-          <w:rFonts w:cstheme="minorHAnsi"/>
-        </w:rPr>
-        <w:tab/>
-        <w:t>Dispatch View</w:t>
-      </w:r>
-    </w:p>
-    <w:p>
-      <w:pPr>
-        <w:ind w:left="720"/>
-        <w:rPr>
-          <w:rFonts w:cstheme="minorHAnsi"/>
-        </w:rPr>
-      </w:pPr>
-      <w:r>
-        <w:rPr>
-          <w:rFonts w:cstheme="minorHAnsi"/>
-        </w:rPr>
-        <w:t>Admin and download dealer and limit in excel. Manually change the limit and upload same excel format. To be reflected at run time</w:t>
-      </w:r>
-    </w:p>
-    <w:p>
-      <w:pPr>
-        <w:ind w:left="720"/>
-        <w:rPr>
-          <w:rFonts w:cstheme="minorHAnsi"/>
-        </w:rPr>
-      </w:pPr>
-      <w:r>
-        <w:rPr>
-          <w:rFonts w:cstheme="minorHAnsi"/>
-        </w:rPr>
-        <w:t xml:space="preserve">5.6 Export Feature </w:t>
-      </w:r>
-    </w:p>
-    <w:p>
-      <w:pPr>
-        <w:ind w:left="720"/>
-        <w:rPr>
-          <w:rFonts w:cstheme="minorHAnsi"/>
-        </w:rPr>
-      </w:pPr>
-      <w:r>
-        <w:rPr>
-          <w:rFonts w:cstheme="minorHAnsi"/>
-        </w:rPr>
-        <w:tab/>
-        <w:t>•</w:t>
-      </w:r>
-      <w:r>
-        <w:rPr>
-          <w:rFonts w:cstheme="minorHAnsi"/>
-        </w:rPr>
-        <w:tab/>
-        <w:t>Admin can:</w:t>
-      </w:r>
-    </w:p>
-    <w:p>
-      <w:pPr>
-        <w:pStyle w:val="ListParagraph"/>
-        <w:numPr>
-          <w:ilvl w:val="0"/>
-          <w:numId w:val="18"/>
-        </w:numPr>
-        <w:rPr>
-          <w:rFonts w:cstheme="minorHAnsi"/>
-        </w:rPr>
-      </w:pPr>
-      <w:r>
-        <w:rPr>
-          <w:rFonts w:cstheme="minorHAnsi"/>
-        </w:rPr>
-        <w:t>Export data (Excel/CSV)</w:t>
-      </w:r>
-    </w:p>
-    <w:p>
-      <w:pPr>
-        <w:pStyle w:val="ListParagraph"/>
-        <w:numPr>
-          <w:ilvl w:val="0"/>
-          <w:numId w:val="18"/>
-        </w:numPr>
-        <w:rPr>
-          <w:rFonts w:cstheme="minorHAnsi"/>
-        </w:rPr>
-      </w:pPr>
-      <w:r>
-        <w:rPr>
-          <w:rFonts w:cstheme="minorHAnsi"/>
-        </w:rPr>
-        <w:t>Data can include:</w:t>
-      </w:r>
-    </w:p>
-    <w:p>
-      <w:pPr>
-        <w:pStyle w:val="ListParagraph"/>
-        <w:numPr>
-          <w:ilvl w:val="0"/>
-          <w:numId w:val="18"/>
-        </w:numPr>
-        <w:rPr>
-          <w:rFonts w:cstheme="minorHAnsi"/>
-        </w:rPr>
-      </w:pPr>
-      <w:r>
-        <w:rPr>
-          <w:rFonts w:cstheme="minorHAnsi"/>
-        </w:rPr>
-        <w:t>Orders</w:t>
-      </w:r>
-    </w:p>
-    <w:p>
-      <w:pPr>
-        <w:pStyle w:val="ListParagraph"/>
-        <w:numPr>
-          <w:ilvl w:val="0"/>
-          <w:numId w:val="18"/>
-        </w:numPr>
-        <w:rPr>
-          <w:rFonts w:cstheme="minorHAnsi"/>
-        </w:rPr>
-      </w:pPr>
-      <w:r>
-        <w:rPr>
-          <w:rFonts w:cstheme="minorHAnsi"/>
-        </w:rPr>
-        <w:t>Status</w:t>
-      </w:r>
-    </w:p>
-    <w:p>
-      <w:pPr>
-        <w:pStyle w:val="ListParagraph"/>
-        <w:numPr>
-          <w:ilvl w:val="0"/>
-          <w:numId w:val="18"/>
-        </w:numPr>
-        <w:rPr>
-          <w:rFonts w:cstheme="minorHAnsi"/>
-        </w:rPr>
-      </w:pPr>
-      <w:r>
-        <w:rPr>
-          <w:rFonts w:cstheme="minorHAnsi"/>
-        </w:rPr>
-        <w:t>Dispatch details</w:t>
-      </w:r>
-    </w:p>
-    <w:p>
-      <w:pPr>
-        <w:rPr>
-          <w:rFonts w:cstheme="minorHAnsi"/>
-        </w:rPr>
-      </w:pPr>
-    </w:p>
-    <w:p>
-      <w:pPr>
-        <w:pStyle w:val="ListParagraph"/>
-        <w:numPr>
-          <w:ilvl w:val="0"/>
-          <w:numId w:val="2"/>
-        </w:numPr>
-        <w:rPr>
-          <w:rFonts w:cstheme="minorHAnsi"/>
-          <w:b/>
-        </w:rPr>
-      </w:pPr>
-      <w:r>
-        <w:rPr>
-          <w:rFonts w:cstheme="minorHAnsi"/>
-          <w:b/>
-        </w:rPr>
-        <w:t>Office Module View</w:t>
-      </w:r>
-    </w:p>
-    <w:p>
-      <w:pPr>
-        <w:ind w:firstLine="360"/>
+        <w:t>Real-time tracking</w:t>
+      </w:r>
+    </w:p>
+    <w:p>
+      <w:pPr>
+        <w:ind w:left="360"/>
         <w:rPr>
           <w:rFonts w:cstheme="minorHAnsi"/>
         </w:rPr>
@@ -3678,758 +4631,7 @@
         <w:rPr>
           <w:rFonts w:cstheme="minorHAnsi"/>
         </w:rPr>
-        <w:t>1 Dashboard</w:t>
-      </w:r>
-    </w:p>
-    <w:p>
-      <w:pPr>
-        <w:ind w:left="1440"/>
-        <w:rPr>
-          <w:rFonts w:cstheme="minorHAnsi"/>
-        </w:rPr>
-      </w:pPr>
-      <w:r>
-        <w:rPr>
-          <w:rFonts w:cstheme="minorHAnsi"/>
-        </w:rPr>
-        <w:t>1 )Dashboard 1 - Report Dashboard View for all  dealers calculate Monthly or Quarterly target basis selected choice</w:t>
-      </w:r>
-    </w:p>
-    <w:p>
-      <w:pPr>
-        <w:ind w:left="1440"/>
-        <w:rPr>
-          <w:rFonts w:cstheme="minorHAnsi"/>
-        </w:rPr>
-      </w:pPr>
-      <w:r>
-        <w:rPr>
-          <w:rFonts w:cstheme="minorHAnsi"/>
-        </w:rPr>
-        <w:tab/>
-        <w:t>•</w:t>
-      </w:r>
-      <w:r>
-        <w:rPr>
-          <w:rFonts w:cstheme="minorHAnsi"/>
-        </w:rPr>
-        <w:tab/>
-        <w:t>Total Orders Volume Placed</w:t>
-      </w:r>
-    </w:p>
-    <w:p>
-      <w:pPr>
-        <w:ind w:left="1440"/>
-        <w:rPr>
-          <w:rFonts w:cstheme="minorHAnsi"/>
-        </w:rPr>
-      </w:pPr>
-      <w:r>
-        <w:rPr>
-          <w:rFonts w:cstheme="minorHAnsi"/>
-        </w:rPr>
-        <w:tab/>
-        <w:t>•</w:t>
-      </w:r>
-      <w:r>
-        <w:rPr>
-          <w:rFonts w:cstheme="minorHAnsi"/>
-        </w:rPr>
-        <w:tab/>
-        <w:t>Dealer Target</w:t>
-      </w:r>
-    </w:p>
-    <w:p>
-      <w:pPr>
-        <w:ind w:left="1440"/>
-        <w:rPr>
-          <w:rFonts w:cstheme="minorHAnsi"/>
-        </w:rPr>
-      </w:pPr>
-      <w:r>
-        <w:rPr>
-          <w:rFonts w:cstheme="minorHAnsi"/>
-        </w:rPr>
-        <w:t>2) Dashboard 2 - Dashboard to show order of all dealers</w:t>
-      </w:r>
-    </w:p>
-    <w:p>
-      <w:pPr>
-        <w:ind w:left="720"/>
-        <w:rPr>
-          <w:rFonts w:cstheme="minorHAnsi"/>
-        </w:rPr>
-      </w:pPr>
-      <w:r>
-        <w:rPr>
-          <w:rFonts w:cstheme="minorHAnsi"/>
-        </w:rPr>
-        <w:t>Drill-Down of Dashboard to show order details per dealer(Dealer Name , Dealer Display name)</w:t>
-      </w:r>
-    </w:p>
-    <w:p>
-      <w:pPr>
-        <w:ind w:left="720"/>
-        <w:rPr>
-          <w:rFonts w:cstheme="minorHAnsi"/>
-        </w:rPr>
-      </w:pPr>
-      <w:r>
-        <w:rPr>
-          <w:rFonts w:cstheme="minorHAnsi"/>
-        </w:rPr>
-        <w:tab/>
-        <w:t>•</w:t>
-      </w:r>
-      <w:r>
-        <w:rPr>
-          <w:rFonts w:cstheme="minorHAnsi"/>
-        </w:rPr>
-        <w:tab/>
-        <w:t>Click dealer→ view detailed orders</w:t>
-      </w:r>
-    </w:p>
-    <w:p>
-      <w:pPr>
-        <w:ind w:left="720"/>
-        <w:rPr>
-          <w:rFonts w:cstheme="minorHAnsi"/>
-        </w:rPr>
-      </w:pPr>
-      <w:r>
-        <w:rPr>
-          <w:rFonts w:cstheme="minorHAnsi"/>
-        </w:rPr>
-        <w:t xml:space="preserve">Fields to display – </w:t>
-      </w:r>
-    </w:p>
-    <w:p>
-      <w:pPr>
-        <w:pStyle w:val="ListParagraph"/>
-        <w:numPr>
-          <w:ilvl w:val="0"/>
-          <w:numId w:val="13"/>
-        </w:numPr>
-        <w:rPr>
-          <w:rFonts w:cstheme="minorHAnsi"/>
-        </w:rPr>
-      </w:pPr>
-      <w:r>
-        <w:rPr>
-          <w:rFonts w:cstheme="minorHAnsi"/>
-        </w:rPr>
-        <w:t xml:space="preserve">Order Id , </w:t>
-      </w:r>
-    </w:p>
-    <w:p>
-      <w:pPr>
-        <w:pStyle w:val="ListParagraph"/>
-        <w:numPr>
-          <w:ilvl w:val="0"/>
-          <w:numId w:val="13"/>
-        </w:numPr>
-        <w:rPr>
-          <w:rFonts w:cstheme="minorHAnsi"/>
-        </w:rPr>
-      </w:pPr>
-      <w:r>
-        <w:rPr>
-          <w:rFonts w:cstheme="minorHAnsi"/>
-        </w:rPr>
-        <w:t xml:space="preserve">Product , </w:t>
-      </w:r>
-    </w:p>
-    <w:p>
-      <w:pPr>
-        <w:pStyle w:val="ListParagraph"/>
-        <w:numPr>
-          <w:ilvl w:val="0"/>
-          <w:numId w:val="13"/>
-        </w:numPr>
-        <w:rPr>
-          <w:rFonts w:cstheme="minorHAnsi"/>
-        </w:rPr>
-      </w:pPr>
-      <w:r>
-        <w:rPr>
-          <w:rFonts w:cstheme="minorHAnsi"/>
-        </w:rPr>
-        <w:t xml:space="preserve">Quantity, </w:t>
-      </w:r>
-    </w:p>
-    <w:p>
-      <w:pPr>
-        <w:pStyle w:val="ListParagraph"/>
-        <w:numPr>
-          <w:ilvl w:val="0"/>
-          <w:numId w:val="13"/>
-        </w:numPr>
-        <w:rPr>
-          <w:rFonts w:cstheme="minorHAnsi"/>
-        </w:rPr>
-      </w:pPr>
-      <w:r>
-        <w:rPr>
-          <w:rFonts w:cstheme="minorHAnsi"/>
-        </w:rPr>
-        <w:t>Delivery Location ,</w:t>
-      </w:r>
-    </w:p>
-    <w:p>
-      <w:pPr>
-        <w:pStyle w:val="ListParagraph"/>
-        <w:numPr>
-          <w:ilvl w:val="0"/>
-          <w:numId w:val="13"/>
-        </w:numPr>
-        <w:rPr>
-          <w:rFonts w:cstheme="minorHAnsi"/>
-        </w:rPr>
-      </w:pPr>
-      <w:r>
-        <w:rPr>
-          <w:rFonts w:cstheme="minorHAnsi"/>
-        </w:rPr>
-        <w:t xml:space="preserve">Order date , </w:t>
-      </w:r>
-    </w:p>
-    <w:p>
-      <w:pPr>
-        <w:pStyle w:val="ListParagraph"/>
-        <w:numPr>
-          <w:ilvl w:val="0"/>
-          <w:numId w:val="13"/>
-        </w:numPr>
-        <w:rPr>
-          <w:rFonts w:cstheme="minorHAnsi"/>
-        </w:rPr>
-      </w:pPr>
-      <w:r>
-        <w:rPr>
-          <w:rFonts w:cstheme="minorHAnsi"/>
-        </w:rPr>
-        <w:t xml:space="preserve">Status, </w:t>
-      </w:r>
-    </w:p>
-    <w:p>
-      <w:pPr>
-        <w:pStyle w:val="ListParagraph"/>
-        <w:numPr>
-          <w:ilvl w:val="0"/>
-          <w:numId w:val="13"/>
-        </w:numPr>
-        <w:rPr>
-          <w:rFonts w:cstheme="minorHAnsi"/>
-        </w:rPr>
-      </w:pPr>
-      <w:r>
-        <w:rPr>
-          <w:rFonts w:cstheme="minorHAnsi"/>
-        </w:rPr>
-        <w:t>Dispatch ,</w:t>
-      </w:r>
-    </w:p>
-    <w:p>
-      <w:pPr>
-        <w:pStyle w:val="ListParagraph"/>
-        <w:numPr>
-          <w:ilvl w:val="0"/>
-          <w:numId w:val="13"/>
-        </w:numPr>
-        <w:rPr>
-          <w:rFonts w:cstheme="minorHAnsi"/>
-        </w:rPr>
-      </w:pPr>
-      <w:r>
-        <w:rPr>
-          <w:rFonts w:cstheme="minorHAnsi"/>
-        </w:rPr>
-        <w:t>Action</w:t>
-      </w:r>
-    </w:p>
-    <w:p>
-      <w:pPr>
-        <w:ind w:left="720"/>
-        <w:rPr>
-          <w:rFonts w:cstheme="minorHAnsi"/>
-        </w:rPr>
-      </w:pPr>
-      <w:r>
-        <w:rPr>
-          <w:rFonts w:cstheme="minorHAnsi"/>
-        </w:rPr>
-        <w:t xml:space="preserve"> Actions Logic – Office can put the order on hold with below reason(reason is Mandatory)</w:t>
-      </w:r>
-    </w:p>
-    <w:p>
-      <w:pPr>
-        <w:ind w:left="720"/>
-        <w:rPr>
-          <w:rFonts w:cstheme="minorHAnsi"/>
-        </w:rPr>
-      </w:pPr>
-      <w:r>
-        <w:rPr>
-          <w:rFonts w:cstheme="minorHAnsi"/>
-        </w:rPr>
-        <w:tab/>
-        <w:t>•</w:t>
-      </w:r>
-      <w:r>
-        <w:rPr>
-          <w:rFonts w:cstheme="minorHAnsi"/>
-        </w:rPr>
-        <w:tab/>
-        <w:t>Payment</w:t>
-      </w:r>
-    </w:p>
-    <w:p>
-      <w:pPr>
-        <w:ind w:left="720"/>
-        <w:rPr>
-          <w:rFonts w:cstheme="minorHAnsi"/>
-        </w:rPr>
-      </w:pPr>
-      <w:r>
-        <w:rPr>
-          <w:rFonts w:cstheme="minorHAnsi"/>
-        </w:rPr>
-        <w:tab/>
-        <w:t>•</w:t>
-      </w:r>
-      <w:r>
-        <w:rPr>
-          <w:rFonts w:cstheme="minorHAnsi"/>
-        </w:rPr>
-        <w:tab/>
-        <w:t>Party request</w:t>
-      </w:r>
-    </w:p>
-    <w:p>
-      <w:pPr>
-        <w:ind w:left="720"/>
-        <w:rPr>
-          <w:rFonts w:cstheme="minorHAnsi"/>
-        </w:rPr>
-      </w:pPr>
-      <w:r>
-        <w:rPr>
-          <w:rFonts w:cstheme="minorHAnsi"/>
-        </w:rPr>
-        <w:lastRenderedPageBreak/>
-        <w:tab/>
-        <w:t>•</w:t>
-      </w:r>
-      <w:r>
-        <w:rPr>
-          <w:rFonts w:cstheme="minorHAnsi"/>
-        </w:rPr>
-        <w:tab/>
-        <w:t>Others (free text)</w:t>
-      </w:r>
-    </w:p>
-    <w:p>
-      <w:pPr>
-        <w:ind w:left="720"/>
-        <w:rPr>
-          <w:rFonts w:cstheme="minorHAnsi"/>
-        </w:rPr>
-      </w:pPr>
-      <w:r>
-        <w:rPr>
-          <w:rFonts w:cstheme="minorHAnsi"/>
-        </w:rPr>
-        <w:t>7.2</w:t>
-      </w:r>
-      <w:r>
-        <w:rPr>
-          <w:rFonts w:cstheme="minorHAnsi"/>
-        </w:rPr>
-        <w:t xml:space="preserve"> Historical Data</w:t>
-      </w:r>
-    </w:p>
-    <w:p>
-      <w:pPr>
-        <w:ind w:left="720"/>
-        <w:rPr>
-          <w:rFonts w:cstheme="minorHAnsi"/>
-        </w:rPr>
-      </w:pPr>
-      <w:r>
-        <w:rPr>
-          <w:rFonts w:cstheme="minorHAnsi"/>
-        </w:rPr>
-        <w:tab/>
-        <w:t>•</w:t>
-      </w:r>
-      <w:r>
-        <w:rPr>
-          <w:rFonts w:cstheme="minorHAnsi"/>
-        </w:rPr>
-        <w:tab/>
-        <w:t>Filter:</w:t>
-      </w:r>
-    </w:p>
-    <w:p>
-      <w:pPr>
-        <w:ind w:left="720"/>
-        <w:rPr>
-          <w:rFonts w:cstheme="minorHAnsi"/>
-        </w:rPr>
-      </w:pPr>
-      <w:r>
-        <w:rPr>
-          <w:rFonts w:cstheme="minorHAnsi"/>
-        </w:rPr>
-        <w:tab/>
-        <w:t>•</w:t>
-      </w:r>
-      <w:r>
-        <w:rPr>
-          <w:rFonts w:cstheme="minorHAnsi"/>
-        </w:rPr>
-        <w:tab/>
-        <w:t>From Date → To Date</w:t>
-      </w:r>
-    </w:p>
-    <w:p>
-      <w:pPr>
-        <w:ind w:left="720"/>
-        <w:rPr>
-          <w:rFonts w:cstheme="minorHAnsi"/>
-        </w:rPr>
-      </w:pPr>
-      <w:r>
-        <w:rPr>
-          <w:rFonts w:cstheme="minorHAnsi"/>
-        </w:rPr>
-        <w:t>Office should have ability to</w:t>
-      </w:r>
-    </w:p>
-    <w:p>
-      <w:pPr>
-        <w:ind w:left="720"/>
-        <w:rPr>
-          <w:rFonts w:cstheme="minorHAnsi"/>
-        </w:rPr>
-      </w:pPr>
-      <w:r>
-        <w:rPr>
-          <w:rFonts w:cstheme="minorHAnsi"/>
-        </w:rPr>
-        <w:tab/>
-        <w:t>•</w:t>
-      </w:r>
-      <w:r>
-        <w:rPr>
-          <w:rFonts w:cstheme="minorHAnsi"/>
-        </w:rPr>
-        <w:tab/>
-        <w:t>Create order on dealer’s behalf</w:t>
-      </w:r>
-    </w:p>
-    <w:p>
-      <w:pPr>
-        <w:ind w:left="720"/>
-        <w:rPr>
-          <w:rFonts w:cstheme="minorHAnsi"/>
-        </w:rPr>
-      </w:pPr>
-    </w:p>
-    <w:p>
-      <w:pPr>
-        <w:ind w:left="720"/>
-        <w:rPr>
-          <w:rFonts w:cstheme="minorHAnsi"/>
-        </w:rPr>
-      </w:pPr>
-      <w:r>
-        <w:rPr>
-          <w:rFonts w:cstheme="minorHAnsi"/>
-        </w:rPr>
-        <w:t>Hold Reason Propagation</w:t>
-      </w:r>
-    </w:p>
-    <w:p>
-      <w:pPr>
-        <w:ind w:left="720"/>
-        <w:rPr>
-          <w:rFonts w:cstheme="minorHAnsi"/>
-        </w:rPr>
-      </w:pPr>
-      <w:r>
-        <w:rPr>
-          <w:rFonts w:cstheme="minorHAnsi"/>
-        </w:rPr>
-        <w:tab/>
-        <w:t>•</w:t>
-      </w:r>
-      <w:r>
-        <w:rPr>
-          <w:rFonts w:cstheme="minorHAnsi"/>
-        </w:rPr>
-        <w:tab/>
-        <w:t>Hold reason entered in Office View:</w:t>
-      </w:r>
-    </w:p>
-    <w:p>
-      <w:pPr>
-        <w:ind w:left="720"/>
-        <w:rPr>
-          <w:rFonts w:cstheme="minorHAnsi"/>
-        </w:rPr>
-      </w:pPr>
-      <w:r>
-        <w:rPr>
-          <w:rFonts w:cstheme="minorHAnsi"/>
-        </w:rPr>
-        <w:tab/>
-        <w:t>•</w:t>
-      </w:r>
-      <w:r>
-        <w:rPr>
-          <w:rFonts w:cstheme="minorHAnsi"/>
-        </w:rPr>
-        <w:tab/>
-        <w:t>Must be visible in:</w:t>
-      </w:r>
-    </w:p>
-    <w:p>
-      <w:pPr>
-        <w:ind w:left="720"/>
-        <w:rPr>
-          <w:rFonts w:cstheme="minorHAnsi"/>
-        </w:rPr>
-      </w:pPr>
-      <w:r>
-        <w:rPr>
-          <w:rFonts w:cstheme="minorHAnsi"/>
-        </w:rPr>
-        <w:tab/>
-        <w:t>•</w:t>
-      </w:r>
-      <w:r>
-        <w:rPr>
-          <w:rFonts w:cstheme="minorHAnsi"/>
-        </w:rPr>
-        <w:tab/>
-        <w:t>Dealer View</w:t>
-      </w:r>
-    </w:p>
-    <w:p>
-      <w:pPr>
-        <w:ind w:left="720"/>
-        <w:rPr>
-          <w:rFonts w:cstheme="minorHAnsi"/>
-        </w:rPr>
-      </w:pPr>
-      <w:r>
-        <w:rPr>
-          <w:rFonts w:cstheme="minorHAnsi"/>
-        </w:rPr>
-        <w:tab/>
-        <w:t>•</w:t>
-      </w:r>
-      <w:r>
-        <w:rPr>
-          <w:rFonts w:cstheme="minorHAnsi"/>
-        </w:rPr>
-        <w:tab/>
-        <w:t>Dispatch View</w:t>
-      </w:r>
-    </w:p>
-    <w:p>
-      <w:pPr>
-        <w:ind w:left="720"/>
-        <w:rPr>
-          <w:rFonts w:cstheme="minorHAnsi"/>
-        </w:rPr>
-      </w:pPr>
-      <w:r>
-        <w:rPr>
-          <w:rFonts w:cstheme="minorHAnsi"/>
-        </w:rPr>
-        <w:t>Admin and download dealer and limit in excel. Manually change the limit and upload same excel format. To be reflected at run time</w:t>
-      </w:r>
-    </w:p>
-    <w:p>
-      <w:pPr>
-        <w:ind w:left="720"/>
-        <w:rPr>
-          <w:rFonts w:cstheme="minorHAnsi"/>
-        </w:rPr>
-      </w:pPr>
-      <w:r>
-        <w:rPr>
-          <w:rFonts w:cstheme="minorHAnsi"/>
-        </w:rPr>
-        <w:t>7.3</w:t>
-      </w:r>
-      <w:r>
-        <w:rPr>
-          <w:rFonts w:cstheme="minorHAnsi"/>
-        </w:rPr>
-        <w:t xml:space="preserve"> Export Feature </w:t>
-      </w:r>
-    </w:p>
-    <w:p>
-      <w:pPr>
-        <w:ind w:left="720"/>
-        <w:rPr>
-          <w:rFonts w:cstheme="minorHAnsi"/>
-        </w:rPr>
-      </w:pPr>
-      <w:r>
-        <w:rPr>
-          <w:rFonts w:cstheme="minorHAnsi"/>
-        </w:rPr>
-        <w:tab/>
-        <w:t>•</w:t>
-      </w:r>
-      <w:r>
-        <w:rPr>
-          <w:rFonts w:cstheme="minorHAnsi"/>
-        </w:rPr>
-        <w:tab/>
-        <w:t>Admin can:</w:t>
-      </w:r>
-    </w:p>
-    <w:p>
-      <w:pPr>
-        <w:pStyle w:val="ListParagraph"/>
-        <w:numPr>
-          <w:ilvl w:val="0"/>
-          <w:numId w:val="18"/>
-        </w:numPr>
-        <w:rPr>
-          <w:rFonts w:cstheme="minorHAnsi"/>
-        </w:rPr>
-      </w:pPr>
-      <w:r>
-        <w:rPr>
-          <w:rFonts w:cstheme="minorHAnsi"/>
-        </w:rPr>
-        <w:t>Export data (Excel/CSV)</w:t>
-      </w:r>
-    </w:p>
-    <w:p>
-      <w:pPr>
-        <w:pStyle w:val="ListParagraph"/>
-        <w:numPr>
-          <w:ilvl w:val="0"/>
-          <w:numId w:val="18"/>
-        </w:numPr>
-        <w:rPr>
-          <w:rFonts w:cstheme="minorHAnsi"/>
-        </w:rPr>
-      </w:pPr>
-      <w:r>
-        <w:rPr>
-          <w:rFonts w:cstheme="minorHAnsi"/>
-        </w:rPr>
-        <w:t>Data can include:</w:t>
-      </w:r>
-    </w:p>
-    <w:p>
-      <w:pPr>
-        <w:pStyle w:val="ListParagraph"/>
-        <w:numPr>
-          <w:ilvl w:val="0"/>
-          <w:numId w:val="18"/>
-        </w:numPr>
-        <w:rPr>
-          <w:rFonts w:cstheme="minorHAnsi"/>
-        </w:rPr>
-      </w:pPr>
-      <w:r>
-        <w:rPr>
-          <w:rFonts w:cstheme="minorHAnsi"/>
-        </w:rPr>
-        <w:t>Orders</w:t>
-      </w:r>
-    </w:p>
-    <w:p>
-      <w:pPr>
-        <w:pStyle w:val="ListParagraph"/>
-        <w:numPr>
-          <w:ilvl w:val="0"/>
-          <w:numId w:val="18"/>
-        </w:numPr>
-        <w:rPr>
-          <w:rFonts w:cstheme="minorHAnsi"/>
-        </w:rPr>
-      </w:pPr>
-      <w:r>
-        <w:rPr>
-          <w:rFonts w:cstheme="minorHAnsi"/>
-        </w:rPr>
-        <w:t>Status</w:t>
-      </w:r>
-    </w:p>
-    <w:p>
-      <w:pPr>
-        <w:pStyle w:val="ListParagraph"/>
-        <w:numPr>
-          <w:ilvl w:val="0"/>
-          <w:numId w:val="18"/>
-        </w:numPr>
-        <w:rPr>
-          <w:rFonts w:cstheme="minorHAnsi"/>
-        </w:rPr>
-      </w:pPr>
-      <w:r>
-        <w:rPr>
-          <w:rFonts w:cstheme="minorHAnsi"/>
-        </w:rPr>
-        <w:t>Dispatch details</w:t>
-      </w:r>
-    </w:p>
-    <w:p>
-      <w:pPr>
-        <w:rPr>
-          <w:rFonts w:cstheme="minorHAnsi"/>
-        </w:rPr>
-      </w:pPr>
-    </w:p>
-    <w:p>
-      <w:pPr>
-        <w:rPr>
-          <w:rFonts w:cstheme="minorHAnsi"/>
-        </w:rPr>
-      </w:pPr>
-    </w:p>
-    <w:p>
-      <w:pPr>
-        <w:rPr>
-          <w:rFonts w:cstheme="minorHAnsi"/>
-        </w:rPr>
-      </w:pPr>
-      <w:r>
-        <w:rPr>
-          <w:rFonts w:cstheme="minorHAnsi"/>
-          <w:highlight w:val="yellow"/>
-        </w:rPr>
-        <w:t>&lt;Pending&gt;</w:t>
-      </w:r>
-    </w:p>
-    <w:p>
-      <w:pPr>
-        <w:pStyle w:val="ListParagraph"/>
-        <w:numPr>
-          <w:ilvl w:val="0"/>
-          <w:numId w:val="2"/>
-        </w:numPr>
-        <w:rPr>
-          <w:rFonts w:cstheme="minorHAnsi"/>
-          <w:b/>
-        </w:rPr>
-      </w:pPr>
-      <w:r>
-        <w:rPr>
-          <w:rFonts w:cstheme="minorHAnsi"/>
-          <w:b/>
-        </w:rPr>
-        <w:t>Sales Officer Module</w:t>
+        <w:t>3 Restrictions</w:t>
       </w:r>
     </w:p>
     <w:p>
@@ -4443,175 +4645,6 @@
         <w:rPr>
           <w:rFonts w:cstheme="minorHAnsi"/>
         </w:rPr>
-        <w:t>7.</w:t>
-      </w:r>
-      <w:r>
-        <w:rPr>
-          <w:rFonts w:cstheme="minorHAnsi"/>
-        </w:rPr>
-        <w:t>1 Access Type</w:t>
-      </w:r>
-    </w:p>
-    <w:p>
-      <w:pPr>
-        <w:ind w:left="360"/>
-        <w:rPr>
-          <w:rFonts w:cstheme="minorHAnsi"/>
-        </w:rPr>
-      </w:pPr>
-      <w:r>
-        <w:rPr>
-          <w:rFonts w:cstheme="minorHAnsi"/>
-        </w:rPr>
-        <w:tab/>
-        <w:t>•</w:t>
-      </w:r>
-      <w:r>
-        <w:rPr>
-          <w:rFonts w:cstheme="minorHAnsi"/>
-        </w:rPr>
-        <w:tab/>
-        <w:t>Read-only</w:t>
-      </w:r>
-    </w:p>
-    <w:p>
-      <w:pPr>
-        <w:ind w:left="360"/>
-        <w:rPr>
-          <w:rFonts w:cstheme="minorHAnsi"/>
-        </w:rPr>
-      </w:pPr>
-      <w:r>
-        <w:rPr>
-          <w:rFonts w:cstheme="minorHAnsi"/>
-        </w:rPr>
-        <w:t>7.</w:t>
-      </w:r>
-      <w:r>
-        <w:rPr>
-          <w:rFonts w:cstheme="minorHAnsi"/>
-        </w:rPr>
-        <w:t>2 Features</w:t>
-      </w:r>
-    </w:p>
-    <w:p>
-      <w:pPr>
-        <w:ind w:left="360"/>
-        <w:rPr>
-          <w:rFonts w:cstheme="minorHAnsi"/>
-        </w:rPr>
-      </w:pPr>
-      <w:r>
-        <w:rPr>
-          <w:rFonts w:cstheme="minorHAnsi"/>
-        </w:rPr>
-        <w:tab/>
-        <w:t>•</w:t>
-      </w:r>
-      <w:r>
-        <w:rPr>
-          <w:rFonts w:cstheme="minorHAnsi"/>
-        </w:rPr>
-        <w:tab/>
-        <w:t>View order status</w:t>
-      </w:r>
-      <w:r>
-        <w:rPr>
-          <w:rFonts w:cstheme="minorHAnsi"/>
-        </w:rPr>
-        <w:t xml:space="preserve"> (grouped Dealer wise for T-2 days). Sales Officer can change the date to get a view </w:t>
-      </w:r>
-      <w:proofErr w:type="spellStart"/>
-      <w:r>
-        <w:rPr>
-          <w:rFonts w:cstheme="minorHAnsi"/>
-        </w:rPr>
-        <w:t>upto</w:t>
-      </w:r>
-      <w:proofErr w:type="spellEnd"/>
-      <w:r>
-        <w:rPr>
-          <w:rFonts w:cstheme="minorHAnsi"/>
-        </w:rPr>
-        <w:t xml:space="preserve"> 30 days (configured in master table))</w:t>
-      </w:r>
-    </w:p>
-    <w:p>
-      <w:pPr>
-        <w:ind w:left="360"/>
-        <w:rPr>
-          <w:rFonts w:cstheme="minorHAnsi"/>
-        </w:rPr>
-      </w:pPr>
-      <w:r>
-        <w:rPr>
-          <w:rFonts w:cstheme="minorHAnsi"/>
-        </w:rPr>
-        <w:tab/>
-        <w:t>•</w:t>
-      </w:r>
-      <w:r>
-        <w:rPr>
-          <w:rFonts w:cstheme="minorHAnsi"/>
-        </w:rPr>
-        <w:tab/>
-        <w:t>View execution time</w:t>
-      </w:r>
-    </w:p>
-    <w:p>
-      <w:pPr>
-        <w:ind w:left="360"/>
-        <w:rPr>
-          <w:rFonts w:cstheme="minorHAnsi"/>
-        </w:rPr>
-      </w:pPr>
-      <w:r>
-        <w:rPr>
-          <w:rFonts w:cstheme="minorHAnsi"/>
-        </w:rPr>
-        <w:tab/>
-        <w:t>•</w:t>
-      </w:r>
-      <w:r>
-        <w:rPr>
-          <w:rFonts w:cstheme="minorHAnsi"/>
-        </w:rPr>
-        <w:tab/>
-        <w:t>Real-time tracking</w:t>
-      </w:r>
-    </w:p>
-    <w:p>
-      <w:pPr>
-        <w:ind w:left="360"/>
-        <w:rPr>
-          <w:rFonts w:cstheme="minorHAnsi"/>
-        </w:rPr>
-      </w:pPr>
-      <w:r>
-        <w:rPr>
-          <w:rFonts w:cstheme="minorHAnsi"/>
-        </w:rPr>
-        <w:t>7.</w:t>
-      </w:r>
-      <w:r>
-        <w:rPr>
-          <w:rFonts w:cstheme="minorHAnsi"/>
-        </w:rPr>
-        <w:t>3 Restrictions</w:t>
-      </w:r>
-    </w:p>
-    <w:p>
-      <w:pPr>
-        <w:ind w:left="360"/>
-        <w:rPr>
-          <w:rFonts w:cstheme="minorHAnsi"/>
-        </w:rPr>
-      </w:pPr>
-      <w:r>
-        <w:rPr>
-          <w:rFonts w:cstheme="minorHAnsi"/>
-        </w:rPr>
-        <w:lastRenderedPageBreak/>
         <w:tab/>
         <w:t>•</w:t>
       </w:r>
@@ -5221,7 +5254,6 @@
     </w:p>
     <w:p>
       <w:pPr>
-        <w:spacing w:after="0"/>
         <w:rPr>
           <w:rFonts w:cstheme="minorHAnsi"/>
           <w:color w:val="000000"/>
@@ -5538,7 +5570,6 @@
           <w:ilvl w:val="2"/>
           <w:numId w:val="22"/>
         </w:numPr>
-        <w:spacing w:after="0" w:line="240" w:lineRule="auto"/>
         <w:rPr>
           <w:rFonts w:cstheme="minorHAnsi"/>
           <w:color w:val="000000"/>
@@ -5579,7 +5610,6 @@
           <w:ilvl w:val="2"/>
           <w:numId w:val="22"/>
         </w:numPr>
-        <w:spacing w:after="0" w:line="240" w:lineRule="auto"/>
         <w:rPr>
           <w:rFonts w:cstheme="minorHAnsi"/>
           <w:color w:val="000000"/>
@@ -5653,7 +5683,6 @@
           <w:ilvl w:val="2"/>
           <w:numId w:val="22"/>
         </w:numPr>
-        <w:spacing w:after="0" w:line="240" w:lineRule="auto"/>
         <w:rPr>
           <w:rFonts w:cstheme="minorHAnsi"/>
           <w:color w:val="000000"/>
@@ -5693,7 +5722,6 @@
           <w:ilvl w:val="2"/>
           <w:numId w:val="22"/>
         </w:numPr>
-        <w:spacing w:after="0" w:line="240" w:lineRule="auto"/>
         <w:rPr>
           <w:rFonts w:cstheme="minorHAnsi"/>
           <w:color w:val="000000"/>
@@ -5764,7 +5792,6 @@
           <w:ilvl w:val="2"/>
           <w:numId w:val="22"/>
         </w:numPr>
-        <w:spacing w:after="0" w:line="240" w:lineRule="auto"/>
         <w:rPr>
           <w:rFonts w:cstheme="minorHAnsi"/>
           <w:color w:val="000000"/>
@@ -5787,7 +5814,6 @@
           <w:ilvl w:val="2"/>
           <w:numId w:val="22"/>
         </w:numPr>
-        <w:spacing w:after="0" w:line="240" w:lineRule="auto"/>
         <w:rPr>
           <w:rFonts w:cstheme="minorHAnsi"/>
           <w:color w:val="000000"/>
@@ -5848,7 +5874,6 @@
           <w:ilvl w:val="3"/>
           <w:numId w:val="22"/>
         </w:numPr>
-        <w:spacing w:after="0" w:line="240" w:lineRule="auto"/>
         <w:rPr>
           <w:rFonts w:cstheme="minorHAnsi"/>
           <w:color w:val="000000"/>
@@ -5889,7 +5914,6 @@
           <w:ilvl w:val="2"/>
           <w:numId w:val="22"/>
         </w:numPr>
-        <w:spacing w:after="0" w:line="240" w:lineRule="auto"/>
         <w:rPr>
           <w:rFonts w:cstheme="minorHAnsi"/>
           <w:color w:val="000000"/>
@@ -5968,7 +5992,6 @@
           <w:ilvl w:val="3"/>
           <w:numId w:val="22"/>
         </w:numPr>
-        <w:spacing w:after="0" w:line="240" w:lineRule="auto"/>
         <w:rPr>
           <w:rFonts w:cstheme="minorHAnsi"/>
           <w:color w:val="000000"/>
@@ -6048,7 +6071,6 @@
           <w:ilvl w:val="0"/>
           <w:numId w:val="24"/>
         </w:numPr>
-        <w:spacing w:after="0" w:line="240" w:lineRule="auto"/>
         <w:rPr>
           <w:rFonts w:cstheme="minorHAnsi"/>
           <w:color w:val="000000"/>
@@ -6089,7 +6111,6 @@
           <w:ilvl w:val="0"/>
           <w:numId w:val="24"/>
         </w:numPr>
-        <w:spacing w:after="0" w:line="240" w:lineRule="auto"/>
         <w:rPr>
           <w:rFonts w:cstheme="minorHAnsi"/>
           <w:color w:val="000000"/>
@@ -6211,7 +6232,6 @@
           <w:ilvl w:val="0"/>
           <w:numId w:val="23"/>
         </w:numPr>
-        <w:spacing w:after="0" w:line="240" w:lineRule="auto"/>
         <w:rPr>
           <w:rFonts w:cstheme="minorHAnsi"/>
           <w:color w:val="000000"/>
@@ -6234,7 +6254,6 @@
           <w:ilvl w:val="0"/>
           <w:numId w:val="23"/>
         </w:numPr>
-        <w:spacing w:after="0" w:line="240" w:lineRule="auto"/>
         <w:rPr>
           <w:rFonts w:cstheme="minorHAnsi"/>
           <w:color w:val="000000"/>
@@ -6275,7 +6294,6 @@
           <w:ilvl w:val="0"/>
           <w:numId w:val="23"/>
         </w:numPr>
-        <w:spacing w:after="0" w:line="240" w:lineRule="auto"/>
         <w:rPr>
           <w:rFonts w:cstheme="minorHAnsi"/>
           <w:color w:val="000000"/>
@@ -6298,7 +6316,281 @@
           <w:ilvl w:val="0"/>
           <w:numId w:val="23"/>
         </w:numPr>
-        <w:spacing w:after="0" w:line="240" w:lineRule="auto"/>
+        <w:rPr>
+          <w:rFonts w:cstheme="minorHAnsi"/>
+          <w:color w:val="000000"/>
+          <w:lang w:val="en-GB"/>
+        </w:rPr>
+      </w:pPr>
+      <w:r>
+        <w:rPr>
+          <w:rFonts w:cstheme="minorHAnsi"/>
+          <w:color w:val="000000"/>
+          <w:lang w:val="en-GB"/>
+        </w:rPr>
+        <w:t xml:space="preserve">If user select the role as </w:t>
+      </w:r>
+      <w:proofErr w:type="gramStart"/>
+      <w:r>
+        <w:rPr>
+          <w:rFonts w:cstheme="minorHAnsi"/>
+          <w:color w:val="000000"/>
+          <w:lang w:val="en-GB"/>
+        </w:rPr>
+        <w:t>Dealer</w:t>
+      </w:r>
+      <w:proofErr w:type="gramEnd"/>
+      <w:r>
+        <w:rPr>
+          <w:rFonts w:cstheme="minorHAnsi"/>
+          <w:color w:val="000000"/>
+          <w:lang w:val="en-GB"/>
+        </w:rPr>
+        <w:t xml:space="preserve"> then next dropdown named as Dealer (Mandatory) would be visible and </w:t>
+      </w:r>
+      <w:r>
+        <w:rPr>
+          <w:rFonts w:cstheme="minorHAnsi"/>
+          <w:color w:val="000000"/>
+          <w:lang w:val="en-GB"/>
+        </w:rPr>
+        <w:t xml:space="preserve">all the fields get </w:t>
+      </w:r>
+      <w:proofErr w:type="gramStart"/>
+      <w:r>
+        <w:rPr>
+          <w:rFonts w:cstheme="minorHAnsi"/>
+          <w:color w:val="000000"/>
+          <w:lang w:val="en-GB"/>
+        </w:rPr>
+        <w:t>enabled  with</w:t>
+      </w:r>
+      <w:proofErr w:type="gramEnd"/>
+      <w:r>
+        <w:rPr>
+          <w:rFonts w:cstheme="minorHAnsi"/>
+          <w:color w:val="000000"/>
+          <w:lang w:val="en-GB"/>
+        </w:rPr>
+        <w:t xml:space="preserve"> </w:t>
+      </w:r>
+      <w:proofErr w:type="spellStart"/>
+      <w:r>
+        <w:rPr>
+          <w:rFonts w:cstheme="minorHAnsi"/>
+          <w:color w:val="000000"/>
+          <w:lang w:val="en-GB"/>
+        </w:rPr>
+        <w:t>dealer_company_name</w:t>
+      </w:r>
+      <w:proofErr w:type="spellEnd"/>
+      <w:r>
+        <w:rPr>
+          <w:rFonts w:cstheme="minorHAnsi"/>
+          <w:color w:val="000000"/>
+          <w:lang w:val="en-GB"/>
+        </w:rPr>
+        <w:t xml:space="preserve">, </w:t>
+      </w:r>
+      <w:proofErr w:type="spellStart"/>
+      <w:r>
+        <w:rPr>
+          <w:rFonts w:cstheme="minorHAnsi"/>
+          <w:color w:val="000000"/>
+          <w:lang w:val="en-GB"/>
+        </w:rPr>
+        <w:t>dealer_code</w:t>
+      </w:r>
+      <w:proofErr w:type="spellEnd"/>
+      <w:r>
+        <w:rPr>
+          <w:rFonts w:cstheme="minorHAnsi"/>
+          <w:color w:val="000000"/>
+          <w:lang w:val="en-GB"/>
+        </w:rPr>
+        <w:t xml:space="preserve"> and </w:t>
+      </w:r>
+      <w:proofErr w:type="spellStart"/>
+      <w:r>
+        <w:rPr>
+          <w:rFonts w:cstheme="minorHAnsi"/>
+          <w:color w:val="000000"/>
+          <w:lang w:val="en-GB"/>
+        </w:rPr>
+        <w:t>dealer_name</w:t>
+      </w:r>
+      <w:proofErr w:type="spellEnd"/>
+      <w:r>
+        <w:rPr>
+          <w:rFonts w:cstheme="minorHAnsi"/>
+          <w:color w:val="000000"/>
+          <w:lang w:val="en-GB"/>
+        </w:rPr>
+        <w:t xml:space="preserve"> from the </w:t>
+      </w:r>
+      <w:proofErr w:type="gramStart"/>
+      <w:r>
+        <w:rPr>
+          <w:rFonts w:cstheme="minorHAnsi"/>
+          <w:color w:val="000000"/>
+          <w:lang w:val="en-GB"/>
+        </w:rPr>
+        <w:t>dealers</w:t>
+      </w:r>
+      <w:proofErr w:type="gramEnd"/>
+      <w:r>
+        <w:rPr>
+          <w:rFonts w:cstheme="minorHAnsi"/>
+          <w:color w:val="000000"/>
+          <w:lang w:val="en-GB"/>
+        </w:rPr>
+        <w:t xml:space="preserve"> table. </w:t>
+      </w:r>
+    </w:p>
+    <w:p>
+      <w:pPr>
+        <w:pStyle w:val="ListParagraph"/>
+        <w:numPr>
+          <w:ilvl w:val="0"/>
+          <w:numId w:val="23"/>
+        </w:numPr>
+        <w:rPr>
+          <w:rFonts w:cstheme="minorHAnsi"/>
+          <w:color w:val="000000"/>
+          <w:lang w:val="en-GB"/>
+        </w:rPr>
+      </w:pPr>
+      <w:r>
+        <w:rPr>
+          <w:rFonts w:cstheme="minorHAnsi"/>
+          <w:color w:val="000000"/>
+          <w:lang w:val="en-GB"/>
+        </w:rPr>
+        <w:t xml:space="preserve">Dropdown would have all the active dealers in dropdown. (If require dealer which is </w:t>
+      </w:r>
+      <w:r>
+        <w:rPr>
+          <w:rFonts w:cstheme="minorHAnsi"/>
+          <w:color w:val="000000"/>
+          <w:highlight w:val="red"/>
+          <w:lang w:val="en-GB"/>
+        </w:rPr>
+        <w:t>Inactive</w:t>
+      </w:r>
+      <w:r>
+        <w:rPr>
+          <w:rFonts w:cstheme="minorHAnsi"/>
+          <w:color w:val="000000"/>
+          <w:lang w:val="en-GB"/>
+        </w:rPr>
+        <w:t xml:space="preserve"> then go to Dealers screen and make the dealer as active)</w:t>
+      </w:r>
+    </w:p>
+    <w:p>
+      <w:pPr>
+        <w:pStyle w:val="ListParagraph"/>
+        <w:numPr>
+          <w:ilvl w:val="0"/>
+          <w:numId w:val="23"/>
+        </w:numPr>
+        <w:rPr>
+          <w:rFonts w:cstheme="minorHAnsi"/>
+          <w:color w:val="000000"/>
+          <w:lang w:val="en-GB"/>
+        </w:rPr>
+      </w:pPr>
+      <w:r>
+        <w:rPr>
+          <w:rFonts w:cstheme="minorHAnsi"/>
+          <w:color w:val="000000"/>
+          <w:lang w:val="en-GB"/>
+        </w:rPr>
+        <w:t xml:space="preserve">Dropdown would also have Search with dropdown then it would be easier to select required dealer. </w:t>
+      </w:r>
+    </w:p>
+    <w:p>
+      <w:pPr>
+        <w:pStyle w:val="ListParagraph"/>
+        <w:numPr>
+          <w:ilvl w:val="0"/>
+          <w:numId w:val="23"/>
+        </w:numPr>
+        <w:rPr>
+          <w:rFonts w:cstheme="minorHAnsi"/>
+          <w:color w:val="000000"/>
+          <w:lang w:val="en-GB"/>
+        </w:rPr>
+      </w:pPr>
+      <w:r>
+        <w:rPr>
+          <w:rFonts w:cstheme="minorHAnsi"/>
+          <w:color w:val="000000"/>
+          <w:lang w:val="en-GB"/>
+        </w:rPr>
+        <w:t xml:space="preserve">If user selects </w:t>
+      </w:r>
+      <w:proofErr w:type="gramStart"/>
+      <w:r>
+        <w:rPr>
+          <w:rFonts w:cstheme="minorHAnsi"/>
+          <w:color w:val="000000"/>
+          <w:lang w:val="en-GB"/>
+        </w:rPr>
+        <w:t>dealer</w:t>
+      </w:r>
+      <w:proofErr w:type="gramEnd"/>
+      <w:r>
+        <w:rPr>
+          <w:rFonts w:cstheme="minorHAnsi"/>
+          <w:color w:val="000000"/>
+          <w:lang w:val="en-GB"/>
+        </w:rPr>
+        <w:t xml:space="preserve"> then only </w:t>
+      </w:r>
+      <w:proofErr w:type="spellStart"/>
+      <w:r>
+        <w:rPr>
+          <w:rFonts w:cstheme="minorHAnsi"/>
+          <w:color w:val="000000"/>
+          <w:lang w:val="en-GB"/>
+        </w:rPr>
+        <w:t>user_login_name</w:t>
+      </w:r>
+      <w:proofErr w:type="spellEnd"/>
+      <w:r>
+        <w:rPr>
+          <w:rFonts w:cstheme="minorHAnsi"/>
+          <w:color w:val="000000"/>
+          <w:lang w:val="en-GB"/>
+        </w:rPr>
+        <w:t xml:space="preserve"> and </w:t>
+      </w:r>
+      <w:proofErr w:type="spellStart"/>
+      <w:r>
+        <w:rPr>
+          <w:rFonts w:cstheme="minorHAnsi"/>
+          <w:color w:val="000000"/>
+          <w:lang w:val="en-GB"/>
+        </w:rPr>
+        <w:t>user_password</w:t>
+      </w:r>
+      <w:proofErr w:type="spellEnd"/>
+      <w:r>
+        <w:rPr>
+          <w:rFonts w:cstheme="minorHAnsi"/>
+          <w:color w:val="000000"/>
+          <w:lang w:val="en-GB"/>
+        </w:rPr>
+        <w:t xml:space="preserve"> would be visible and editable. One dealer can have multiple users as well, so show the existing users for the selected dealer at the end. </w:t>
+      </w:r>
+    </w:p>
+    <w:p>
+      <w:pPr>
+        <w:pStyle w:val="ListParagraph"/>
+        <w:numPr>
+          <w:ilvl w:val="0"/>
+          <w:numId w:val="23"/>
+        </w:numPr>
         <w:rPr>
           <w:rFonts w:cstheme="minorHAnsi"/>
           <w:color w:val="000000"/>
@@ -6312,7 +6604,7 @@
           <w:lang w:val="en-GB"/>
         </w:rPr>
         <w:lastRenderedPageBreak/>
-        <w:t xml:space="preserve">If user select the role as </w:t>
+        <w:t xml:space="preserve">If user selects any other value in role apart from </w:t>
       </w:r>
       <w:proofErr w:type="gramStart"/>
       <w:r>
@@ -6321,6 +6613,520 @@
           <w:color w:val="000000"/>
           <w:lang w:val="en-GB"/>
         </w:rPr>
+        <w:t>dealer</w:t>
+      </w:r>
+      <w:proofErr w:type="gramEnd"/>
+      <w:r>
+        <w:rPr>
+          <w:rFonts w:cstheme="minorHAnsi"/>
+          <w:color w:val="000000"/>
+          <w:lang w:val="en-GB"/>
+        </w:rPr>
+        <w:t xml:space="preserve"> then All the fields like user login name, user password, user name, user phone, user email should be editable and visible.</w:t>
+      </w:r>
+    </w:p>
+    <w:p>
+      <w:pPr>
+        <w:pStyle w:val="ListParagraph"/>
+        <w:numPr>
+          <w:ilvl w:val="0"/>
+          <w:numId w:val="23"/>
+        </w:numPr>
+        <w:rPr>
+          <w:rFonts w:cstheme="minorHAnsi"/>
+          <w:color w:val="000000"/>
+          <w:lang w:val="en-GB"/>
+        </w:rPr>
+      </w:pPr>
+      <w:r>
+        <w:rPr>
+          <w:rFonts w:cstheme="minorHAnsi"/>
+          <w:color w:val="000000"/>
+          <w:lang w:val="en-GB"/>
+        </w:rPr>
+        <w:t xml:space="preserve">User login name (Mandatory) – linked to field </w:t>
+      </w:r>
+      <w:proofErr w:type="spellStart"/>
+      <w:r>
+        <w:rPr>
+          <w:rFonts w:cstheme="minorHAnsi"/>
+          <w:color w:val="000000"/>
+          <w:lang w:val="en-GB"/>
+        </w:rPr>
+        <w:t>user_login_name</w:t>
+      </w:r>
+      <w:proofErr w:type="spellEnd"/>
+      <w:r>
+        <w:rPr>
+          <w:rFonts w:cstheme="minorHAnsi"/>
+          <w:color w:val="000000"/>
+          <w:lang w:val="en-GB"/>
+        </w:rPr>
+        <w:t xml:space="preserve"> in </w:t>
+      </w:r>
+      <w:proofErr w:type="gramStart"/>
+      <w:r>
+        <w:rPr>
+          <w:rFonts w:cstheme="minorHAnsi"/>
+          <w:color w:val="000000"/>
+          <w:lang w:val="en-GB"/>
+        </w:rPr>
+        <w:t>users</w:t>
+      </w:r>
+      <w:proofErr w:type="gramEnd"/>
+      <w:r>
+        <w:rPr>
+          <w:rFonts w:cstheme="minorHAnsi"/>
+          <w:color w:val="000000"/>
+          <w:lang w:val="en-GB"/>
+        </w:rPr>
+        <w:t xml:space="preserve"> table. User allow to enter as free text in either of roles selected.</w:t>
+      </w:r>
+    </w:p>
+    <w:p>
+      <w:pPr>
+        <w:pStyle w:val="ListParagraph"/>
+        <w:numPr>
+          <w:ilvl w:val="0"/>
+          <w:numId w:val="23"/>
+        </w:numPr>
+        <w:rPr>
+          <w:rFonts w:cstheme="minorHAnsi"/>
+          <w:color w:val="000000"/>
+          <w:lang w:val="en-GB"/>
+        </w:rPr>
+      </w:pPr>
+      <w:r>
+        <w:rPr>
+          <w:rFonts w:cstheme="minorHAnsi"/>
+          <w:color w:val="000000"/>
+          <w:lang w:val="en-GB"/>
+        </w:rPr>
+        <w:t xml:space="preserve">Next field password (Mandatory). It will save the value in hash format in </w:t>
+      </w:r>
+      <w:proofErr w:type="spellStart"/>
+      <w:r>
+        <w:rPr>
+          <w:rFonts w:cstheme="minorHAnsi"/>
+          <w:color w:val="000000"/>
+          <w:lang w:val="en-GB"/>
+        </w:rPr>
+        <w:t>password_hash</w:t>
+      </w:r>
+      <w:proofErr w:type="spellEnd"/>
+      <w:r>
+        <w:rPr>
+          <w:rFonts w:cstheme="minorHAnsi"/>
+          <w:color w:val="000000"/>
+          <w:lang w:val="en-GB"/>
+        </w:rPr>
+        <w:t xml:space="preserve"> field of </w:t>
+      </w:r>
+      <w:proofErr w:type="gramStart"/>
+      <w:r>
+        <w:rPr>
+          <w:rFonts w:cstheme="minorHAnsi"/>
+          <w:color w:val="000000"/>
+          <w:lang w:val="en-GB"/>
+        </w:rPr>
+        <w:t>users</w:t>
+      </w:r>
+      <w:proofErr w:type="gramEnd"/>
+      <w:r>
+        <w:rPr>
+          <w:rFonts w:cstheme="minorHAnsi"/>
+          <w:color w:val="000000"/>
+          <w:lang w:val="en-GB"/>
+        </w:rPr>
+        <w:t xml:space="preserve"> table. </w:t>
+      </w:r>
+      <w:proofErr w:type="gramStart"/>
+      <w:r>
+        <w:rPr>
+          <w:rFonts w:cstheme="minorHAnsi"/>
+          <w:color w:val="000000"/>
+          <w:lang w:val="en-GB"/>
+        </w:rPr>
+        <w:t>However</w:t>
+      </w:r>
+      <w:proofErr w:type="gramEnd"/>
+      <w:r>
+        <w:rPr>
+          <w:rFonts w:cstheme="minorHAnsi"/>
+          <w:color w:val="000000"/>
+          <w:lang w:val="en-GB"/>
+        </w:rPr>
+        <w:t xml:space="preserve"> it should have icon to </w:t>
+      </w:r>
+      <w:proofErr w:type="gramStart"/>
+      <w:r>
+        <w:rPr>
+          <w:rFonts w:cstheme="minorHAnsi"/>
+          <w:color w:val="000000"/>
+          <w:lang w:val="en-GB"/>
+        </w:rPr>
+        <w:t>show  the</w:t>
+      </w:r>
+      <w:proofErr w:type="gramEnd"/>
+      <w:r>
+        <w:rPr>
+          <w:rFonts w:cstheme="minorHAnsi"/>
+          <w:color w:val="000000"/>
+          <w:lang w:val="en-GB"/>
+        </w:rPr>
+        <w:t xml:space="preserve"> entered password as plain text </w:t>
+      </w:r>
+    </w:p>
+    <w:p>
+      <w:pPr>
+        <w:pStyle w:val="ListParagraph"/>
+        <w:numPr>
+          <w:ilvl w:val="0"/>
+          <w:numId w:val="23"/>
+        </w:numPr>
+        <w:rPr>
+          <w:rFonts w:cstheme="minorHAnsi"/>
+          <w:color w:val="000000"/>
+          <w:lang w:val="en-GB"/>
+        </w:rPr>
+      </w:pPr>
+      <w:r>
+        <w:rPr>
+          <w:rFonts w:cstheme="minorHAnsi"/>
+          <w:color w:val="000000"/>
+          <w:lang w:val="en-GB"/>
+        </w:rPr>
+        <w:t>there should not be any restriction of password chars or special chars</w:t>
+      </w:r>
+    </w:p>
+    <w:p>
+      <w:pPr>
+        <w:pStyle w:val="ListParagraph"/>
+        <w:numPr>
+          <w:ilvl w:val="0"/>
+          <w:numId w:val="23"/>
+        </w:numPr>
+        <w:rPr>
+          <w:rFonts w:cstheme="minorHAnsi"/>
+          <w:color w:val="000000"/>
+          <w:lang w:val="en-GB"/>
+        </w:rPr>
+      </w:pPr>
+      <w:r>
+        <w:rPr>
+          <w:rFonts w:cstheme="minorHAnsi"/>
+          <w:color w:val="000000"/>
+          <w:lang w:val="en-GB"/>
+        </w:rPr>
+        <w:t xml:space="preserve">Next </w:t>
+      </w:r>
+      <w:proofErr w:type="gramStart"/>
+      <w:r>
+        <w:rPr>
+          <w:rFonts w:cstheme="minorHAnsi"/>
+          <w:color w:val="000000"/>
+          <w:lang w:val="en-GB"/>
+        </w:rPr>
+        <w:t>field :</w:t>
+      </w:r>
+      <w:proofErr w:type="gramEnd"/>
+      <w:r>
+        <w:rPr>
+          <w:rFonts w:cstheme="minorHAnsi"/>
+          <w:color w:val="000000"/>
+          <w:lang w:val="en-GB"/>
+        </w:rPr>
+        <w:t xml:space="preserve"> Phone (Not mandatory, optional) – it should be saved in </w:t>
+      </w:r>
+      <w:proofErr w:type="spellStart"/>
+      <w:r>
+        <w:rPr>
+          <w:rFonts w:cstheme="minorHAnsi"/>
+          <w:color w:val="000000"/>
+          <w:lang w:val="en-GB"/>
+        </w:rPr>
+        <w:t>user_phone</w:t>
+      </w:r>
+      <w:proofErr w:type="spellEnd"/>
+      <w:r>
+        <w:rPr>
+          <w:rFonts w:cstheme="minorHAnsi"/>
+          <w:color w:val="000000"/>
+          <w:lang w:val="en-GB"/>
+        </w:rPr>
+        <w:t xml:space="preserve"> field of </w:t>
+      </w:r>
+      <w:proofErr w:type="gramStart"/>
+      <w:r>
+        <w:rPr>
+          <w:rFonts w:cstheme="minorHAnsi"/>
+          <w:color w:val="000000"/>
+          <w:lang w:val="en-GB"/>
+        </w:rPr>
+        <w:t>users</w:t>
+      </w:r>
+      <w:proofErr w:type="gramEnd"/>
+      <w:r>
+        <w:rPr>
+          <w:rFonts w:cstheme="minorHAnsi"/>
+          <w:color w:val="000000"/>
+          <w:lang w:val="en-GB"/>
+        </w:rPr>
+        <w:t xml:space="preserve"> table. It should be allowed only 10 chars. It can be Null, </w:t>
+      </w:r>
+    </w:p>
+    <w:p>
+      <w:pPr>
+        <w:pStyle w:val="ListParagraph"/>
+        <w:numPr>
+          <w:ilvl w:val="0"/>
+          <w:numId w:val="23"/>
+        </w:numPr>
+        <w:rPr>
+          <w:rFonts w:cstheme="minorHAnsi"/>
+          <w:color w:val="000000"/>
+          <w:lang w:val="en-GB"/>
+        </w:rPr>
+      </w:pPr>
+      <w:r>
+        <w:rPr>
+          <w:rFonts w:cstheme="minorHAnsi"/>
+          <w:color w:val="000000"/>
+          <w:lang w:val="en-GB"/>
+        </w:rPr>
+        <w:t xml:space="preserve">Next </w:t>
+      </w:r>
+      <w:proofErr w:type="gramStart"/>
+      <w:r>
+        <w:rPr>
+          <w:rFonts w:cstheme="minorHAnsi"/>
+          <w:color w:val="000000"/>
+          <w:lang w:val="en-GB"/>
+        </w:rPr>
+        <w:t>field :</w:t>
+      </w:r>
+      <w:proofErr w:type="gramEnd"/>
+      <w:r>
+        <w:rPr>
+          <w:rFonts w:cstheme="minorHAnsi"/>
+          <w:color w:val="000000"/>
+          <w:lang w:val="en-GB"/>
+        </w:rPr>
+        <w:t xml:space="preserve"> Email (Not mandatory, optional) – it should be having @ validation check, </w:t>
+      </w:r>
+      <w:proofErr w:type="gramStart"/>
+      <w:r>
+        <w:rPr>
+          <w:rFonts w:cstheme="minorHAnsi"/>
+          <w:color w:val="000000"/>
+          <w:lang w:val="en-GB"/>
+        </w:rPr>
+        <w:t>It</w:t>
+      </w:r>
+      <w:proofErr w:type="gramEnd"/>
+      <w:r>
+        <w:rPr>
+          <w:rFonts w:cstheme="minorHAnsi"/>
+          <w:color w:val="000000"/>
+          <w:lang w:val="en-GB"/>
+        </w:rPr>
+        <w:t xml:space="preserve"> can be null. </w:t>
+      </w:r>
+      <w:proofErr w:type="gramStart"/>
+      <w:r>
+        <w:rPr>
+          <w:rFonts w:cstheme="minorHAnsi"/>
+          <w:color w:val="000000"/>
+          <w:lang w:val="en-GB"/>
+        </w:rPr>
+        <w:t>Its</w:t>
+      </w:r>
+      <w:proofErr w:type="gramEnd"/>
+      <w:r>
+        <w:rPr>
+          <w:rFonts w:cstheme="minorHAnsi"/>
+          <w:color w:val="000000"/>
+          <w:lang w:val="en-GB"/>
+        </w:rPr>
+        <w:t xml:space="preserve"> linked to </w:t>
+      </w:r>
+      <w:proofErr w:type="spellStart"/>
+      <w:r>
+        <w:rPr>
+          <w:rFonts w:cstheme="minorHAnsi"/>
+          <w:color w:val="000000"/>
+          <w:lang w:val="en-GB"/>
+        </w:rPr>
+        <w:t>user_email</w:t>
+      </w:r>
+      <w:proofErr w:type="spellEnd"/>
+      <w:r>
+        <w:rPr>
+          <w:rFonts w:cstheme="minorHAnsi"/>
+          <w:color w:val="000000"/>
+          <w:lang w:val="en-GB"/>
+        </w:rPr>
+        <w:t xml:space="preserve"> field in </w:t>
+      </w:r>
+      <w:proofErr w:type="gramStart"/>
+      <w:r>
+        <w:rPr>
+          <w:rFonts w:cstheme="minorHAnsi"/>
+          <w:color w:val="000000"/>
+          <w:lang w:val="en-GB"/>
+        </w:rPr>
+        <w:t>users</w:t>
+      </w:r>
+      <w:proofErr w:type="gramEnd"/>
+      <w:r>
+        <w:rPr>
+          <w:rFonts w:cstheme="minorHAnsi"/>
+          <w:color w:val="000000"/>
+          <w:lang w:val="en-GB"/>
+        </w:rPr>
+        <w:t xml:space="preserve"> table</w:t>
+      </w:r>
+    </w:p>
+    <w:p>
+      <w:pPr>
+        <w:pStyle w:val="ListParagraph"/>
+        <w:numPr>
+          <w:ilvl w:val="0"/>
+          <w:numId w:val="23"/>
+        </w:numPr>
+        <w:rPr>
+          <w:rFonts w:cstheme="minorHAnsi"/>
+          <w:color w:val="000000"/>
+          <w:lang w:val="en-GB"/>
+        </w:rPr>
+      </w:pPr>
+      <w:r>
+        <w:rPr>
+          <w:rFonts w:cstheme="minorHAnsi"/>
+          <w:color w:val="000000"/>
+          <w:lang w:val="en-GB"/>
+        </w:rPr>
+        <w:t xml:space="preserve">Active field not required to visible on this UI screen. it should insert record default value true </w:t>
+      </w:r>
+    </w:p>
+    <w:p>
+      <w:pPr>
+        <w:pStyle w:val="ListParagraph"/>
+        <w:numPr>
+          <w:ilvl w:val="0"/>
+          <w:numId w:val="23"/>
+        </w:numPr>
+        <w:rPr>
+          <w:rFonts w:cstheme="minorHAnsi"/>
+          <w:color w:val="000000"/>
+          <w:lang w:val="en-GB"/>
+        </w:rPr>
+      </w:pPr>
+      <w:proofErr w:type="spellStart"/>
+      <w:r>
+        <w:rPr>
+          <w:rFonts w:cstheme="minorHAnsi"/>
+          <w:color w:val="000000"/>
+          <w:lang w:val="en-GB"/>
+        </w:rPr>
+        <w:t>user_is_locked_flag</w:t>
+      </w:r>
+      <w:proofErr w:type="spellEnd"/>
+      <w:r>
+        <w:rPr>
+          <w:rFonts w:cstheme="minorHAnsi"/>
+          <w:color w:val="000000"/>
+          <w:lang w:val="en-GB"/>
+        </w:rPr>
+        <w:t xml:space="preserve"> field not to be visible on this UI screen. Initially set it default as false</w:t>
+      </w:r>
+    </w:p>
+    <w:p>
+      <w:pPr>
+        <w:rPr>
+          <w:rFonts w:cstheme="minorHAnsi"/>
+          <w:color w:val="000000"/>
+          <w:lang w:val="en-GB"/>
+        </w:rPr>
+      </w:pPr>
+    </w:p>
+    <w:p>
+      <w:pPr>
+        <w:rPr>
+          <w:rFonts w:cstheme="minorHAnsi"/>
+          <w:color w:val="000000"/>
+          <w:lang w:val="en-GB"/>
+        </w:rPr>
+      </w:pPr>
+      <w:proofErr w:type="gramStart"/>
+      <w:r>
+        <w:rPr>
+          <w:rFonts w:cstheme="minorHAnsi"/>
+          <w:color w:val="000000"/>
+          <w:lang w:val="en-GB"/>
+        </w:rPr>
+        <w:t>Note :</w:t>
+      </w:r>
+      <w:proofErr w:type="gramEnd"/>
+      <w:r>
+        <w:rPr>
+          <w:rFonts w:cstheme="minorHAnsi"/>
+          <w:color w:val="000000"/>
+          <w:lang w:val="en-GB"/>
+        </w:rPr>
+        <w:t xml:space="preserve">  office executive/Admin will create the user</w:t>
+      </w:r>
+    </w:p>
+    <w:p>
+      <w:pPr>
+        <w:pStyle w:val="ListParagraph"/>
+        <w:numPr>
+          <w:ilvl w:val="0"/>
+          <w:numId w:val="24"/>
+        </w:numPr>
+        <w:rPr>
+          <w:rFonts w:cstheme="minorHAnsi"/>
+          <w:color w:val="000000"/>
+          <w:lang w:val="en-GB"/>
+        </w:rPr>
+      </w:pPr>
+      <w:r>
+        <w:rPr>
+          <w:rFonts w:cstheme="minorHAnsi"/>
+          <w:color w:val="000000"/>
+          <w:lang w:val="en-GB"/>
+        </w:rPr>
+        <w:t xml:space="preserve">Select Role as Dealer or other </w:t>
+      </w:r>
+    </w:p>
+    <w:p>
+      <w:pPr>
+        <w:pStyle w:val="ListParagraph"/>
+        <w:numPr>
+          <w:ilvl w:val="0"/>
+          <w:numId w:val="24"/>
+        </w:numPr>
+        <w:rPr>
+          <w:rFonts w:cstheme="minorHAnsi"/>
+          <w:color w:val="000000"/>
+          <w:lang w:val="en-GB"/>
+        </w:rPr>
+      </w:pPr>
+      <w:r>
+        <w:rPr>
+          <w:rFonts w:cstheme="minorHAnsi"/>
+          <w:color w:val="000000"/>
+          <w:lang w:val="en-GB"/>
+        </w:rPr>
+        <w:t xml:space="preserve">If role is </w:t>
+      </w:r>
+      <w:proofErr w:type="gramStart"/>
+      <w:r>
+        <w:rPr>
+          <w:rFonts w:cstheme="minorHAnsi"/>
+          <w:color w:val="000000"/>
+          <w:lang w:val="en-GB"/>
+        </w:rPr>
         <w:t>Dealer</w:t>
       </w:r>
       <w:proofErr w:type="gramEnd"/>
@@ -6330,727 +7136,7 @@
           <w:color w:val="000000"/>
           <w:lang w:val="en-GB"/>
         </w:rPr>
-        <w:t xml:space="preserve"> then next dropdown named as Dealer (Mandatory) would be visible and </w:t>
-      </w:r>
-      <w:r>
-        <w:rPr>
-          <w:rFonts w:cstheme="minorHAnsi"/>
-          <w:color w:val="000000"/>
-          <w:lang w:val="en-GB"/>
-        </w:rPr>
-        <w:t xml:space="preserve">all the fields get </w:t>
-      </w:r>
-      <w:proofErr w:type="gramStart"/>
-      <w:r>
-        <w:rPr>
-          <w:rFonts w:cstheme="minorHAnsi"/>
-          <w:color w:val="000000"/>
-          <w:lang w:val="en-GB"/>
-        </w:rPr>
-        <w:t>enabled  with</w:t>
-      </w:r>
-      <w:proofErr w:type="gramEnd"/>
-      <w:r>
-        <w:rPr>
-          <w:rFonts w:cstheme="minorHAnsi"/>
-          <w:color w:val="000000"/>
-          <w:lang w:val="en-GB"/>
-        </w:rPr>
-        <w:t xml:space="preserve"> </w:t>
-      </w:r>
-      <w:proofErr w:type="spellStart"/>
-      <w:r>
-        <w:rPr>
-          <w:rFonts w:cstheme="minorHAnsi"/>
-          <w:color w:val="000000"/>
-          <w:lang w:val="en-GB"/>
-        </w:rPr>
-        <w:t>dealer_company_name</w:t>
-      </w:r>
-      <w:proofErr w:type="spellEnd"/>
-      <w:r>
-        <w:rPr>
-          <w:rFonts w:cstheme="minorHAnsi"/>
-          <w:color w:val="000000"/>
-          <w:lang w:val="en-GB"/>
-        </w:rPr>
-        <w:t xml:space="preserve">, </w:t>
-      </w:r>
-      <w:proofErr w:type="spellStart"/>
-      <w:r>
-        <w:rPr>
-          <w:rFonts w:cstheme="minorHAnsi"/>
-          <w:color w:val="000000"/>
-          <w:lang w:val="en-GB"/>
-        </w:rPr>
-        <w:t>dealer_code</w:t>
-      </w:r>
-      <w:proofErr w:type="spellEnd"/>
-      <w:r>
-        <w:rPr>
-          <w:rFonts w:cstheme="minorHAnsi"/>
-          <w:color w:val="000000"/>
-          <w:lang w:val="en-GB"/>
-        </w:rPr>
-        <w:t xml:space="preserve"> and </w:t>
-      </w:r>
-      <w:proofErr w:type="spellStart"/>
-      <w:r>
-        <w:rPr>
-          <w:rFonts w:cstheme="minorHAnsi"/>
-          <w:color w:val="000000"/>
-          <w:lang w:val="en-GB"/>
-        </w:rPr>
-        <w:t>dealer_name</w:t>
-      </w:r>
-      <w:proofErr w:type="spellEnd"/>
-      <w:r>
-        <w:rPr>
-          <w:rFonts w:cstheme="minorHAnsi"/>
-          <w:color w:val="000000"/>
-          <w:lang w:val="en-GB"/>
-        </w:rPr>
-        <w:t xml:space="preserve"> from the </w:t>
-      </w:r>
-      <w:proofErr w:type="gramStart"/>
-      <w:r>
-        <w:rPr>
-          <w:rFonts w:cstheme="minorHAnsi"/>
-          <w:color w:val="000000"/>
-          <w:lang w:val="en-GB"/>
-        </w:rPr>
-        <w:t>dealers</w:t>
-      </w:r>
-      <w:proofErr w:type="gramEnd"/>
-      <w:r>
-        <w:rPr>
-          <w:rFonts w:cstheme="minorHAnsi"/>
-          <w:color w:val="000000"/>
-          <w:lang w:val="en-GB"/>
-        </w:rPr>
-        <w:t xml:space="preserve"> table. </w:t>
-      </w:r>
-    </w:p>
-    <w:p>
-      <w:pPr>
-        <w:pStyle w:val="ListParagraph"/>
-        <w:numPr>
-          <w:ilvl w:val="0"/>
-          <w:numId w:val="23"/>
-        </w:numPr>
-        <w:spacing w:after="0" w:line="240" w:lineRule="auto"/>
-        <w:rPr>
-          <w:rFonts w:cstheme="minorHAnsi"/>
-          <w:color w:val="000000"/>
-          <w:lang w:val="en-GB"/>
-        </w:rPr>
-      </w:pPr>
-      <w:r>
-        <w:rPr>
-          <w:rFonts w:cstheme="minorHAnsi"/>
-          <w:color w:val="000000"/>
-          <w:lang w:val="en-GB"/>
-        </w:rPr>
-        <w:t xml:space="preserve">Dropdown would have all the active dealers in dropdown. (If require dealer which is </w:t>
-      </w:r>
-      <w:r>
-        <w:rPr>
-          <w:rFonts w:cstheme="minorHAnsi"/>
-          <w:color w:val="000000"/>
-          <w:highlight w:val="red"/>
-          <w:lang w:val="en-GB"/>
-        </w:rPr>
-        <w:t>Inactive</w:t>
-      </w:r>
-      <w:r>
-        <w:rPr>
-          <w:rFonts w:cstheme="minorHAnsi"/>
-          <w:color w:val="000000"/>
-          <w:lang w:val="en-GB"/>
-        </w:rPr>
-        <w:t xml:space="preserve"> then go to Dealers screen and make the dealer as active)</w:t>
-      </w:r>
-    </w:p>
-    <w:p>
-      <w:pPr>
-        <w:pStyle w:val="ListParagraph"/>
-        <w:numPr>
-          <w:ilvl w:val="0"/>
-          <w:numId w:val="23"/>
-        </w:numPr>
-        <w:spacing w:after="0" w:line="240" w:lineRule="auto"/>
-        <w:rPr>
-          <w:rFonts w:cstheme="minorHAnsi"/>
-          <w:color w:val="000000"/>
-          <w:lang w:val="en-GB"/>
-        </w:rPr>
-      </w:pPr>
-      <w:r>
-        <w:rPr>
-          <w:rFonts w:cstheme="minorHAnsi"/>
-          <w:color w:val="000000"/>
-          <w:lang w:val="en-GB"/>
-        </w:rPr>
-        <w:t xml:space="preserve">Dropdown would also have Search with dropdown then it would be easier to select required dealer. </w:t>
-      </w:r>
-    </w:p>
-    <w:p>
-      <w:pPr>
-        <w:pStyle w:val="ListParagraph"/>
-        <w:numPr>
-          <w:ilvl w:val="0"/>
-          <w:numId w:val="23"/>
-        </w:numPr>
-        <w:spacing w:after="0" w:line="240" w:lineRule="auto"/>
-        <w:rPr>
-          <w:rFonts w:cstheme="minorHAnsi"/>
-          <w:color w:val="000000"/>
-          <w:lang w:val="en-GB"/>
-        </w:rPr>
-      </w:pPr>
-      <w:r>
-        <w:rPr>
-          <w:rFonts w:cstheme="minorHAnsi"/>
-          <w:color w:val="000000"/>
-          <w:lang w:val="en-GB"/>
-        </w:rPr>
-        <w:t xml:space="preserve">If user selects </w:t>
-      </w:r>
-      <w:proofErr w:type="gramStart"/>
-      <w:r>
-        <w:rPr>
-          <w:rFonts w:cstheme="minorHAnsi"/>
-          <w:color w:val="000000"/>
-          <w:lang w:val="en-GB"/>
-        </w:rPr>
-        <w:t>dealer</w:t>
-      </w:r>
-      <w:proofErr w:type="gramEnd"/>
-      <w:r>
-        <w:rPr>
-          <w:rFonts w:cstheme="minorHAnsi"/>
-          <w:color w:val="000000"/>
-          <w:lang w:val="en-GB"/>
-        </w:rPr>
-        <w:t xml:space="preserve"> then only </w:t>
-      </w:r>
-      <w:proofErr w:type="spellStart"/>
-      <w:r>
-        <w:rPr>
-          <w:rFonts w:cstheme="minorHAnsi"/>
-          <w:color w:val="000000"/>
-          <w:lang w:val="en-GB"/>
-        </w:rPr>
-        <w:t>user_login_name</w:t>
-      </w:r>
-      <w:proofErr w:type="spellEnd"/>
-      <w:r>
-        <w:rPr>
-          <w:rFonts w:cstheme="minorHAnsi"/>
-          <w:color w:val="000000"/>
-          <w:lang w:val="en-GB"/>
-        </w:rPr>
-        <w:t xml:space="preserve"> and </w:t>
-      </w:r>
-      <w:proofErr w:type="spellStart"/>
-      <w:r>
-        <w:rPr>
-          <w:rFonts w:cstheme="minorHAnsi"/>
-          <w:color w:val="000000"/>
-          <w:lang w:val="en-GB"/>
-        </w:rPr>
-        <w:t>user_password</w:t>
-      </w:r>
-      <w:proofErr w:type="spellEnd"/>
-      <w:r>
-        <w:rPr>
-          <w:rFonts w:cstheme="minorHAnsi"/>
-          <w:color w:val="000000"/>
-          <w:lang w:val="en-GB"/>
-        </w:rPr>
-        <w:t xml:space="preserve"> would be visible and editable. One dealer can have multiple users as well, so show the existing users for the selected dealer at the end. </w:t>
-      </w:r>
-    </w:p>
-    <w:p>
-      <w:pPr>
-        <w:pStyle w:val="ListParagraph"/>
-        <w:numPr>
-          <w:ilvl w:val="0"/>
-          <w:numId w:val="23"/>
-        </w:numPr>
-        <w:spacing w:after="0" w:line="240" w:lineRule="auto"/>
-        <w:rPr>
-          <w:rFonts w:cstheme="minorHAnsi"/>
-          <w:color w:val="000000"/>
-          <w:lang w:val="en-GB"/>
-        </w:rPr>
-      </w:pPr>
-      <w:r>
-        <w:rPr>
-          <w:rFonts w:cstheme="minorHAnsi"/>
-          <w:color w:val="000000"/>
-          <w:lang w:val="en-GB"/>
-        </w:rPr>
-        <w:t xml:space="preserve">If user selects any other value in role apart from </w:t>
-      </w:r>
-      <w:proofErr w:type="gramStart"/>
-      <w:r>
-        <w:rPr>
-          <w:rFonts w:cstheme="minorHAnsi"/>
-          <w:color w:val="000000"/>
-          <w:lang w:val="en-GB"/>
-        </w:rPr>
-        <w:t>dealer</w:t>
-      </w:r>
-      <w:proofErr w:type="gramEnd"/>
-      <w:r>
-        <w:rPr>
-          <w:rFonts w:cstheme="minorHAnsi"/>
-          <w:color w:val="000000"/>
-          <w:lang w:val="en-GB"/>
-        </w:rPr>
-        <w:t xml:space="preserve"> then All the fields like user login name, user password, user name, user phone, user email should be editable and visible.</w:t>
-      </w:r>
-    </w:p>
-    <w:p>
-      <w:pPr>
-        <w:pStyle w:val="ListParagraph"/>
-        <w:numPr>
-          <w:ilvl w:val="0"/>
-          <w:numId w:val="23"/>
-        </w:numPr>
-        <w:spacing w:after="0" w:line="240" w:lineRule="auto"/>
-        <w:rPr>
-          <w:rFonts w:cstheme="minorHAnsi"/>
-          <w:color w:val="000000"/>
-          <w:lang w:val="en-GB"/>
-        </w:rPr>
-      </w:pPr>
-      <w:r>
-        <w:rPr>
-          <w:rFonts w:cstheme="minorHAnsi"/>
-          <w:color w:val="000000"/>
-          <w:lang w:val="en-GB"/>
-        </w:rPr>
-        <w:t xml:space="preserve">User login name (Mandatory) – linked to field </w:t>
-      </w:r>
-      <w:proofErr w:type="spellStart"/>
-      <w:r>
-        <w:rPr>
-          <w:rFonts w:cstheme="minorHAnsi"/>
-          <w:color w:val="000000"/>
-          <w:lang w:val="en-GB"/>
-        </w:rPr>
-        <w:t>user_login_name</w:t>
-      </w:r>
-      <w:proofErr w:type="spellEnd"/>
-      <w:r>
-        <w:rPr>
-          <w:rFonts w:cstheme="minorHAnsi"/>
-          <w:color w:val="000000"/>
-          <w:lang w:val="en-GB"/>
-        </w:rPr>
-        <w:t xml:space="preserve"> in </w:t>
-      </w:r>
-      <w:proofErr w:type="gramStart"/>
-      <w:r>
-        <w:rPr>
-          <w:rFonts w:cstheme="minorHAnsi"/>
-          <w:color w:val="000000"/>
-          <w:lang w:val="en-GB"/>
-        </w:rPr>
-        <w:t>users</w:t>
-      </w:r>
-      <w:proofErr w:type="gramEnd"/>
-      <w:r>
-        <w:rPr>
-          <w:rFonts w:cstheme="minorHAnsi"/>
-          <w:color w:val="000000"/>
-          <w:lang w:val="en-GB"/>
-        </w:rPr>
-        <w:t xml:space="preserve"> table. User allow to enter as free text in either of roles selected.</w:t>
-      </w:r>
-    </w:p>
-    <w:p>
-      <w:pPr>
-        <w:pStyle w:val="ListParagraph"/>
-        <w:numPr>
-          <w:ilvl w:val="0"/>
-          <w:numId w:val="23"/>
-        </w:numPr>
-        <w:spacing w:after="0" w:line="240" w:lineRule="auto"/>
-        <w:rPr>
-          <w:rFonts w:cstheme="minorHAnsi"/>
-          <w:color w:val="000000"/>
-          <w:lang w:val="en-GB"/>
-        </w:rPr>
-      </w:pPr>
-      <w:r>
-        <w:rPr>
-          <w:rFonts w:cstheme="minorHAnsi"/>
-          <w:color w:val="000000"/>
-          <w:lang w:val="en-GB"/>
-        </w:rPr>
-        <w:t xml:space="preserve">Next field password (Mandatory). It will save the value in hash format in </w:t>
-      </w:r>
-      <w:proofErr w:type="spellStart"/>
-      <w:r>
-        <w:rPr>
-          <w:rFonts w:cstheme="minorHAnsi"/>
-          <w:color w:val="000000"/>
-          <w:lang w:val="en-GB"/>
-        </w:rPr>
-        <w:t>password_hash</w:t>
-      </w:r>
-      <w:proofErr w:type="spellEnd"/>
-      <w:r>
-        <w:rPr>
-          <w:rFonts w:cstheme="minorHAnsi"/>
-          <w:color w:val="000000"/>
-          <w:lang w:val="en-GB"/>
-        </w:rPr>
-        <w:t xml:space="preserve"> field of </w:t>
-      </w:r>
-      <w:proofErr w:type="gramStart"/>
-      <w:r>
-        <w:rPr>
-          <w:rFonts w:cstheme="minorHAnsi"/>
-          <w:color w:val="000000"/>
-          <w:lang w:val="en-GB"/>
-        </w:rPr>
-        <w:t>users</w:t>
-      </w:r>
-      <w:proofErr w:type="gramEnd"/>
-      <w:r>
-        <w:rPr>
-          <w:rFonts w:cstheme="minorHAnsi"/>
-          <w:color w:val="000000"/>
-          <w:lang w:val="en-GB"/>
-        </w:rPr>
-        <w:t xml:space="preserve"> table. </w:t>
-      </w:r>
-      <w:proofErr w:type="gramStart"/>
-      <w:r>
-        <w:rPr>
-          <w:rFonts w:cstheme="minorHAnsi"/>
-          <w:color w:val="000000"/>
-          <w:lang w:val="en-GB"/>
-        </w:rPr>
-        <w:t>However</w:t>
-      </w:r>
-      <w:proofErr w:type="gramEnd"/>
-      <w:r>
-        <w:rPr>
-          <w:rFonts w:cstheme="minorHAnsi"/>
-          <w:color w:val="000000"/>
-          <w:lang w:val="en-GB"/>
-        </w:rPr>
-        <w:t xml:space="preserve"> it should have icon to </w:t>
-      </w:r>
-      <w:proofErr w:type="gramStart"/>
-      <w:r>
-        <w:rPr>
-          <w:rFonts w:cstheme="minorHAnsi"/>
-          <w:color w:val="000000"/>
-          <w:lang w:val="en-GB"/>
-        </w:rPr>
-        <w:t>show  the</w:t>
-      </w:r>
-      <w:proofErr w:type="gramEnd"/>
-      <w:r>
-        <w:rPr>
-          <w:rFonts w:cstheme="minorHAnsi"/>
-          <w:color w:val="000000"/>
-          <w:lang w:val="en-GB"/>
-        </w:rPr>
-        <w:t xml:space="preserve"> entered password as plain text </w:t>
-      </w:r>
-    </w:p>
-    <w:p>
-      <w:pPr>
-        <w:pStyle w:val="ListParagraph"/>
-        <w:numPr>
-          <w:ilvl w:val="0"/>
-          <w:numId w:val="23"/>
-        </w:numPr>
-        <w:spacing w:after="0" w:line="240" w:lineRule="auto"/>
-        <w:rPr>
-          <w:rFonts w:cstheme="minorHAnsi"/>
-          <w:color w:val="000000"/>
-          <w:lang w:val="en-GB"/>
-        </w:rPr>
-      </w:pPr>
-      <w:r>
-        <w:rPr>
-          <w:rFonts w:cstheme="minorHAnsi"/>
-          <w:color w:val="000000"/>
-          <w:lang w:val="en-GB"/>
-        </w:rPr>
-        <w:t>there should not be any restriction of password chars or special chars</w:t>
-      </w:r>
-    </w:p>
-    <w:p>
-      <w:pPr>
-        <w:pStyle w:val="ListParagraph"/>
-        <w:numPr>
-          <w:ilvl w:val="0"/>
-          <w:numId w:val="23"/>
-        </w:numPr>
-        <w:spacing w:after="0" w:line="240" w:lineRule="auto"/>
-        <w:rPr>
-          <w:rFonts w:cstheme="minorHAnsi"/>
-          <w:color w:val="000000"/>
-          <w:lang w:val="en-GB"/>
-        </w:rPr>
-      </w:pPr>
-      <w:r>
-        <w:rPr>
-          <w:rFonts w:cstheme="minorHAnsi"/>
-          <w:color w:val="000000"/>
-          <w:lang w:val="en-GB"/>
-        </w:rPr>
-        <w:t xml:space="preserve">Next </w:t>
-      </w:r>
-      <w:proofErr w:type="gramStart"/>
-      <w:r>
-        <w:rPr>
-          <w:rFonts w:cstheme="minorHAnsi"/>
-          <w:color w:val="000000"/>
-          <w:lang w:val="en-GB"/>
-        </w:rPr>
-        <w:t>field :</w:t>
-      </w:r>
-      <w:proofErr w:type="gramEnd"/>
-      <w:r>
-        <w:rPr>
-          <w:rFonts w:cstheme="minorHAnsi"/>
-          <w:color w:val="000000"/>
-          <w:lang w:val="en-GB"/>
-        </w:rPr>
-        <w:t xml:space="preserve"> Phone (Not mandatory, optional) – it should be saved in </w:t>
-      </w:r>
-      <w:proofErr w:type="spellStart"/>
-      <w:r>
-        <w:rPr>
-          <w:rFonts w:cstheme="minorHAnsi"/>
-          <w:color w:val="000000"/>
-          <w:lang w:val="en-GB"/>
-        </w:rPr>
-        <w:t>user_phone</w:t>
-      </w:r>
-      <w:proofErr w:type="spellEnd"/>
-      <w:r>
-        <w:rPr>
-          <w:rFonts w:cstheme="minorHAnsi"/>
-          <w:color w:val="000000"/>
-          <w:lang w:val="en-GB"/>
-        </w:rPr>
-        <w:t xml:space="preserve"> field of </w:t>
-      </w:r>
-      <w:proofErr w:type="gramStart"/>
-      <w:r>
-        <w:rPr>
-          <w:rFonts w:cstheme="minorHAnsi"/>
-          <w:color w:val="000000"/>
-          <w:lang w:val="en-GB"/>
-        </w:rPr>
-        <w:t>users</w:t>
-      </w:r>
-      <w:proofErr w:type="gramEnd"/>
-      <w:r>
-        <w:rPr>
-          <w:rFonts w:cstheme="minorHAnsi"/>
-          <w:color w:val="000000"/>
-          <w:lang w:val="en-GB"/>
-        </w:rPr>
-        <w:t xml:space="preserve"> table. It should be allowed only 10 chars. It can be Null, </w:t>
-      </w:r>
-    </w:p>
-    <w:p>
-      <w:pPr>
-        <w:pStyle w:val="ListParagraph"/>
-        <w:numPr>
-          <w:ilvl w:val="0"/>
-          <w:numId w:val="23"/>
-        </w:numPr>
-        <w:spacing w:after="0" w:line="240" w:lineRule="auto"/>
-        <w:rPr>
-          <w:rFonts w:cstheme="minorHAnsi"/>
-          <w:color w:val="000000"/>
-          <w:lang w:val="en-GB"/>
-        </w:rPr>
-      </w:pPr>
-      <w:r>
-        <w:rPr>
-          <w:rFonts w:cstheme="minorHAnsi"/>
-          <w:color w:val="000000"/>
-          <w:lang w:val="en-GB"/>
-        </w:rPr>
-        <w:t xml:space="preserve">Next </w:t>
-      </w:r>
-      <w:proofErr w:type="gramStart"/>
-      <w:r>
-        <w:rPr>
-          <w:rFonts w:cstheme="minorHAnsi"/>
-          <w:color w:val="000000"/>
-          <w:lang w:val="en-GB"/>
-        </w:rPr>
-        <w:t>field :</w:t>
-      </w:r>
-      <w:proofErr w:type="gramEnd"/>
-      <w:r>
-        <w:rPr>
-          <w:rFonts w:cstheme="minorHAnsi"/>
-          <w:color w:val="000000"/>
-          <w:lang w:val="en-GB"/>
-        </w:rPr>
-        <w:t xml:space="preserve"> Email (Not mandatory, optional) – it should be having @ validation check, </w:t>
-      </w:r>
-      <w:proofErr w:type="gramStart"/>
-      <w:r>
-        <w:rPr>
-          <w:rFonts w:cstheme="minorHAnsi"/>
-          <w:color w:val="000000"/>
-          <w:lang w:val="en-GB"/>
-        </w:rPr>
-        <w:t>It</w:t>
-      </w:r>
-      <w:proofErr w:type="gramEnd"/>
-      <w:r>
-        <w:rPr>
-          <w:rFonts w:cstheme="minorHAnsi"/>
-          <w:color w:val="000000"/>
-          <w:lang w:val="en-GB"/>
-        </w:rPr>
-        <w:t xml:space="preserve"> can be null. Its linked to </w:t>
-      </w:r>
-      <w:proofErr w:type="spellStart"/>
-      <w:r>
-        <w:rPr>
-          <w:rFonts w:cstheme="minorHAnsi"/>
-          <w:color w:val="000000"/>
-          <w:lang w:val="en-GB"/>
-        </w:rPr>
-        <w:t>user_email</w:t>
-      </w:r>
-      <w:proofErr w:type="spellEnd"/>
-      <w:r>
-        <w:rPr>
-          <w:rFonts w:cstheme="minorHAnsi"/>
-          <w:color w:val="000000"/>
-          <w:lang w:val="en-GB"/>
-        </w:rPr>
-        <w:t xml:space="preserve"> field in </w:t>
-      </w:r>
-      <w:proofErr w:type="gramStart"/>
-      <w:r>
-        <w:rPr>
-          <w:rFonts w:cstheme="minorHAnsi"/>
-          <w:color w:val="000000"/>
-          <w:lang w:val="en-GB"/>
-        </w:rPr>
-        <w:t>users</w:t>
-      </w:r>
-      <w:proofErr w:type="gramEnd"/>
-      <w:r>
-        <w:rPr>
-          <w:rFonts w:cstheme="minorHAnsi"/>
-          <w:color w:val="000000"/>
-          <w:lang w:val="en-GB"/>
-        </w:rPr>
-        <w:t xml:space="preserve"> table</w:t>
-      </w:r>
-    </w:p>
-    <w:p>
-      <w:pPr>
-        <w:pStyle w:val="ListParagraph"/>
-        <w:numPr>
-          <w:ilvl w:val="0"/>
-          <w:numId w:val="23"/>
-        </w:numPr>
-        <w:spacing w:after="0" w:line="240" w:lineRule="auto"/>
-        <w:rPr>
-          <w:rFonts w:cstheme="minorHAnsi"/>
-          <w:color w:val="000000"/>
-          <w:lang w:val="en-GB"/>
-        </w:rPr>
-      </w:pPr>
-      <w:r>
-        <w:rPr>
-          <w:rFonts w:cstheme="minorHAnsi"/>
-          <w:color w:val="000000"/>
-          <w:lang w:val="en-GB"/>
-        </w:rPr>
-        <w:t xml:space="preserve">Active field not required to visible on this UI screen. it should insert record default value true </w:t>
-      </w:r>
-    </w:p>
-    <w:p>
-      <w:pPr>
-        <w:pStyle w:val="ListParagraph"/>
-        <w:numPr>
-          <w:ilvl w:val="0"/>
-          <w:numId w:val="23"/>
-        </w:numPr>
-        <w:spacing w:after="0" w:line="240" w:lineRule="auto"/>
-        <w:rPr>
-          <w:rFonts w:cstheme="minorHAnsi"/>
-          <w:color w:val="000000"/>
-          <w:lang w:val="en-GB"/>
-        </w:rPr>
-      </w:pPr>
-      <w:proofErr w:type="spellStart"/>
-      <w:r>
-        <w:rPr>
-          <w:rFonts w:cstheme="minorHAnsi"/>
-          <w:color w:val="000000"/>
-          <w:lang w:val="en-GB"/>
-        </w:rPr>
-        <w:t>user_is_locked_flag</w:t>
-      </w:r>
-      <w:proofErr w:type="spellEnd"/>
-      <w:r>
-        <w:rPr>
-          <w:rFonts w:cstheme="minorHAnsi"/>
-          <w:color w:val="000000"/>
-          <w:lang w:val="en-GB"/>
-        </w:rPr>
-        <w:t xml:space="preserve"> field not to be visible on this UI screen. Initially set it default as false</w:t>
-      </w:r>
-    </w:p>
-    <w:p>
-      <w:pPr>
-        <w:rPr>
-          <w:rFonts w:cstheme="minorHAnsi"/>
-          <w:color w:val="000000"/>
-          <w:lang w:val="en-GB"/>
-        </w:rPr>
-      </w:pPr>
-    </w:p>
-    <w:p>
-      <w:pPr>
-        <w:rPr>
-          <w:rFonts w:cstheme="minorHAnsi"/>
-          <w:color w:val="000000"/>
-          <w:lang w:val="en-GB"/>
-        </w:rPr>
-      </w:pPr>
-      <w:proofErr w:type="gramStart"/>
-      <w:r>
-        <w:rPr>
-          <w:rFonts w:cstheme="minorHAnsi"/>
-          <w:color w:val="000000"/>
-          <w:lang w:val="en-GB"/>
-        </w:rPr>
-        <w:t>Note :</w:t>
-      </w:r>
-      <w:proofErr w:type="gramEnd"/>
-      <w:r>
-        <w:rPr>
-          <w:rFonts w:cstheme="minorHAnsi"/>
-          <w:color w:val="000000"/>
-          <w:lang w:val="en-GB"/>
-        </w:rPr>
-        <w:t xml:space="preserve">  office executive/Admin will create the user</w:t>
+        <w:t xml:space="preserve"> then select Dealer and then enter login name, password</w:t>
       </w:r>
     </w:p>
     <w:p>
@@ -7060,71 +7146,6 @@
           <w:ilvl w:val="0"/>
           <w:numId w:val="24"/>
         </w:numPr>
-        <w:spacing w:after="0" w:line="240" w:lineRule="auto"/>
-        <w:rPr>
-          <w:rFonts w:cstheme="minorHAnsi"/>
-          <w:color w:val="000000"/>
-          <w:lang w:val="en-GB"/>
-        </w:rPr>
-      </w:pPr>
-      <w:r>
-        <w:rPr>
-          <w:rFonts w:cstheme="minorHAnsi"/>
-          <w:color w:val="000000"/>
-          <w:lang w:val="en-GB"/>
-        </w:rPr>
-        <w:t xml:space="preserve">Select Role as Dealer or other </w:t>
-      </w:r>
-    </w:p>
-    <w:p>
-      <w:pPr>
-        <w:pStyle w:val="ListParagraph"/>
-        <w:numPr>
-          <w:ilvl w:val="0"/>
-          <w:numId w:val="24"/>
-        </w:numPr>
-        <w:spacing w:after="0" w:line="240" w:lineRule="auto"/>
-        <w:rPr>
-          <w:rFonts w:cstheme="minorHAnsi"/>
-          <w:color w:val="000000"/>
-          <w:lang w:val="en-GB"/>
-        </w:rPr>
-      </w:pPr>
-      <w:r>
-        <w:rPr>
-          <w:rFonts w:cstheme="minorHAnsi"/>
-          <w:color w:val="000000"/>
-          <w:lang w:val="en-GB"/>
-        </w:rPr>
-        <w:t xml:space="preserve">If role is </w:t>
-      </w:r>
-      <w:proofErr w:type="gramStart"/>
-      <w:r>
-        <w:rPr>
-          <w:rFonts w:cstheme="minorHAnsi"/>
-          <w:color w:val="000000"/>
-          <w:lang w:val="en-GB"/>
-        </w:rPr>
-        <w:t>Dealer</w:t>
-      </w:r>
-      <w:proofErr w:type="gramEnd"/>
-      <w:r>
-        <w:rPr>
-          <w:rFonts w:cstheme="minorHAnsi"/>
-          <w:color w:val="000000"/>
-          <w:lang w:val="en-GB"/>
-        </w:rPr>
-        <w:t xml:space="preserve"> then select Dealer and then enter login name, password</w:t>
-      </w:r>
-    </w:p>
-    <w:p>
-      <w:pPr>
-        <w:pStyle w:val="ListParagraph"/>
-        <w:numPr>
-          <w:ilvl w:val="0"/>
-          <w:numId w:val="24"/>
-        </w:numPr>
-        <w:spacing w:after="0" w:line="240" w:lineRule="auto"/>
         <w:rPr>
           <w:rFonts w:cstheme="minorHAnsi"/>
           <w:b/>
@@ -7167,7 +7188,6 @@
           <w:ilvl w:val="0"/>
           <w:numId w:val="24"/>
         </w:numPr>
-        <w:spacing w:after="0" w:line="240" w:lineRule="auto"/>
         <w:rPr>
           <w:rFonts w:cstheme="minorHAnsi"/>
           <w:b/>
@@ -7192,7 +7212,6 @@
           <w:ilvl w:val="0"/>
           <w:numId w:val="24"/>
         </w:numPr>
-        <w:spacing w:after="0" w:line="240" w:lineRule="auto"/>
         <w:rPr>
           <w:rFonts w:cstheme="minorHAnsi"/>
           <w:b/>
@@ -7217,7 +7236,6 @@
           <w:ilvl w:val="0"/>
           <w:numId w:val="24"/>
         </w:numPr>
-        <w:spacing w:after="0" w:line="240" w:lineRule="auto"/>
         <w:rPr>
           <w:rFonts w:cstheme="minorHAnsi"/>
           <w:b/>
@@ -7275,7 +7293,6 @@
           <w:ilvl w:val="0"/>
           <w:numId w:val="25"/>
         </w:numPr>
-        <w:spacing w:after="0" w:line="240" w:lineRule="auto"/>
         <w:rPr>
           <w:rFonts w:cstheme="minorHAnsi"/>
           <w:color w:val="000000"/>
@@ -7316,7 +7333,6 @@
           <w:ilvl w:val="0"/>
           <w:numId w:val="25"/>
         </w:numPr>
-        <w:spacing w:after="0" w:line="240" w:lineRule="auto"/>
         <w:rPr>
           <w:rFonts w:cstheme="minorHAnsi"/>
           <w:color w:val="000000"/>
@@ -7357,7 +7373,6 @@
           <w:ilvl w:val="0"/>
           <w:numId w:val="25"/>
         </w:numPr>
-        <w:spacing w:after="0" w:line="240" w:lineRule="auto"/>
         <w:rPr>
           <w:rFonts w:cstheme="minorHAnsi"/>
           <w:color w:val="000000"/>
@@ -7380,7 +7395,6 @@
           <w:ilvl w:val="0"/>
           <w:numId w:val="25"/>
         </w:numPr>
-        <w:spacing w:after="0" w:line="240" w:lineRule="auto"/>
         <w:rPr>
           <w:rFonts w:cstheme="minorHAnsi"/>
           <w:color w:val="000000"/>
@@ -7439,7 +7453,6 @@
           <w:ilvl w:val="0"/>
           <w:numId w:val="25"/>
         </w:numPr>
-        <w:spacing w:after="0" w:line="240" w:lineRule="auto"/>
         <w:rPr>
           <w:rFonts w:cstheme="minorHAnsi"/>
           <w:color w:val="000000"/>
@@ -7498,7 +7511,6 @@
           <w:ilvl w:val="0"/>
           <w:numId w:val="25"/>
         </w:numPr>
-        <w:spacing w:after="0" w:line="240" w:lineRule="auto"/>
         <w:rPr>
           <w:rFonts w:cstheme="minorHAnsi"/>
           <w:color w:val="000000"/>
@@ -7557,7 +7569,6 @@
           <w:ilvl w:val="0"/>
           <w:numId w:val="25"/>
         </w:numPr>
-        <w:spacing w:after="0" w:line="240" w:lineRule="auto"/>
         <w:rPr>
           <w:rFonts w:cstheme="minorHAnsi"/>
           <w:color w:val="000000"/>
@@ -7598,7 +7609,6 @@
           <w:ilvl w:val="0"/>
           <w:numId w:val="25"/>
         </w:numPr>
-        <w:spacing w:after="0" w:line="240" w:lineRule="auto"/>
         <w:rPr>
           <w:rFonts w:cstheme="minorHAnsi"/>
           <w:color w:val="000000"/>
@@ -7652,7 +7662,6 @@
           <w:ilvl w:val="0"/>
           <w:numId w:val="26"/>
         </w:numPr>
-        <w:spacing w:after="0" w:line="240" w:lineRule="auto"/>
         <w:rPr>
           <w:rFonts w:cstheme="minorHAnsi"/>
           <w:color w:val="000000"/>
@@ -7706,7 +7715,6 @@
           <w:ilvl w:val="0"/>
           <w:numId w:val="27"/>
         </w:numPr>
-        <w:spacing w:after="0" w:line="240" w:lineRule="auto"/>
         <w:rPr>
           <w:rFonts w:cstheme="minorHAnsi"/>
           <w:color w:val="000000"/>
@@ -7729,7 +7737,6 @@
           <w:ilvl w:val="0"/>
           <w:numId w:val="27"/>
         </w:numPr>
-        <w:spacing w:after="0" w:line="240" w:lineRule="auto"/>
         <w:rPr>
           <w:rFonts w:cstheme="minorHAnsi"/>
           <w:color w:val="000000"/>
@@ -7743,6 +7750,111 @@
           <w:lang w:val="en-GB"/>
         </w:rPr>
         <w:t>Locations could be added and editable</w:t>
+      </w:r>
+    </w:p>
+    <w:p>
+      <w:pPr>
+        <w:ind w:left="720"/>
+        <w:rPr>
+          <w:rFonts w:cstheme="minorHAnsi"/>
+        </w:rPr>
+      </w:pPr>
+    </w:p>
+    <w:p>
+      <w:pPr>
+        <w:ind w:left="720"/>
+        <w:rPr>
+          <w:rFonts w:cstheme="minorHAnsi"/>
+        </w:rPr>
+      </w:pPr>
+    </w:p>
+    <w:p>
+      <w:pPr>
+        <w:ind w:left="720"/>
+        <w:rPr>
+          <w:rFonts w:cstheme="minorHAnsi"/>
+        </w:rPr>
+      </w:pPr>
+      <w:r>
+        <w:rPr>
+          <w:rFonts w:cstheme="minorHAnsi"/>
+        </w:rPr>
+        <w:t>More</w:t>
+      </w:r>
+    </w:p>
+    <w:p>
+      <w:pPr>
+        <w:numPr>
+          <w:ilvl w:val="0"/>
+          <w:numId w:val="31"/>
+        </w:numPr>
+        <w:shd w:val="clear" w:color="auto" w:fill="191A1B"/>
+        <w:spacing w:before="100" w:beforeAutospacing="1" w:after="100" w:afterAutospacing="1"/>
+        <w:rPr>
+          <w:rFonts w:ascii="Segoe UI" w:hAnsi="Segoe UI" w:cs="Segoe UI"/>
+          <w:color w:val="BFBFBF"/>
+          <w:sz w:val="20"/>
+          <w:szCs w:val="20"/>
+        </w:rPr>
+      </w:pPr>
+      <w:r>
+        <w:rPr>
+          <w:rFonts w:ascii="Segoe UI" w:hAnsi="Segoe UI" w:cs="Segoe UI"/>
+          <w:color w:val="BFBFBF"/>
+          <w:sz w:val="20"/>
+          <w:szCs w:val="20"/>
+        </w:rPr>
+        <w:t>Dealer can add multiple products per order, each with bags + auto-calculated MT</w:t>
+      </w:r>
+    </w:p>
+    <w:p>
+      <w:pPr>
+        <w:numPr>
+          <w:ilvl w:val="0"/>
+          <w:numId w:val="31"/>
+        </w:numPr>
+        <w:shd w:val="clear" w:color="auto" w:fill="191A1B"/>
+        <w:spacing w:before="100" w:beforeAutospacing="1" w:after="100" w:afterAutospacing="1"/>
+        <w:rPr>
+          <w:rFonts w:ascii="Segoe UI" w:hAnsi="Segoe UI" w:cs="Segoe UI"/>
+          <w:color w:val="BFBFBF"/>
+          <w:sz w:val="20"/>
+          <w:szCs w:val="20"/>
+        </w:rPr>
+      </w:pPr>
+      <w:r>
+        <w:rPr>
+          <w:rFonts w:ascii="Segoe UI" w:hAnsi="Segoe UI" w:cs="Segoe UI"/>
+          <w:color w:val="BFBFBF"/>
+          <w:sz w:val="20"/>
+          <w:szCs w:val="20"/>
+        </w:rPr>
+        <w:t>Dispatcher dashboard groups orders by dealer and shows all products per order</w:t>
+      </w:r>
+    </w:p>
+    <w:p>
+      <w:pPr>
+        <w:numPr>
+          <w:ilvl w:val="0"/>
+          <w:numId w:val="31"/>
+        </w:numPr>
+        <w:shd w:val="clear" w:color="auto" w:fill="191A1B"/>
+        <w:spacing w:before="100" w:beforeAutospacing="1" w:after="100" w:afterAutospacing="1"/>
+        <w:rPr>
+          <w:rFonts w:ascii="Segoe UI" w:hAnsi="Segoe UI" w:cs="Segoe UI"/>
+          <w:color w:val="BFBFBF"/>
+          <w:sz w:val="20"/>
+          <w:szCs w:val="20"/>
+        </w:rPr>
+      </w:pPr>
+      <w:r>
+        <w:rPr>
+          <w:rFonts w:ascii="Segoe UI" w:hAnsi="Segoe UI" w:cs="Segoe UI"/>
+          <w:color w:val="BFBFBF"/>
+          <w:sz w:val="20"/>
+          <w:szCs w:val="20"/>
+        </w:rPr>
+        <w:t>Order detail modals show a proper items table with per-product breakdown and total</w:t>
       </w:r>
     </w:p>
     <w:p>
@@ -9079,6 +9191,155 @@
     </w:lvl>
   </w:abstractNum>
   <w:abstractNum w:abstractNumId="12" w15:restartNumberingAfterBreak="0">
+    <w:nsid w:val="2DA30480"/>
+    <w:multiLevelType w:val="multilevel"/>
+    <w:tmpl w:val="8C7633A0"/>
+    <w:lvl w:ilvl="0">
+      <w:start w:val="1"/>
+      <w:numFmt w:val="bullet"/>
+      <w:lvlText w:val=""/>
+      <w:lvlJc w:val="left"/>
+      <w:pPr>
+        <w:tabs>
+          <w:tab w:val="num" w:pos="720"/>
+        </w:tabs>
+        <w:ind w:left="720" w:hanging="360"/>
+      </w:pPr>
+      <w:rPr>
+        <w:rFonts w:ascii="Symbol" w:hAnsi="Symbol" w:hint="default"/>
+        <w:sz w:val="20"/>
+      </w:rPr>
+    </w:lvl>
+    <w:lvl w:ilvl="1" w:tentative="1">
+      <w:start w:val="1"/>
+      <w:numFmt w:val="bullet"/>
+      <w:lvlText w:val="o"/>
+      <w:lvlJc w:val="left"/>
+      <w:pPr>
+        <w:tabs>
+          <w:tab w:val="num" w:pos="1440"/>
+        </w:tabs>
+        <w:ind w:left="1440" w:hanging="360"/>
+      </w:pPr>
+      <w:rPr>
+        <w:rFonts w:ascii="Courier New" w:hAnsi="Courier New" w:hint="default"/>
+        <w:sz w:val="20"/>
+      </w:rPr>
+    </w:lvl>
+    <w:lvl w:ilvl="2" w:tentative="1">
+      <w:start w:val="1"/>
+      <w:numFmt w:val="bullet"/>
+      <w:lvlText w:val=""/>
+      <w:lvlJc w:val="left"/>
+      <w:pPr>
+        <w:tabs>
+          <w:tab w:val="num" w:pos="2160"/>
+        </w:tabs>
+        <w:ind w:left="2160" w:hanging="360"/>
+      </w:pPr>
+      <w:rPr>
+        <w:rFonts w:ascii="Wingdings" w:hAnsi="Wingdings" w:hint="default"/>
+        <w:sz w:val="20"/>
+      </w:rPr>
+    </w:lvl>
+    <w:lvl w:ilvl="3" w:tentative="1">
+      <w:start w:val="1"/>
+      <w:numFmt w:val="bullet"/>
+      <w:lvlText w:val=""/>
+      <w:lvlJc w:val="left"/>
+      <w:pPr>
+        <w:tabs>
+          <w:tab w:val="num" w:pos="2880"/>
+        </w:tabs>
+        <w:ind w:left="2880" w:hanging="360"/>
+      </w:pPr>
+      <w:rPr>
+        <w:rFonts w:ascii="Wingdings" w:hAnsi="Wingdings" w:hint="default"/>
+        <w:sz w:val="20"/>
+      </w:rPr>
+    </w:lvl>
+    <w:lvl w:ilvl="4" w:tentative="1">
+      <w:start w:val="1"/>
+      <w:numFmt w:val="bullet"/>
+      <w:lvlText w:val=""/>
+      <w:lvlJc w:val="left"/>
+      <w:pPr>
+        <w:tabs>
+          <w:tab w:val="num" w:pos="3600"/>
+        </w:tabs>
+        <w:ind w:left="3600" w:hanging="360"/>
+      </w:pPr>
+      <w:rPr>
+        <w:rFonts w:ascii="Wingdings" w:hAnsi="Wingdings" w:hint="default"/>
+        <w:sz w:val="20"/>
+      </w:rPr>
+    </w:lvl>
+    <w:lvl w:ilvl="5" w:tentative="1">
+      <w:start w:val="1"/>
+      <w:numFmt w:val="bullet"/>
+      <w:lvlText w:val=""/>
+      <w:lvlJc w:val="left"/>
+      <w:pPr>
+        <w:tabs>
+          <w:tab w:val="num" w:pos="4320"/>
+        </w:tabs>
+        <w:ind w:left="4320" w:hanging="360"/>
+      </w:pPr>
+      <w:rPr>
+        <w:rFonts w:ascii="Wingdings" w:hAnsi="Wingdings" w:hint="default"/>
+        <w:sz w:val="20"/>
+      </w:rPr>
+    </w:lvl>
+    <w:lvl w:ilvl="6" w:tentative="1">
+      <w:start w:val="1"/>
+      <w:numFmt w:val="bullet"/>
+      <w:lvlText w:val=""/>
+      <w:lvlJc w:val="left"/>
+      <w:pPr>
+        <w:tabs>
+          <w:tab w:val="num" w:pos="5040"/>
+        </w:tabs>
+        <w:ind w:left="5040" w:hanging="360"/>
+      </w:pPr>
+      <w:rPr>
+        <w:rFonts w:ascii="Wingdings" w:hAnsi="Wingdings" w:hint="default"/>
+        <w:sz w:val="20"/>
+      </w:rPr>
+    </w:lvl>
+    <w:lvl w:ilvl="7" w:tentative="1">
+      <w:start w:val="1"/>
+      <w:numFmt w:val="bullet"/>
+      <w:lvlText w:val=""/>
+      <w:lvlJc w:val="left"/>
+      <w:pPr>
+        <w:tabs>
+          <w:tab w:val="num" w:pos="5760"/>
+        </w:tabs>
+        <w:ind w:left="5760" w:hanging="360"/>
+      </w:pPr>
+      <w:rPr>
+        <w:rFonts w:ascii="Wingdings" w:hAnsi="Wingdings" w:hint="default"/>
+        <w:sz w:val="20"/>
+      </w:rPr>
+    </w:lvl>
+    <w:lvl w:ilvl="8" w:tentative="1">
+      <w:start w:val="1"/>
+      <w:numFmt w:val="bullet"/>
+      <w:lvlText w:val=""/>
+      <w:lvlJc w:val="left"/>
+      <w:pPr>
+        <w:tabs>
+          <w:tab w:val="num" w:pos="6480"/>
+        </w:tabs>
+        <w:ind w:left="6480" w:hanging="360"/>
+      </w:pPr>
+      <w:rPr>
+        <w:rFonts w:ascii="Wingdings" w:hAnsi="Wingdings" w:hint="default"/>
+        <w:sz w:val="20"/>
+      </w:rPr>
+    </w:lvl>
+  </w:abstractNum>
+  <w:abstractNum w:abstractNumId="13" w15:restartNumberingAfterBreak="0">
     <w:nsid w:val="37A74A10"/>
     <w:multiLevelType w:val="hybridMultilevel"/>
     <w:tmpl w:val="084EEC14"/>
@@ -9191,7 +9452,7 @@
       </w:rPr>
     </w:lvl>
   </w:abstractNum>
-  <w:abstractNum w:abstractNumId="13" w15:restartNumberingAfterBreak="0">
+  <w:abstractNum w:abstractNumId="14" w15:restartNumberingAfterBreak="0">
     <w:nsid w:val="418D755D"/>
     <w:multiLevelType w:val="hybridMultilevel"/>
     <w:tmpl w:val="74ECDECA"/>
@@ -9304,7 +9565,7 @@
       </w:rPr>
     </w:lvl>
   </w:abstractNum>
-  <w:abstractNum w:abstractNumId="14" w15:restartNumberingAfterBreak="0">
+  <w:abstractNum w:abstractNumId="15" w15:restartNumberingAfterBreak="0">
     <w:nsid w:val="42920F76"/>
     <w:multiLevelType w:val="hybridMultilevel"/>
     <w:tmpl w:val="2258E054"/>
@@ -9393,7 +9654,7 @@
       </w:pPr>
     </w:lvl>
   </w:abstractNum>
-  <w:abstractNum w:abstractNumId="15" w15:restartNumberingAfterBreak="0">
+  <w:abstractNum w:abstractNumId="16" w15:restartNumberingAfterBreak="0">
     <w:nsid w:val="4DE81181"/>
     <w:multiLevelType w:val="hybridMultilevel"/>
     <w:tmpl w:val="5C28F108"/>
@@ -9479,7 +9740,7 @@
       </w:pPr>
     </w:lvl>
   </w:abstractNum>
-  <w:abstractNum w:abstractNumId="16" w15:restartNumberingAfterBreak="0">
+  <w:abstractNum w:abstractNumId="17" w15:restartNumberingAfterBreak="0">
     <w:nsid w:val="4E834DBC"/>
     <w:multiLevelType w:val="multilevel"/>
     <w:tmpl w:val="CEF89B04"/>
@@ -9600,7 +9861,7 @@
       </w:rPr>
     </w:lvl>
   </w:abstractNum>
-  <w:abstractNum w:abstractNumId="17" w15:restartNumberingAfterBreak="0">
+  <w:abstractNum w:abstractNumId="18" w15:restartNumberingAfterBreak="0">
     <w:nsid w:val="4FAD70BF"/>
     <w:multiLevelType w:val="hybridMultilevel"/>
     <w:tmpl w:val="A98A8A2E"/>
@@ -9689,7 +9950,7 @@
       </w:pPr>
     </w:lvl>
   </w:abstractNum>
-  <w:abstractNum w:abstractNumId="18" w15:restartNumberingAfterBreak="0">
+  <w:abstractNum w:abstractNumId="19" w15:restartNumberingAfterBreak="0">
     <w:nsid w:val="50B14B92"/>
     <w:multiLevelType w:val="hybridMultilevel"/>
     <w:tmpl w:val="DAB0427E"/>
@@ -9802,7 +10063,7 @@
       </w:rPr>
     </w:lvl>
   </w:abstractNum>
-  <w:abstractNum w:abstractNumId="19" w15:restartNumberingAfterBreak="0">
+  <w:abstractNum w:abstractNumId="20" w15:restartNumberingAfterBreak="0">
     <w:nsid w:val="50F4584A"/>
     <w:multiLevelType w:val="hybridMultilevel"/>
     <w:tmpl w:val="A4CE0192"/>
@@ -9915,7 +10176,7 @@
       </w:rPr>
     </w:lvl>
   </w:abstractNum>
-  <w:abstractNum w:abstractNumId="20" w15:restartNumberingAfterBreak="0">
+  <w:abstractNum w:abstractNumId="21" w15:restartNumberingAfterBreak="0">
     <w:nsid w:val="56FF45F7"/>
     <w:multiLevelType w:val="hybridMultilevel"/>
     <w:tmpl w:val="9BA0D054"/>
@@ -10028,7 +10289,7 @@
       </w:rPr>
     </w:lvl>
   </w:abstractNum>
-  <w:abstractNum w:abstractNumId="21" w15:restartNumberingAfterBreak="0">
+  <w:abstractNum w:abstractNumId="22" w15:restartNumberingAfterBreak="0">
     <w:nsid w:val="598104CB"/>
     <w:multiLevelType w:val="hybridMultilevel"/>
     <w:tmpl w:val="238AE274"/>
@@ -10140,7 +10401,7 @@
       </w:rPr>
     </w:lvl>
   </w:abstractNum>
-  <w:abstractNum w:abstractNumId="22" w15:restartNumberingAfterBreak="0">
+  <w:abstractNum w:abstractNumId="23" w15:restartNumberingAfterBreak="0">
     <w:nsid w:val="5B244228"/>
     <w:multiLevelType w:val="hybridMultilevel"/>
     <w:tmpl w:val="6C268E16"/>
@@ -10252,7 +10513,7 @@
       </w:rPr>
     </w:lvl>
   </w:abstractNum>
-  <w:abstractNum w:abstractNumId="23" w15:restartNumberingAfterBreak="0">
+  <w:abstractNum w:abstractNumId="24" w15:restartNumberingAfterBreak="0">
     <w:nsid w:val="677B29D2"/>
     <w:multiLevelType w:val="hybridMultilevel"/>
     <w:tmpl w:val="4F04AFC4"/>
@@ -10365,7 +10626,7 @@
       </w:rPr>
     </w:lvl>
   </w:abstractNum>
-  <w:abstractNum w:abstractNumId="24" w15:restartNumberingAfterBreak="0">
+  <w:abstractNum w:abstractNumId="25" w15:restartNumberingAfterBreak="0">
     <w:nsid w:val="67BE3602"/>
     <w:multiLevelType w:val="hybridMultilevel"/>
     <w:tmpl w:val="6BDC3B6C"/>
@@ -10478,7 +10739,7 @@
       </w:rPr>
     </w:lvl>
   </w:abstractNum>
-  <w:abstractNum w:abstractNumId="25" w15:restartNumberingAfterBreak="0">
+  <w:abstractNum w:abstractNumId="26" w15:restartNumberingAfterBreak="0">
     <w:nsid w:val="67D522C4"/>
     <w:multiLevelType w:val="hybridMultilevel"/>
     <w:tmpl w:val="DE32DD62"/>
@@ -10591,7 +10852,7 @@
       </w:rPr>
     </w:lvl>
   </w:abstractNum>
-  <w:abstractNum w:abstractNumId="26" w15:restartNumberingAfterBreak="0">
+  <w:abstractNum w:abstractNumId="27" w15:restartNumberingAfterBreak="0">
     <w:nsid w:val="764F0F80"/>
     <w:multiLevelType w:val="hybridMultilevel"/>
     <w:tmpl w:val="B03A1AA4"/>
@@ -10704,7 +10965,7 @@
       </w:rPr>
     </w:lvl>
   </w:abstractNum>
-  <w:abstractNum w:abstractNumId="27" w15:restartNumberingAfterBreak="0">
+  <w:abstractNum w:abstractNumId="28" w15:restartNumberingAfterBreak="0">
     <w:nsid w:val="7A722AF7"/>
     <w:multiLevelType w:val="multilevel"/>
     <w:tmpl w:val="6BDC3B6C"/>
@@ -10817,7 +11078,7 @@
       </w:rPr>
     </w:lvl>
   </w:abstractNum>
-  <w:abstractNum w:abstractNumId="28" w15:restartNumberingAfterBreak="0">
+  <w:abstractNum w:abstractNumId="29" w15:restartNumberingAfterBreak="0">
     <w:nsid w:val="7ADB6C4D"/>
     <w:multiLevelType w:val="hybridMultilevel"/>
     <w:tmpl w:val="21A0799E"/>
@@ -10903,7 +11164,7 @@
       </w:pPr>
     </w:lvl>
   </w:abstractNum>
-  <w:abstractNum w:abstractNumId="29" w15:restartNumberingAfterBreak="0">
+  <w:abstractNum w:abstractNumId="30" w15:restartNumberingAfterBreak="0">
     <w:nsid w:val="7E043CA4"/>
     <w:multiLevelType w:val="multilevel"/>
     <w:tmpl w:val="126654BC"/>
@@ -11052,13 +11313,13 @@
     <w:abstractNumId w:val="2"/>
   </w:num>
   <w:num w:numId="2" w16cid:durableId="1985305854">
-    <w:abstractNumId w:val="16"/>
+    <w:abstractNumId w:val="17"/>
   </w:num>
   <w:num w:numId="3" w16cid:durableId="1936860547">
     <w:abstractNumId w:val="7"/>
   </w:num>
   <w:num w:numId="4" w16cid:durableId="2020815748">
-    <w:abstractNumId w:val="24"/>
+    <w:abstractNumId w:val="25"/>
   </w:num>
   <w:num w:numId="5" w16cid:durableId="1751926776">
     <w:abstractNumId w:val="4"/>
@@ -11070,31 +11331,31 @@
     <w:abstractNumId w:val="1"/>
   </w:num>
   <w:num w:numId="8" w16cid:durableId="661391050">
-    <w:abstractNumId w:val="27"/>
+    <w:abstractNumId w:val="28"/>
   </w:num>
   <w:num w:numId="9" w16cid:durableId="1649743145">
-    <w:abstractNumId w:val="23"/>
+    <w:abstractNumId w:val="24"/>
   </w:num>
   <w:num w:numId="10" w16cid:durableId="612900479">
-    <w:abstractNumId w:val="15"/>
+    <w:abstractNumId w:val="16"/>
   </w:num>
   <w:num w:numId="11" w16cid:durableId="1086729693">
     <w:abstractNumId w:val="6"/>
   </w:num>
   <w:num w:numId="12" w16cid:durableId="365525853">
+    <w:abstractNumId w:val="14"/>
+  </w:num>
+  <w:num w:numId="13" w16cid:durableId="1409838276">
     <w:abstractNumId w:val="13"/>
   </w:num>
-  <w:num w:numId="13" w16cid:durableId="1409838276">
-    <w:abstractNumId w:val="12"/>
-  </w:num>
   <w:num w:numId="14" w16cid:durableId="344207564">
-    <w:abstractNumId w:val="28"/>
+    <w:abstractNumId w:val="29"/>
   </w:num>
   <w:num w:numId="15" w16cid:durableId="1456215785">
-    <w:abstractNumId w:val="19"/>
+    <w:abstractNumId w:val="20"/>
   </w:num>
   <w:num w:numId="16" w16cid:durableId="1957248628">
-    <w:abstractNumId w:val="25"/>
+    <w:abstractNumId w:val="26"/>
   </w:num>
   <w:num w:numId="17" w16cid:durableId="458843427">
     <w:abstractNumId w:val="3"/>
@@ -11109,34 +11370,37 @@
     <w:abstractNumId w:val="10"/>
   </w:num>
   <w:num w:numId="21" w16cid:durableId="1164661948">
-    <w:abstractNumId w:val="26"/>
+    <w:abstractNumId w:val="27"/>
   </w:num>
   <w:num w:numId="22" w16cid:durableId="922179069">
-    <w:abstractNumId w:val="29"/>
+    <w:abstractNumId w:val="30"/>
   </w:num>
   <w:num w:numId="23" w16cid:durableId="258954894">
     <w:abstractNumId w:val="5"/>
   </w:num>
   <w:num w:numId="24" w16cid:durableId="2082292283">
-    <w:abstractNumId w:val="20"/>
+    <w:abstractNumId w:val="21"/>
   </w:num>
   <w:num w:numId="25" w16cid:durableId="97601640">
-    <w:abstractNumId w:val="14"/>
+    <w:abstractNumId w:val="15"/>
   </w:num>
   <w:num w:numId="26" w16cid:durableId="587927894">
     <w:abstractNumId w:val="9"/>
   </w:num>
   <w:num w:numId="27" w16cid:durableId="300893096">
-    <w:abstractNumId w:val="17"/>
+    <w:abstractNumId w:val="18"/>
   </w:num>
   <w:num w:numId="28" w16cid:durableId="1971471429">
-    <w:abstractNumId w:val="18"/>
+    <w:abstractNumId w:val="19"/>
   </w:num>
   <w:num w:numId="29" w16cid:durableId="1749307526">
-    <w:abstractNumId w:val="21"/>
+    <w:abstractNumId w:val="22"/>
   </w:num>
   <w:num w:numId="30" w16cid:durableId="275215563">
-    <w:abstractNumId w:val="22"/>
+    <w:abstractNumId w:val="23"/>
+  </w:num>
+  <w:num w:numId="31" w16cid:durableId="1695956380">
+    <w:abstractNumId w:val="12"/>
   </w:num>
 </w:numbering>
 </file>
@@ -11539,7 +11803,16 @@
   <w:style w:type="paragraph" w:default="1" w:styleId="Normal">
     <w:name w:val="Normal"/>
     <w:qFormat/>
-    <w:rsid w:val="0013527F"/>
+    <w:rsid w:val="007A5EEA"/>
+    <w:pPr>
+      <w:spacing w:after="0" w:line="240" w:lineRule="auto"/>
+    </w:pPr>
+    <w:rPr>
+      <w:rFonts w:ascii="Times New Roman" w:eastAsia="Times New Roman" w:hAnsi="Times New Roman" w:cs="Times New Roman"/>
+      <w:sz w:val="24"/>
+      <w:szCs w:val="24"/>
+      <w:lang w:eastAsia="en-GB"/>
+    </w:rPr>
   </w:style>
   <w:style w:type="character" w:default="1" w:styleId="DefaultParagraphFont">
     <w:name w:val="Default Paragraph Font"/>

--- a/BRD.docx
+++ b/BRD.docx
@@ -7864,6 +7864,70 @@
           <w:rFonts w:cstheme="minorHAnsi"/>
         </w:rPr>
       </w:pPr>
+      <w:r>
+        <w:rPr>
+          <w:rFonts w:cstheme="minorHAnsi"/>
+        </w:rPr>
+        <w:t>Rule - d</w:t>
+      </w:r>
+      <w:r>
+        <w:rPr>
+          <w:rFonts w:cstheme="minorHAnsi"/>
+        </w:rPr>
+        <w:t>ealer ca</w:t>
+      </w:r>
+      <w:r>
+        <w:rPr>
+          <w:rFonts w:cstheme="minorHAnsi"/>
+        </w:rPr>
+        <w:t>n</w:t>
+      </w:r>
+      <w:r>
+        <w:rPr>
+          <w:rFonts w:cstheme="minorHAnsi"/>
+        </w:rPr>
+        <w:t xml:space="preserve"> </w:t>
+      </w:r>
+      <w:proofErr w:type="spellStart"/>
+      <w:r>
+        <w:rPr>
+          <w:rFonts w:cstheme="minorHAnsi"/>
+        </w:rPr>
+        <w:t>unhold</w:t>
+      </w:r>
+      <w:proofErr w:type="spellEnd"/>
+      <w:r>
+        <w:rPr>
+          <w:rFonts w:cstheme="minorHAnsi"/>
+        </w:rPr>
+        <w:t xml:space="preserve"> the order which the</w:t>
+      </w:r>
+      <w:r>
+        <w:rPr>
+          <w:rFonts w:cstheme="minorHAnsi"/>
+        </w:rPr>
+        <w:t>y</w:t>
+      </w:r>
+      <w:r>
+        <w:rPr>
+          <w:rFonts w:cstheme="minorHAnsi"/>
+        </w:rPr>
+        <w:t xml:space="preserve"> have put on hold. Order put on hold by admin cannot be </w:t>
+      </w:r>
+      <w:proofErr w:type="spellStart"/>
+      <w:r>
+        <w:rPr>
+          <w:rFonts w:cstheme="minorHAnsi"/>
+        </w:rPr>
+        <w:t>unhold</w:t>
+      </w:r>
+      <w:proofErr w:type="spellEnd"/>
+      <w:r>
+        <w:rPr>
+          <w:rFonts w:cstheme="minorHAnsi"/>
+        </w:rPr>
+        <w:t xml:space="preserve"> by dealer</w:t>
+      </w:r>
     </w:p>
     <w:sectPr>
       <w:pgSz w:w="11906" w:h="16838"/>
